--- a/bio/resume/DrGailZhouResume.docx
+++ b/bio/resume/DrGailZhouResume.docx
@@ -18,40 +18,23 @@
           <w:sz w:val="24"/>
           <w:szCs w:val="24"/>
         </w:rPr>
-        <w:t xml:space="preserve">Principal Software Engineer | </w:t>
-      </w:r>
-      <w:r>
-        <w:rPr>
-          <w:b/>
-          <w:bCs/>
+        <w:t>Principal Software Engineer | Architect</w:t>
+      </w:r>
+      <w:r>
+        <w:rPr>
+          <w:b/>
           <w:sz w:val="24"/>
           <w:szCs w:val="24"/>
         </w:rPr>
-        <w:t>Architect</w:t>
-      </w:r>
-      <w:r>
-        <w:rPr>
-          <w:b/>
+        <w:t xml:space="preserve"> | </w:t>
+      </w:r>
+      <w:r>
+        <w:rPr>
+          <w:b/>
+          <w:bCs/>
           <w:sz w:val="24"/>
           <w:szCs w:val="24"/>
         </w:rPr>
-        <w:t xml:space="preserve"> </w:t>
-      </w:r>
-      <w:r>
-        <w:rPr>
-          <w:b/>
-          <w:sz w:val="24"/>
-          <w:szCs w:val="24"/>
-        </w:rPr>
-        <w:t xml:space="preserve">| </w:t>
-      </w:r>
-      <w:r>
-        <w:rPr>
-          <w:b/>
-          <w:bCs/>
-          <w:sz w:val="24"/>
-          <w:szCs w:val="24"/>
-        </w:rPr>
         <w:t>Cloud Solution Delivery Leader</w:t>
       </w:r>
     </w:p>
@@ -153,14 +136,7 @@
           <w:sz w:val="20"/>
           <w:szCs w:val="20"/>
         </w:rPr>
-        <w:t xml:space="preserve">solutions that help </w:t>
-      </w:r>
-      <w:r>
-        <w:rPr>
-          <w:sz w:val="20"/>
-          <w:szCs w:val="20"/>
-        </w:rPr>
-        <w:t>customers adopt Azure, Fabric, AI, and data platforms with confidence.</w:t>
+        <w:t>solutions that help customers adopt Azure, Fabric, AI, and data platforms with confidence.</w:t>
       </w:r>
     </w:p>
     <w:p>
@@ -191,6 +167,62 @@
           <w:sz w:val="20"/>
           <w:szCs w:val="20"/>
         </w:rPr>
+        <w:t xml:space="preserve"> and AI</w:t>
+      </w:r>
+      <w:r>
+        <w:rPr>
+          <w:sz w:val="20"/>
+          <w:szCs w:val="20"/>
+        </w:rPr>
+        <w:t xml:space="preserve"> platforms, and </w:t>
+      </w:r>
+      <w:r>
+        <w:rPr>
+          <w:sz w:val="20"/>
+          <w:szCs w:val="20"/>
+        </w:rPr>
+        <w:t>application development.</w:t>
+      </w:r>
+      <w:r>
+        <w:rPr>
+          <w:sz w:val="20"/>
+          <w:szCs w:val="20"/>
+        </w:rPr>
+        <w:t xml:space="preserve"> Trusted for </w:t>
+      </w:r>
+      <w:r>
+        <w:rPr>
+          <w:sz w:val="20"/>
+          <w:szCs w:val="20"/>
+        </w:rPr>
+        <w:t>systems thinking</w:t>
+      </w:r>
+      <w:r>
+        <w:rPr>
+          <w:sz w:val="20"/>
+          <w:szCs w:val="20"/>
+        </w:rPr>
+        <w:t xml:space="preserve"> and </w:t>
+      </w:r>
+      <w:r>
+        <w:rPr>
+          <w:sz w:val="20"/>
+          <w:szCs w:val="20"/>
+        </w:rPr>
+        <w:t>pragmatic leadership</w:t>
+      </w:r>
+      <w:r>
+        <w:rPr>
+          <w:sz w:val="20"/>
+          <w:szCs w:val="20"/>
+        </w:rPr>
+        <w:t>, with</w:t>
+      </w:r>
+      <w:r>
+        <w:rPr>
+          <w:sz w:val="20"/>
+          <w:szCs w:val="20"/>
+        </w:rPr>
         <w:t xml:space="preserve"> </w:t>
       </w:r>
       <w:r>
@@ -198,91 +230,7 @@
           <w:sz w:val="20"/>
           <w:szCs w:val="20"/>
         </w:rPr>
-        <w:t>and AI</w:t>
-      </w:r>
-      <w:r>
-        <w:rPr>
-          <w:sz w:val="20"/>
-          <w:szCs w:val="20"/>
-        </w:rPr>
-        <w:t xml:space="preserve"> platforms, and </w:t>
-      </w:r>
-      <w:r>
-        <w:rPr>
-          <w:sz w:val="20"/>
-          <w:szCs w:val="20"/>
-        </w:rPr>
-        <w:t>application development.</w:t>
-      </w:r>
-      <w:r>
-        <w:rPr>
-          <w:sz w:val="20"/>
-          <w:szCs w:val="20"/>
-        </w:rPr>
-        <w:t xml:space="preserve"> Trusted for </w:t>
-      </w:r>
-      <w:r>
-        <w:rPr>
-          <w:sz w:val="20"/>
-          <w:szCs w:val="20"/>
-        </w:rPr>
-        <w:t>systems thinking</w:t>
-      </w:r>
-      <w:r>
-        <w:rPr>
-          <w:sz w:val="20"/>
-          <w:szCs w:val="20"/>
-        </w:rPr>
-        <w:t xml:space="preserve"> and </w:t>
-      </w:r>
-      <w:r>
-        <w:rPr>
-          <w:sz w:val="20"/>
-          <w:szCs w:val="20"/>
-        </w:rPr>
-        <w:t>pragmatic leadership</w:t>
-      </w:r>
-      <w:r>
-        <w:rPr>
-          <w:sz w:val="20"/>
-          <w:szCs w:val="20"/>
-        </w:rPr>
-        <w:t>, with</w:t>
-      </w:r>
-      <w:r>
-        <w:rPr>
-          <w:sz w:val="20"/>
-          <w:szCs w:val="20"/>
-        </w:rPr>
-        <w:t xml:space="preserve"> </w:t>
-      </w:r>
-      <w:r>
-        <w:rPr>
-          <w:sz w:val="20"/>
-          <w:szCs w:val="20"/>
-        </w:rPr>
-        <w:t xml:space="preserve">9+ years of </w:t>
-      </w:r>
-      <w:r>
-        <w:rPr>
-          <w:sz w:val="20"/>
-          <w:szCs w:val="20"/>
-        </w:rPr>
-        <w:t>Micr</w:t>
-      </w:r>
-      <w:r>
-        <w:rPr>
-          <w:sz w:val="20"/>
-          <w:szCs w:val="20"/>
-        </w:rPr>
-        <w:t>oso</w:t>
-      </w:r>
-      <w:r>
-        <w:rPr>
-          <w:sz w:val="20"/>
-          <w:szCs w:val="20"/>
-        </w:rPr>
-        <w:t>ft Azure</w:t>
+        <w:t>9+ years of Microsoft Azure</w:t>
       </w:r>
       <w:r>
         <w:rPr>
@@ -296,35 +244,7 @@
           <w:sz w:val="20"/>
           <w:szCs w:val="20"/>
         </w:rPr>
-        <w:t xml:space="preserve">, </w:t>
-      </w:r>
-      <w:r>
-        <w:rPr>
-          <w:sz w:val="20"/>
-          <w:szCs w:val="20"/>
-        </w:rPr>
-        <w:t>including</w:t>
-      </w:r>
-      <w:r>
-        <w:rPr>
-          <w:sz w:val="20"/>
-          <w:szCs w:val="20"/>
-        </w:rPr>
-        <w:t xml:space="preserve"> </w:t>
-      </w:r>
-      <w:r>
-        <w:rPr>
-          <w:sz w:val="20"/>
-          <w:szCs w:val="20"/>
-        </w:rPr>
-        <w:t>AI Foundry and Fabric</w:t>
-      </w:r>
-      <w:r>
-        <w:rPr>
-          <w:sz w:val="20"/>
-          <w:szCs w:val="20"/>
-        </w:rPr>
-        <w:t xml:space="preserve"> </w:t>
+        <w:t xml:space="preserve">, including AI Foundry and Fabric </w:t>
       </w:r>
       <w:r>
         <w:rPr>
@@ -338,14 +258,7 @@
           <w:sz w:val="20"/>
           <w:szCs w:val="20"/>
         </w:rPr>
-        <w:t xml:space="preserve"> </w:t>
-      </w:r>
-      <w:r>
-        <w:rPr>
-          <w:sz w:val="20"/>
-          <w:szCs w:val="20"/>
-        </w:rPr>
-        <w:t>I</w:t>
+        <w:t xml:space="preserve"> I</w:t>
       </w:r>
       <w:r>
         <w:rPr>
@@ -432,14 +345,7 @@
           <w:sz w:val="20"/>
           <w:szCs w:val="20"/>
         </w:rPr>
-        <w:t xml:space="preserve"> in wireless applications, smart messaging and logging</w:t>
-      </w:r>
-      <w:r>
-        <w:rPr>
-          <w:sz w:val="20"/>
-          <w:szCs w:val="20"/>
-        </w:rPr>
-        <w:t>.</w:t>
+        <w:t xml:space="preserve"> in wireless applications, smart messaging and logging.</w:t>
       </w:r>
       <w:r>
         <w:rPr>
@@ -453,21 +359,7 @@
           <w:sz w:val="20"/>
           <w:szCs w:val="20"/>
         </w:rPr>
-        <w:t xml:space="preserve"> a</w:t>
-      </w:r>
-      <w:r>
-        <w:rPr>
-          <w:sz w:val="20"/>
-          <w:szCs w:val="20"/>
-        </w:rPr>
-        <w:t>nd Microsoft Azure Architecture Center</w:t>
-      </w:r>
-      <w:r>
-        <w:rPr>
-          <w:sz w:val="20"/>
-          <w:szCs w:val="20"/>
-        </w:rPr>
-        <w:t>.</w:t>
+        <w:t xml:space="preserve"> and Microsoft Azure Architecture Center.</w:t>
       </w:r>
     </w:p>
     <w:p>
@@ -544,63 +436,21 @@
           <w:sz w:val="20"/>
           <w:szCs w:val="20"/>
         </w:rPr>
-        <w:t>e</w:t>
-      </w:r>
-      <w:r>
-        <w:rPr>
-          <w:sz w:val="20"/>
-          <w:szCs w:val="20"/>
-        </w:rPr>
-        <w:t>d</w:t>
-      </w:r>
-      <w:r>
-        <w:rPr>
-          <w:sz w:val="20"/>
-          <w:szCs w:val="20"/>
-        </w:rPr>
-        <w:t xml:space="preserve"> delivery and publication of </w:t>
-      </w:r>
-      <w:r>
-        <w:rPr>
-          <w:sz w:val="20"/>
-          <w:szCs w:val="20"/>
-        </w:rPr>
-        <w:t>1</w:t>
-      </w:r>
-      <w:r>
-        <w:rPr>
-          <w:sz w:val="20"/>
-          <w:szCs w:val="20"/>
-        </w:rPr>
-        <w:t>3</w:t>
-      </w:r>
-      <w:r>
-        <w:rPr>
-          <w:sz w:val="20"/>
-          <w:szCs w:val="20"/>
-        </w:rPr>
-        <w:t xml:space="preserve"> </w:t>
-      </w:r>
-      <w:r>
-        <w:rPr>
-          <w:sz w:val="20"/>
-          <w:szCs w:val="20"/>
-        </w:rPr>
-        <w:t>open-source</w:t>
-      </w:r>
-      <w:r>
-        <w:rPr>
-          <w:sz w:val="20"/>
-          <w:szCs w:val="20"/>
-        </w:rPr>
-        <w:t xml:space="preserve"> projects</w:t>
-      </w:r>
-      <w:r>
-        <w:rPr>
-          <w:sz w:val="20"/>
-          <w:szCs w:val="20"/>
-        </w:rPr>
-        <w:t xml:space="preserve">, </w:t>
+        <w:t xml:space="preserve">ed delivery and publication of </w:t>
+      </w:r>
+      <w:r>
+        <w:rPr>
+          <w:sz w:val="20"/>
+          <w:szCs w:val="20"/>
+        </w:rPr>
+        <w:t>13</w:t>
+      </w:r>
+      <w:r>
+        <w:rPr>
+          <w:sz w:val="20"/>
+          <w:szCs w:val="20"/>
+        </w:rPr>
+        <w:t xml:space="preserve"> open-source projects, </w:t>
       </w:r>
       <w:r>
         <w:rPr>
@@ -614,14 +464,7 @@
           <w:sz w:val="20"/>
           <w:szCs w:val="20"/>
         </w:rPr>
-        <w:t xml:space="preserve"> </w:t>
-      </w:r>
-      <w:r>
-        <w:rPr>
-          <w:sz w:val="20"/>
-          <w:szCs w:val="20"/>
-        </w:rPr>
-        <w:t>high</w:t>
+        <w:t xml:space="preserve"> high</w:t>
       </w:r>
       <w:r>
         <w:rPr>
@@ -635,21 +478,7 @@
           <w:sz w:val="20"/>
           <w:szCs w:val="20"/>
         </w:rPr>
-        <w:t xml:space="preserve">utilization </w:t>
-      </w:r>
-      <w:r>
-        <w:rPr>
-          <w:sz w:val="20"/>
-          <w:szCs w:val="20"/>
-        </w:rPr>
-        <w:t>GitHub</w:t>
-      </w:r>
-      <w:r>
-        <w:rPr>
-          <w:sz w:val="20"/>
-          <w:szCs w:val="20"/>
-        </w:rPr>
-        <w:t xml:space="preserve"> repositories</w:t>
+        <w:t>utilization GitHub repositories</w:t>
       </w:r>
       <w:r>
         <w:rPr>
@@ -692,7 +521,28 @@
           <w:sz w:val="20"/>
           <w:szCs w:val="20"/>
         </w:rPr>
-        <w:t>, expansion, and optimization with a focus on simplicity, automation, and repeatable success.</w:t>
+        <w:t xml:space="preserve">, expansion, and optimization with a focus on simplicity, automation, and repeatable success. </w:t>
+      </w:r>
+      <w:r>
+        <w:rPr>
+          <w:sz w:val="20"/>
+          <w:szCs w:val="20"/>
+        </w:rPr>
+        <w:t>Representative</w:t>
+      </w:r>
+      <w:r>
+        <w:rPr>
+          <w:sz w:val="20"/>
+          <w:szCs w:val="20"/>
+        </w:rPr>
+        <w:t xml:space="preserve"> customers</w:t>
+      </w:r>
+      <w:r>
+        <w:rPr>
+          <w:sz w:val="20"/>
+          <w:szCs w:val="20"/>
+        </w:rPr>
+        <w:t xml:space="preserve"> include</w:t>
       </w:r>
       <w:r>
         <w:rPr>
@@ -706,42 +556,7 @@
           <w:sz w:val="20"/>
           <w:szCs w:val="20"/>
         </w:rPr>
-        <w:t>Representative</w:t>
-      </w:r>
-      <w:r>
-        <w:rPr>
-          <w:sz w:val="20"/>
-          <w:szCs w:val="20"/>
-        </w:rPr>
-        <w:t xml:space="preserve"> customers</w:t>
-      </w:r>
-      <w:r>
-        <w:rPr>
-          <w:sz w:val="20"/>
-          <w:szCs w:val="20"/>
-        </w:rPr>
-        <w:t xml:space="preserve"> include</w:t>
-      </w:r>
-      <w:r>
-        <w:rPr>
-          <w:sz w:val="20"/>
-          <w:szCs w:val="20"/>
-        </w:rPr>
-        <w:t xml:space="preserve"> </w:t>
-      </w:r>
-      <w:r>
-        <w:rPr>
-          <w:sz w:val="20"/>
-          <w:szCs w:val="20"/>
-        </w:rPr>
-        <w:t xml:space="preserve">Bank of America, Sony Pictures, Anthem, PepsiCo, </w:t>
-      </w:r>
-      <w:r>
-        <w:rPr>
-          <w:sz w:val="20"/>
-          <w:szCs w:val="20"/>
-        </w:rPr>
-        <w:t xml:space="preserve">Walgreens, Eli Lilly, </w:t>
+        <w:t xml:space="preserve">Bank of America, Sony Pictures, Anthem, PepsiCo, Walgreens, Eli Lilly, </w:t>
       </w:r>
       <w:proofErr w:type="spellStart"/>
       <w:r>
@@ -771,28 +586,7 @@
           <w:sz w:val="20"/>
           <w:szCs w:val="20"/>
         </w:rPr>
-        <w:t>Cola, Heineken</w:t>
-      </w:r>
-      <w:r>
-        <w:rPr>
-          <w:sz w:val="20"/>
-          <w:szCs w:val="20"/>
-        </w:rPr>
-        <w:t xml:space="preserve">, </w:t>
-      </w:r>
-      <w:r>
-        <w:rPr>
-          <w:sz w:val="20"/>
-          <w:szCs w:val="20"/>
-        </w:rPr>
-        <w:t xml:space="preserve">EY, Chubb, </w:t>
-      </w:r>
-      <w:r>
-        <w:rPr>
-          <w:sz w:val="20"/>
-          <w:szCs w:val="20"/>
-        </w:rPr>
-        <w:t xml:space="preserve">MasterCard, </w:t>
+        <w:t xml:space="preserve">Cola, Heineken, EY, Chubb, MasterCard, </w:t>
       </w:r>
       <w:r>
         <w:rPr>
@@ -849,14 +643,7 @@
           <w:sz w:val="20"/>
           <w:szCs w:val="20"/>
         </w:rPr>
-        <w:t>5 y</w:t>
-      </w:r>
-      <w:r>
-        <w:rPr>
-          <w:sz w:val="20"/>
-          <w:szCs w:val="20"/>
-        </w:rPr>
-        <w:t xml:space="preserve">ears of </w:t>
+        <w:t xml:space="preserve">5 years of </w:t>
       </w:r>
       <w:r>
         <w:rPr>
@@ -870,14 +657,7 @@
           <w:sz w:val="20"/>
           <w:szCs w:val="20"/>
         </w:rPr>
-        <w:t xml:space="preserve"> </w:t>
-      </w:r>
-      <w:r>
-        <w:rPr>
-          <w:sz w:val="20"/>
-          <w:szCs w:val="20"/>
-        </w:rPr>
-        <w:t>experience</w:t>
+        <w:t xml:space="preserve"> experience</w:t>
       </w:r>
       <w:r>
         <w:rPr>
@@ -891,28 +671,7 @@
           <w:sz w:val="20"/>
           <w:szCs w:val="20"/>
         </w:rPr>
-        <w:t xml:space="preserve"> </w:t>
-      </w:r>
-      <w:r>
-        <w:rPr>
-          <w:sz w:val="20"/>
-          <w:szCs w:val="20"/>
-        </w:rPr>
-        <w:t>TCS</w:t>
-      </w:r>
-      <w:r>
-        <w:rPr>
-          <w:sz w:val="20"/>
-          <w:szCs w:val="20"/>
-        </w:rPr>
-        <w:t xml:space="preserve"> and </w:t>
-      </w:r>
-      <w:r>
-        <w:rPr>
-          <w:sz w:val="20"/>
-          <w:szCs w:val="20"/>
-        </w:rPr>
-        <w:t xml:space="preserve">NTT Data. </w:t>
+        <w:t xml:space="preserve"> TCS and NTT Data. </w:t>
       </w:r>
       <w:r>
         <w:rPr>
@@ -940,28 +699,7 @@
           <w:sz w:val="20"/>
           <w:szCs w:val="20"/>
         </w:rPr>
-        <w:t xml:space="preserve">, </w:t>
-      </w:r>
-      <w:r>
-        <w:rPr>
-          <w:sz w:val="20"/>
-          <w:szCs w:val="20"/>
-        </w:rPr>
-        <w:t>World Bank Group,</w:t>
-      </w:r>
-      <w:r>
-        <w:rPr>
-          <w:sz w:val="20"/>
-          <w:szCs w:val="20"/>
-        </w:rPr>
-        <w:t xml:space="preserve"> New York Life</w:t>
-      </w:r>
-      <w:r>
-        <w:rPr>
-          <w:sz w:val="20"/>
-          <w:szCs w:val="20"/>
-        </w:rPr>
-        <w:t xml:space="preserve">, </w:t>
+        <w:t xml:space="preserve">, World Bank Group, New York Life, </w:t>
       </w:r>
       <w:r>
         <w:rPr>
@@ -975,14 +713,7 @@
           <w:sz w:val="20"/>
           <w:szCs w:val="20"/>
         </w:rPr>
-        <w:t>Citibank</w:t>
-      </w:r>
-      <w:r>
-        <w:rPr>
-          <w:sz w:val="20"/>
-          <w:szCs w:val="20"/>
-        </w:rPr>
-        <w:t>.</w:t>
+        <w:t>Citibank.</w:t>
       </w:r>
     </w:p>
     <w:p>
@@ -1004,14 +735,7 @@
           <w:sz w:val="20"/>
           <w:szCs w:val="20"/>
         </w:rPr>
-        <w:t>5</w:t>
-      </w:r>
-      <w:r>
-        <w:rPr>
-          <w:sz w:val="20"/>
-          <w:szCs w:val="20"/>
-        </w:rPr>
-        <w:t xml:space="preserve"> </w:t>
+        <w:t xml:space="preserve">5 </w:t>
       </w:r>
       <w:r>
         <w:rPr>
@@ -1039,28 +763,7 @@
           <w:sz w:val="20"/>
           <w:szCs w:val="20"/>
         </w:rPr>
-        <w:t xml:space="preserve"> </w:t>
-      </w:r>
-      <w:r>
-        <w:rPr>
-          <w:sz w:val="20"/>
-          <w:szCs w:val="20"/>
-        </w:rPr>
-        <w:t>Truist</w:t>
-      </w:r>
-      <w:r>
-        <w:rPr>
-          <w:sz w:val="20"/>
-          <w:szCs w:val="20"/>
-        </w:rPr>
-        <w:t xml:space="preserve">, </w:t>
-      </w:r>
-      <w:r>
-        <w:rPr>
-          <w:sz w:val="20"/>
-          <w:szCs w:val="20"/>
-        </w:rPr>
-        <w:t>Bank of America</w:t>
+        <w:t xml:space="preserve"> Truist, Bank of America</w:t>
       </w:r>
       <w:r>
         <w:rPr>
@@ -1692,51 +1395,14 @@
           <w:sz w:val="20"/>
           <w:szCs w:val="20"/>
         </w:rPr>
-        <w:t xml:space="preserve"> and key contributor</w:t>
-      </w:r>
-      <w:r>
-        <w:rPr>
-          <w:b/>
-          <w:bCs/>
-          <w:sz w:val="20"/>
-          <w:szCs w:val="20"/>
-        </w:rPr>
-        <w:t xml:space="preserve"> (2023)</w:t>
-      </w:r>
-      <w:r>
-        <w:rPr>
-          <w:sz w:val="20"/>
-          <w:szCs w:val="20"/>
-        </w:rPr>
-        <w:t>:</w:t>
-      </w:r>
-      <w:r>
-        <w:rPr>
-          <w:sz w:val="20"/>
-          <w:szCs w:val="20"/>
-        </w:rPr>
-        <w:t xml:space="preserve"> </w:t>
-      </w:r>
-      <w:r>
-        <w:rPr>
-          <w:sz w:val="20"/>
-          <w:szCs w:val="20"/>
-        </w:rPr>
-        <w:t xml:space="preserve">Intelligent Field Service </w:t>
-      </w:r>
-      <w:r>
-        <w:rPr>
-          <w:sz w:val="20"/>
-          <w:szCs w:val="20"/>
-        </w:rPr>
-        <w:t>Solution Accelerator</w:t>
-      </w:r>
-      <w:r>
-        <w:rPr>
-          <w:sz w:val="20"/>
-          <w:szCs w:val="20"/>
-        </w:rPr>
-        <w:t xml:space="preserve"> (</w:t>
+        <w:t xml:space="preserve"> and key contributor (2023)</w:t>
+      </w:r>
+      <w:r>
+        <w:rPr>
+          <w:sz w:val="20"/>
+          <w:szCs w:val="20"/>
+        </w:rPr>
+        <w:t>: Intelligent Field Service Solution Accelerator (</w:t>
       </w:r>
       <w:r>
         <w:rPr>
@@ -2327,14 +1993,7 @@
           <w:sz w:val="20"/>
           <w:szCs w:val="20"/>
         </w:rPr>
-        <w:t>2</w:t>
-      </w:r>
-      <w:r>
-        <w:rPr>
-          <w:sz w:val="20"/>
-          <w:szCs w:val="20"/>
-        </w:rPr>
-        <w:t xml:space="preserve">025: LinkedIn Article: </w:t>
+        <w:t xml:space="preserve">2025: LinkedIn Article: </w:t>
       </w:r>
       <w:hyperlink r:id="rId23" w:history="1">
         <w:r>
@@ -2343,31 +2002,7 @@
             <w:sz w:val="20"/>
             <w:szCs w:val="20"/>
           </w:rPr>
-          <w:t xml:space="preserve">A </w:t>
-        </w:r>
-        <w:r>
-          <w:rPr>
-            <w:rStyle w:val="Hyperlink"/>
-            <w:sz w:val="20"/>
-            <w:szCs w:val="20"/>
-          </w:rPr>
-          <w:t>reusable</w:t>
-        </w:r>
-        <w:r>
-          <w:rPr>
-            <w:rStyle w:val="Hyperlink"/>
-            <w:sz w:val="20"/>
-            <w:szCs w:val="20"/>
-          </w:rPr>
-          <w:t xml:space="preserve"> </w:t>
-        </w:r>
-        <w:r>
-          <w:rPr>
-            <w:rStyle w:val="Hyperlink"/>
-            <w:sz w:val="20"/>
-            <w:szCs w:val="20"/>
-          </w:rPr>
-          <w:t>.NET</w:t>
+          <w:t>A reusable .NET</w:t>
         </w:r>
         <w:r>
           <w:rPr>
@@ -2399,15 +2034,7 @@
             <w:sz w:val="20"/>
             <w:szCs w:val="20"/>
           </w:rPr>
-          <w:t xml:space="preserve"> </w:t>
-        </w:r>
-        <w:r>
-          <w:rPr>
-            <w:rStyle w:val="Hyperlink"/>
-            <w:sz w:val="20"/>
-            <w:szCs w:val="20"/>
-          </w:rPr>
-          <w:t>framework</w:t>
+          <w:t xml:space="preserve"> framework</w:t>
         </w:r>
       </w:hyperlink>
       <w:r>
@@ -2437,14 +2064,7 @@
           <w:sz w:val="20"/>
           <w:szCs w:val="20"/>
         </w:rPr>
-        <w:t>2</w:t>
-      </w:r>
-      <w:r>
-        <w:rPr>
-          <w:sz w:val="20"/>
-          <w:szCs w:val="20"/>
-        </w:rPr>
-        <w:t xml:space="preserve">024: LinkedIn Article: </w:t>
+        <w:t xml:space="preserve">2024: LinkedIn Article: </w:t>
       </w:r>
       <w:hyperlink r:id="rId24" w:history="1">
         <w:r>
@@ -2567,21 +2187,7 @@
           <w:sz w:val="20"/>
           <w:szCs w:val="20"/>
         </w:rPr>
-        <w:t xml:space="preserve">2022: Microsoft AI/ML Airlift Conference: Azure </w:t>
-      </w:r>
-      <w:r>
-        <w:rPr>
-          <w:sz w:val="20"/>
-          <w:szCs w:val="20"/>
-        </w:rPr>
-        <w:t>PDF</w:t>
-      </w:r>
-      <w:r>
-        <w:rPr>
-          <w:sz w:val="20"/>
-          <w:szCs w:val="20"/>
-        </w:rPr>
-        <w:t xml:space="preserve"> Processing Automation using </w:t>
+        <w:t xml:space="preserve">2022: Microsoft AI/ML Airlift Conference: Azure PDF Processing Automation using </w:t>
       </w:r>
       <w:r>
         <w:rPr>
@@ -2788,13 +2394,7 @@
         <w:rPr>
           <w:bCs/>
         </w:rPr>
-        <w:t>Architect</w:t>
-      </w:r>
-      <w:r>
-        <w:rPr>
-          <w:bCs/>
-        </w:rPr>
-        <w:t xml:space="preserve"> </w:t>
+        <w:t xml:space="preserve">Architect </w:t>
       </w:r>
       <w:r>
         <w:rPr>
@@ -2853,14 +2453,7 @@
           <w:sz w:val="20"/>
           <w:szCs w:val="20"/>
         </w:rPr>
-        <w:t>: Better</w:t>
-      </w:r>
-      <w:r>
-        <w:rPr>
-          <w:sz w:val="20"/>
-          <w:szCs w:val="20"/>
-        </w:rPr>
-        <w:t xml:space="preserve"> Together Award </w:t>
+        <w:t xml:space="preserve">: Better Together Award </w:t>
       </w:r>
       <w:r>
         <w:rPr>
@@ -2874,21 +2467,7 @@
           <w:sz w:val="20"/>
           <w:szCs w:val="20"/>
         </w:rPr>
-        <w:t>May 2019</w:t>
-      </w:r>
-      <w:r>
-        <w:rPr>
-          <w:sz w:val="20"/>
-          <w:szCs w:val="20"/>
-        </w:rPr>
-        <w:t xml:space="preserve">, </w:t>
-      </w:r>
-      <w:r>
-        <w:rPr>
-          <w:sz w:val="20"/>
-          <w:szCs w:val="20"/>
-        </w:rPr>
-        <w:t xml:space="preserve">Special Award </w:t>
+        <w:t xml:space="preserve">May 2019, Special Award </w:t>
       </w:r>
       <w:r>
         <w:rPr>
@@ -2916,63 +2495,7 @@
           <w:sz w:val="20"/>
           <w:szCs w:val="20"/>
         </w:rPr>
-        <w:t xml:space="preserve"> </w:t>
-      </w:r>
-      <w:r>
-        <w:rPr>
-          <w:sz w:val="20"/>
-          <w:szCs w:val="20"/>
-        </w:rPr>
-        <w:t xml:space="preserve">to </w:t>
-      </w:r>
-      <w:r>
-        <w:rPr>
-          <w:sz w:val="20"/>
-          <w:szCs w:val="20"/>
-        </w:rPr>
-        <w:t>Principal</w:t>
-      </w:r>
-      <w:r>
-        <w:rPr>
-          <w:sz w:val="20"/>
-          <w:szCs w:val="20"/>
-        </w:rPr>
-        <w:t xml:space="preserve"> Architect</w:t>
-      </w:r>
-      <w:r>
-        <w:rPr>
-          <w:sz w:val="20"/>
-          <w:szCs w:val="20"/>
-        </w:rPr>
-        <w:t xml:space="preserve"> </w:t>
-      </w:r>
-      <w:r>
-        <w:rPr>
-          <w:sz w:val="20"/>
-          <w:szCs w:val="20"/>
-        </w:rPr>
-        <w:t>in</w:t>
-      </w:r>
-      <w:r>
-        <w:rPr>
-          <w:sz w:val="20"/>
-          <w:szCs w:val="20"/>
-        </w:rPr>
-        <w:t xml:space="preserve"> 202</w:t>
-      </w:r>
-      <w:r>
-        <w:rPr>
-          <w:sz w:val="20"/>
-          <w:szCs w:val="20"/>
-        </w:rPr>
-        <w:t>2</w:t>
-      </w:r>
-      <w:r>
-        <w:rPr>
-          <w:sz w:val="20"/>
-          <w:szCs w:val="20"/>
-        </w:rPr>
-        <w:t xml:space="preserve">, </w:t>
+        <w:t xml:space="preserve"> to Principal Architect in 2022, </w:t>
       </w:r>
       <w:r>
         <w:rPr>
@@ -3017,22 +2540,13 @@
         </w:rPr>
       </w:pPr>
       <w:r>
-        <w:t>Principal Software Engineer</w:t>
-      </w:r>
-      <w:r>
-        <w:t xml:space="preserve">, </w:t>
-      </w:r>
-      <w:r>
-        <w:t xml:space="preserve">Commercial Solutions </w:t>
+        <w:t xml:space="preserve">Principal Software Engineer, Commercial Solutions </w:t>
       </w:r>
       <w:r>
         <w:t>Areas</w:t>
       </w:r>
       <w:r>
-        <w:t xml:space="preserve"> CTO Engineering, </w:t>
-      </w:r>
-      <w:r>
-        <w:t>March 2024 – Present</w:t>
+        <w:t xml:space="preserve"> CTO Engineering, March 2024 – Present</w:t>
       </w:r>
     </w:p>
     <w:p>
@@ -3053,14 +2567,7 @@
           <w:sz w:val="20"/>
           <w:szCs w:val="20"/>
         </w:rPr>
-        <w:t xml:space="preserve">Solution Lead: </w:t>
-      </w:r>
-      <w:r>
-        <w:rPr>
-          <w:sz w:val="20"/>
-          <w:szCs w:val="20"/>
-        </w:rPr>
-        <w:t>Microsoft IQ Gold Standard Solution Accelerator (GSA) (</w:t>
+        <w:t>Solution Lead: Microsoft IQ Gold Standard Solution Accelerator (GSA) (</w:t>
       </w:r>
       <w:hyperlink r:id="rId25" w:history="1">
         <w:r>
@@ -3099,31 +2606,7 @@
           <w:sz w:val="20"/>
           <w:szCs w:val="20"/>
         </w:rPr>
-        <w:t xml:space="preserve">Solution </w:t>
-      </w:r>
-      <w:r>
-        <w:rPr>
-          <w:bCs/>
-          <w:sz w:val="20"/>
-          <w:szCs w:val="20"/>
-        </w:rPr>
-        <w:t>L</w:t>
-      </w:r>
-      <w:r>
-        <w:rPr>
-          <w:bCs/>
-          <w:sz w:val="20"/>
-          <w:szCs w:val="20"/>
-        </w:rPr>
-        <w:t>ead</w:t>
-      </w:r>
-      <w:r>
-        <w:rPr>
-          <w:bCs/>
-          <w:sz w:val="20"/>
-          <w:szCs w:val="20"/>
-        </w:rPr>
-        <w:t xml:space="preserve">: </w:t>
+        <w:t xml:space="preserve">Solution Lead: </w:t>
       </w:r>
       <w:r>
         <w:rPr>
@@ -3168,47 +2651,7 @@
           <w:sz w:val="20"/>
           <w:szCs w:val="20"/>
         </w:rPr>
-        <w:t xml:space="preserve">Solution </w:t>
-      </w:r>
-      <w:r>
-        <w:rPr>
-          <w:bCs/>
-          <w:sz w:val="20"/>
-          <w:szCs w:val="20"/>
-        </w:rPr>
-        <w:t>L</w:t>
-      </w:r>
-      <w:r>
-        <w:rPr>
-          <w:bCs/>
-          <w:sz w:val="20"/>
-          <w:szCs w:val="20"/>
-        </w:rPr>
-        <w:t>ead</w:t>
-      </w:r>
-      <w:r>
-        <w:rPr>
-          <w:bCs/>
-          <w:sz w:val="20"/>
-          <w:szCs w:val="20"/>
-        </w:rPr>
-        <w:t>:</w:t>
-      </w:r>
-      <w:r>
-        <w:rPr>
-          <w:bCs/>
-          <w:sz w:val="20"/>
-          <w:szCs w:val="20"/>
-        </w:rPr>
-        <w:t xml:space="preserve"> </w:t>
-      </w:r>
-      <w:r>
-        <w:rPr>
-          <w:bCs/>
-          <w:sz w:val="20"/>
-          <w:szCs w:val="20"/>
-        </w:rPr>
-        <w:t>Unified</w:t>
+        <w:t>Solution Lead: Unified</w:t>
       </w:r>
       <w:r>
         <w:rPr>
@@ -3268,23 +2711,7 @@
           <w:sz w:val="20"/>
           <w:szCs w:val="20"/>
         </w:rPr>
-        <w:t xml:space="preserve"> </w:t>
-      </w:r>
-      <w:r>
-        <w:rPr>
-          <w:bCs/>
-          <w:sz w:val="20"/>
-          <w:szCs w:val="20"/>
-        </w:rPr>
-        <w:t>lead</w:t>
-      </w:r>
-      <w:r>
-        <w:rPr>
-          <w:bCs/>
-          <w:sz w:val="20"/>
-          <w:szCs w:val="20"/>
-        </w:rPr>
-        <w:t xml:space="preserve"> </w:t>
+        <w:t xml:space="preserve"> lead </w:t>
       </w:r>
       <w:r>
         <w:rPr>
@@ -3299,15 +2726,7 @@
           <w:sz w:val="20"/>
           <w:szCs w:val="20"/>
         </w:rPr>
-        <w:t xml:space="preserve"> sandbox and WAF-aligned solution architecture</w:t>
-      </w:r>
-      <w:r>
-        <w:rPr>
-          <w:bCs/>
-          <w:sz w:val="20"/>
-          <w:szCs w:val="20"/>
-        </w:rPr>
-        <w:t xml:space="preserve">s (GitHub Repo: </w:t>
+        <w:t xml:space="preserve"> sandbox and WAF-aligned solution architectures (GitHub Repo: </w:t>
       </w:r>
       <w:hyperlink r:id="rId28" w:history="1">
         <w:r>
@@ -3420,7 +2839,7 @@
           <w:sz w:val="20"/>
           <w:szCs w:val="20"/>
         </w:rPr>
-        <w:t>Principal Architect</w:t>
+        <w:t xml:space="preserve">Principal Architect, </w:t>
       </w:r>
       <w:r>
         <w:rPr>
@@ -3428,7 +2847,7 @@
           <w:sz w:val="20"/>
           <w:szCs w:val="20"/>
         </w:rPr>
-        <w:t xml:space="preserve">, </w:t>
+        <w:t xml:space="preserve">Industry Solution Delivery and </w:t>
       </w:r>
       <w:r>
         <w:rPr>
@@ -3436,7 +2855,14 @@
           <w:sz w:val="20"/>
           <w:szCs w:val="20"/>
         </w:rPr>
-        <w:t>Industr</w:t>
+        <w:t>Early Access Engineering, Dec 2021</w:t>
+      </w:r>
+      <w:r>
+        <w:rPr>
+          <w:sz w:val="20"/>
+          <w:szCs w:val="20"/>
+        </w:rPr>
+        <w:t xml:space="preserve"> –</w:t>
       </w:r>
       <w:r>
         <w:rPr>
@@ -3444,7 +2870,7 @@
           <w:sz w:val="20"/>
           <w:szCs w:val="20"/>
         </w:rPr>
-        <w:t xml:space="preserve">y </w:t>
+        <w:t xml:space="preserve"> </w:t>
       </w:r>
       <w:r>
         <w:rPr>
@@ -3452,7 +2878,7 @@
           <w:sz w:val="20"/>
           <w:szCs w:val="20"/>
         </w:rPr>
-        <w:t xml:space="preserve">Solution Delivery and </w:t>
+        <w:t xml:space="preserve">Mar </w:t>
       </w:r>
       <w:r>
         <w:rPr>
@@ -3460,7 +2886,7 @@
           <w:sz w:val="20"/>
           <w:szCs w:val="20"/>
         </w:rPr>
-        <w:t>Early Access Engineering</w:t>
+        <w:t>202</w:t>
       </w:r>
       <w:r>
         <w:rPr>
@@ -3468,22 +2894,24 @@
           <w:sz w:val="20"/>
           <w:szCs w:val="20"/>
         </w:rPr>
-        <w:t xml:space="preserve">, </w:t>
+        <w:t>4</w:t>
+      </w:r>
+      <w:r>
+        <w:rPr>
+          <w:sz w:val="20"/>
+          <w:szCs w:val="20"/>
+        </w:rPr>
+        <w:t>. Promoted</w:t>
       </w:r>
       <w:r>
         <w:rPr>
           <w:rFonts w:asciiTheme="minorHAnsi" w:hAnsiTheme="minorHAnsi" w:cstheme="minorHAnsi"/>
-          <w:sz w:val="20"/>
-          <w:szCs w:val="20"/>
-        </w:rPr>
-        <w:t>Dec 2021</w:t>
-      </w:r>
-      <w:r>
-        <w:rPr>
-          <w:sz w:val="20"/>
-          <w:szCs w:val="20"/>
-        </w:rPr>
-        <w:t xml:space="preserve"> –</w:t>
+          <w:b/>
+          <w:bCs/>
+          <w:sz w:val="20"/>
+          <w:szCs w:val="20"/>
+        </w:rPr>
+        <w:t xml:space="preserve"> to Principal Architect </w:t>
       </w:r>
       <w:r>
         <w:rPr>
@@ -3491,7 +2919,7 @@
           <w:sz w:val="20"/>
           <w:szCs w:val="20"/>
         </w:rPr>
-        <w:t xml:space="preserve"> </w:t>
+        <w:t>in</w:t>
       </w:r>
       <w:r>
         <w:rPr>
@@ -3499,92 +2927,7 @@
           <w:sz w:val="20"/>
           <w:szCs w:val="20"/>
         </w:rPr>
-        <w:t>Mar</w:t>
-      </w:r>
-      <w:r>
-        <w:rPr>
-          <w:rFonts w:asciiTheme="minorHAnsi" w:hAnsiTheme="minorHAnsi" w:cstheme="minorHAnsi"/>
-          <w:sz w:val="20"/>
-          <w:szCs w:val="20"/>
-        </w:rPr>
-        <w:t xml:space="preserve"> </w:t>
-      </w:r>
-      <w:r>
-        <w:rPr>
-          <w:rFonts w:asciiTheme="minorHAnsi" w:hAnsiTheme="minorHAnsi" w:cstheme="minorHAnsi"/>
-          <w:sz w:val="20"/>
-          <w:szCs w:val="20"/>
-        </w:rPr>
-        <w:t>202</w:t>
-      </w:r>
-      <w:r>
-        <w:rPr>
-          <w:rFonts w:asciiTheme="minorHAnsi" w:hAnsiTheme="minorHAnsi" w:cstheme="minorHAnsi"/>
-          <w:sz w:val="20"/>
-          <w:szCs w:val="20"/>
-        </w:rPr>
-        <w:t>4</w:t>
-      </w:r>
-      <w:r>
-        <w:rPr>
-          <w:sz w:val="20"/>
-          <w:szCs w:val="20"/>
-        </w:rPr>
-        <w:t>. Promoted</w:t>
-      </w:r>
-      <w:r>
-        <w:rPr>
-          <w:rFonts w:asciiTheme="minorHAnsi" w:hAnsiTheme="minorHAnsi" w:cstheme="minorHAnsi"/>
-          <w:b/>
-          <w:bCs/>
-          <w:sz w:val="20"/>
-          <w:szCs w:val="20"/>
-        </w:rPr>
-        <w:t xml:space="preserve"> to </w:t>
-      </w:r>
-      <w:r>
-        <w:rPr>
-          <w:rFonts w:asciiTheme="minorHAnsi" w:hAnsiTheme="minorHAnsi" w:cstheme="minorHAnsi"/>
-          <w:b/>
-          <w:bCs/>
-          <w:sz w:val="20"/>
-          <w:szCs w:val="20"/>
-        </w:rPr>
-        <w:t>Principal</w:t>
-      </w:r>
-      <w:r>
-        <w:rPr>
-          <w:rFonts w:asciiTheme="minorHAnsi" w:hAnsiTheme="minorHAnsi" w:cstheme="minorHAnsi"/>
-          <w:b/>
-          <w:bCs/>
-          <w:sz w:val="20"/>
-          <w:szCs w:val="20"/>
-        </w:rPr>
-        <w:t xml:space="preserve"> Architect </w:t>
-      </w:r>
-      <w:r>
-        <w:rPr>
-          <w:rFonts w:asciiTheme="minorHAnsi" w:hAnsiTheme="minorHAnsi" w:cstheme="minorHAnsi"/>
-          <w:sz w:val="20"/>
-          <w:szCs w:val="20"/>
-        </w:rPr>
-        <w:t>in</w:t>
-      </w:r>
-      <w:r>
-        <w:rPr>
-          <w:rFonts w:asciiTheme="minorHAnsi" w:hAnsiTheme="minorHAnsi" w:cstheme="minorHAnsi"/>
-          <w:sz w:val="20"/>
-          <w:szCs w:val="20"/>
-        </w:rPr>
-        <w:t xml:space="preserve"> </w:t>
-      </w:r>
-      <w:r>
-        <w:rPr>
-          <w:rFonts w:asciiTheme="minorHAnsi" w:hAnsiTheme="minorHAnsi" w:cstheme="minorHAnsi"/>
-          <w:sz w:val="20"/>
-          <w:szCs w:val="20"/>
-        </w:rPr>
-        <w:t xml:space="preserve">March </w:t>
+        <w:t xml:space="preserve"> March </w:t>
       </w:r>
       <w:r>
         <w:rPr>
@@ -3622,7 +2965,7 @@
           <w:sz w:val="20"/>
           <w:szCs w:val="20"/>
         </w:rPr>
-        <w:t>Led the development and publication of</w:t>
+        <w:t xml:space="preserve">Led the development and publication of </w:t>
       </w:r>
       <w:r>
         <w:rPr>
@@ -3630,15 +2973,45 @@
           <w:sz w:val="20"/>
           <w:szCs w:val="20"/>
         </w:rPr>
+        <w:t xml:space="preserve">intelligent </w:t>
+      </w:r>
+      <w:r>
+        <w:rPr>
+          <w:rFonts w:asciiTheme="minorHAnsi" w:hAnsiTheme="minorHAnsi" w:cstheme="minorHAnsi"/>
+          <w:sz w:val="20"/>
+          <w:szCs w:val="20"/>
+        </w:rPr>
+        <w:t>field service</w:t>
+      </w:r>
+      <w:r>
+        <w:rPr>
+          <w:rFonts w:asciiTheme="minorHAnsi" w:hAnsiTheme="minorHAnsi" w:cstheme="minorHAnsi"/>
+          <w:sz w:val="20"/>
+          <w:szCs w:val="20"/>
+        </w:rPr>
         <w:t xml:space="preserve"> </w:t>
       </w:r>
       <w:r>
         <w:rPr>
+          <w:sz w:val="20"/>
+          <w:szCs w:val="20"/>
+        </w:rPr>
+        <w:t>solutions</w:t>
+      </w:r>
+      <w:r>
+        <w:rPr>
           <w:rFonts w:asciiTheme="minorHAnsi" w:hAnsiTheme="minorHAnsi" w:cstheme="minorHAnsi"/>
           <w:sz w:val="20"/>
           <w:szCs w:val="20"/>
         </w:rPr>
-        <w:t xml:space="preserve">intelligent </w:t>
+        <w:t xml:space="preserve"> using Microsoft Dynamics 365 connected services </w:t>
+      </w:r>
+      <w:r>
+        <w:rPr>
+          <w:sz w:val="20"/>
+          <w:szCs w:val="20"/>
+        </w:rPr>
+        <w:t>and</w:t>
       </w:r>
       <w:r>
         <w:rPr>
@@ -3646,7 +3019,14 @@
           <w:sz w:val="20"/>
           <w:szCs w:val="20"/>
         </w:rPr>
-        <w:t>field service</w:t>
+        <w:t xml:space="preserve"> IoT </w:t>
+      </w:r>
+      <w:r>
+        <w:rPr>
+          <w:sz w:val="20"/>
+          <w:szCs w:val="20"/>
+        </w:rPr>
+        <w:t>technologies. The solution</w:t>
       </w:r>
       <w:r>
         <w:rPr>
@@ -3654,68 +3034,7 @@
           <w:sz w:val="20"/>
           <w:szCs w:val="20"/>
         </w:rPr>
-        <w:t xml:space="preserve"> </w:t>
-      </w:r>
-      <w:r>
-        <w:rPr>
-          <w:sz w:val="20"/>
-          <w:szCs w:val="20"/>
-        </w:rPr>
-        <w:t>solutions</w:t>
-      </w:r>
-      <w:r>
-        <w:rPr>
-          <w:rFonts w:asciiTheme="minorHAnsi" w:hAnsiTheme="minorHAnsi" w:cstheme="minorHAnsi"/>
-          <w:sz w:val="20"/>
-          <w:szCs w:val="20"/>
-        </w:rPr>
-        <w:t xml:space="preserve"> using Microsoft Dynamics 365 connected services </w:t>
-      </w:r>
-      <w:r>
-        <w:rPr>
-          <w:sz w:val="20"/>
-          <w:szCs w:val="20"/>
-        </w:rPr>
-        <w:t>and</w:t>
-      </w:r>
-      <w:r>
-        <w:rPr>
-          <w:rFonts w:asciiTheme="minorHAnsi" w:hAnsiTheme="minorHAnsi" w:cstheme="minorHAnsi"/>
-          <w:sz w:val="20"/>
-          <w:szCs w:val="20"/>
-        </w:rPr>
-        <w:t xml:space="preserve"> IoT </w:t>
-      </w:r>
-      <w:r>
-        <w:rPr>
-          <w:sz w:val="20"/>
-          <w:szCs w:val="20"/>
-        </w:rPr>
-        <w:t>technologies. The solution</w:t>
-      </w:r>
-      <w:r>
-        <w:rPr>
-          <w:rFonts w:asciiTheme="minorHAnsi" w:hAnsiTheme="minorHAnsi" w:cstheme="minorHAnsi"/>
-          <w:sz w:val="20"/>
-          <w:szCs w:val="20"/>
-        </w:rPr>
-        <w:t xml:space="preserve"> </w:t>
-      </w:r>
-      <w:r>
-        <w:rPr>
-          <w:rFonts w:asciiTheme="minorHAnsi" w:hAnsiTheme="minorHAnsi" w:cstheme="minorHAnsi"/>
-          <w:sz w:val="20"/>
-          <w:szCs w:val="20"/>
-        </w:rPr>
-        <w:t>is used to</w:t>
-      </w:r>
-      <w:r>
-        <w:rPr>
-          <w:rFonts w:asciiTheme="minorHAnsi" w:hAnsiTheme="minorHAnsi" w:cstheme="minorHAnsi"/>
-          <w:sz w:val="20"/>
-          <w:szCs w:val="20"/>
-        </w:rPr>
-        <w:t xml:space="preserve"> remotely monitor and manage IoT </w:t>
+        <w:t xml:space="preserve"> is used to remotely monitor and manage IoT </w:t>
       </w:r>
       <w:r>
         <w:rPr>
@@ -3851,34 +3170,7 @@
           <w:szCs w:val="20"/>
           <w:shd w:val="clear" w:color="auto" w:fill="FFFFFF"/>
         </w:rPr>
-        <w:t xml:space="preserve">Led the development and publication of </w:t>
-      </w:r>
-      <w:r>
-        <w:rPr>
-          <w:rFonts w:asciiTheme="minorHAnsi" w:hAnsiTheme="minorHAnsi" w:cstheme="minorHAnsi"/>
-          <w:sz w:val="20"/>
-          <w:szCs w:val="20"/>
-          <w:shd w:val="clear" w:color="auto" w:fill="FFFFFF"/>
-        </w:rPr>
-        <w:t xml:space="preserve">Azure PDF Form </w:t>
-      </w:r>
-      <w:r>
-        <w:rPr>
-          <w:rFonts w:asciiTheme="minorHAnsi" w:hAnsiTheme="minorHAnsi" w:cstheme="minorHAnsi"/>
-          <w:sz w:val="20"/>
-          <w:szCs w:val="20"/>
-          <w:shd w:val="clear" w:color="auto" w:fill="FFFFFF"/>
-        </w:rPr>
-        <w:t>Processing Automation</w:t>
-      </w:r>
-      <w:r>
-        <w:rPr>
-          <w:rFonts w:asciiTheme="minorHAnsi" w:hAnsiTheme="minorHAnsi" w:cstheme="minorHAnsi"/>
-          <w:sz w:val="20"/>
-          <w:szCs w:val="20"/>
-          <w:shd w:val="clear" w:color="auto" w:fill="FFFFFF"/>
-        </w:rPr>
-        <w:t xml:space="preserve"> Solution Accelerator</w:t>
+        <w:t>Led the development and publication of Azure PDF Form Processing Automation Solution Accelerator</w:t>
       </w:r>
       <w:r>
         <w:rPr>
@@ -4083,47 +3375,7 @@
           <w:sz w:val="20"/>
           <w:szCs w:val="20"/>
         </w:rPr>
-        <w:t xml:space="preserve">Lead Architect, </w:t>
-      </w:r>
-      <w:r>
-        <w:rPr>
-          <w:rFonts w:asciiTheme="minorHAnsi" w:hAnsiTheme="minorHAnsi" w:cstheme="minorHAnsi"/>
-          <w:sz w:val="20"/>
-          <w:szCs w:val="20"/>
-        </w:rPr>
-        <w:t xml:space="preserve">Analytics and AI </w:t>
-      </w:r>
-      <w:r>
-        <w:rPr>
-          <w:rFonts w:asciiTheme="minorHAnsi" w:hAnsiTheme="minorHAnsi" w:cstheme="minorHAnsi"/>
-          <w:sz w:val="20"/>
-          <w:szCs w:val="20"/>
-        </w:rPr>
-        <w:t>Accelerat</w:t>
-      </w:r>
-      <w:r>
-        <w:rPr>
-          <w:rFonts w:asciiTheme="minorHAnsi" w:hAnsiTheme="minorHAnsi" w:cstheme="minorHAnsi"/>
-          <w:sz w:val="20"/>
-          <w:szCs w:val="20"/>
-        </w:rPr>
-        <w:t>e</w:t>
-      </w:r>
-      <w:r>
-        <w:rPr>
-          <w:rFonts w:asciiTheme="minorHAnsi" w:hAnsiTheme="minorHAnsi" w:cstheme="minorHAnsi"/>
-          <w:sz w:val="20"/>
-          <w:szCs w:val="20"/>
-        </w:rPr>
-        <w:t xml:space="preserve"> Program</w:t>
-      </w:r>
-      <w:r>
-        <w:rPr>
-          <w:rFonts w:asciiTheme="minorHAnsi" w:hAnsiTheme="minorHAnsi" w:cstheme="minorHAnsi"/>
-          <w:sz w:val="20"/>
-          <w:szCs w:val="20"/>
-        </w:rPr>
-        <w:t xml:space="preserve">, </w:t>
+        <w:t xml:space="preserve">Lead Architect, Analytics and AI Accelerate Program, </w:t>
       </w:r>
       <w:r>
         <w:rPr>
@@ -4283,23 +3535,7 @@
           <w:sz w:val="20"/>
           <w:szCs w:val="20"/>
         </w:rPr>
-        <w:t xml:space="preserve">Architect, </w:t>
-      </w:r>
-      <w:r>
-        <w:rPr>
-          <w:rFonts w:asciiTheme="minorHAnsi" w:hAnsiTheme="minorHAnsi" w:cstheme="minorHAnsi"/>
-          <w:sz w:val="20"/>
-          <w:szCs w:val="20"/>
-        </w:rPr>
-        <w:t>Azure Synapse Customer Success Engineering Program</w:t>
-      </w:r>
-      <w:r>
-        <w:rPr>
-          <w:rFonts w:asciiTheme="minorHAnsi" w:hAnsiTheme="minorHAnsi" w:cstheme="minorHAnsi"/>
-          <w:sz w:val="20"/>
-          <w:szCs w:val="20"/>
-        </w:rPr>
-        <w:t xml:space="preserve">, </w:t>
+        <w:t xml:space="preserve">Architect, Azure Synapse Customer Success Engineering Program, </w:t>
       </w:r>
       <w:r>
         <w:rPr>
@@ -5624,26 +4860,55 @@
           <w:sz w:val="20"/>
           <w:szCs w:val="20"/>
         </w:rPr>
-        <w:t xml:space="preserve">Bank of America, VP, </w:t>
-      </w:r>
-      <w:r>
-        <w:rPr>
+        <w:t>Truist</w:t>
+      </w:r>
+      <w:r>
+        <w:rPr>
+          <w:b/>
           <w:bCs/>
           <w:i/>
           <w:iCs/>
           <w:sz w:val="20"/>
           <w:szCs w:val="20"/>
         </w:rPr>
-        <w:t xml:space="preserve">Enterprise Architect                                </w:t>
-      </w:r>
-      <w:r>
-        <w:rPr>
+        <w:t xml:space="preserve">, VP, </w:t>
+      </w:r>
+      <w:r>
+        <w:rPr>
+          <w:bCs/>
           <w:i/>
           <w:iCs/>
           <w:sz w:val="20"/>
           <w:szCs w:val="20"/>
         </w:rPr>
-        <w:t xml:space="preserve">                                          200</w:t>
+        <w:t xml:space="preserve">Enterprise Architect                                </w:t>
+      </w:r>
+      <w:r>
+        <w:rPr>
+          <w:i/>
+          <w:iCs/>
+          <w:sz w:val="20"/>
+          <w:szCs w:val="20"/>
+        </w:rPr>
+        <w:t xml:space="preserve">                                  </w:t>
+      </w:r>
+      <w:r>
+        <w:rPr>
+          <w:i/>
+          <w:iCs/>
+          <w:sz w:val="20"/>
+          <w:szCs w:val="20"/>
+        </w:rPr>
+        <w:t xml:space="preserve">                  </w:t>
+      </w:r>
+      <w:r>
+        <w:rPr>
+          <w:i/>
+          <w:iCs/>
+          <w:sz w:val="20"/>
+          <w:szCs w:val="20"/>
+        </w:rPr>
+        <w:t xml:space="preserve">        200</w:t>
       </w:r>
       <w:r>
         <w:rPr>
@@ -5713,14 +4978,7 @@
           <w:sz w:val="20"/>
           <w:szCs w:val="20"/>
         </w:rPr>
-        <w:t xml:space="preserve">Led Multi-Channel Modernization Program Architecture, including Master Data Management, Online, Retail Banking Center., </w:t>
-      </w:r>
-      <w:r>
-        <w:rPr>
-          <w:sz w:val="20"/>
-          <w:szCs w:val="20"/>
-        </w:rPr>
-        <w:t xml:space="preserve"> </w:t>
+        <w:t>Led Multi-Channel Modernization Program Architecture, including Master Data Management, Online, Retail Banking Center.</w:t>
       </w:r>
     </w:p>
     <w:p>
@@ -6931,28 +6189,7 @@
           <w:sz w:val="20"/>
           <w:szCs w:val="20"/>
         </w:rPr>
-        <w:t xml:space="preserve">, </w:t>
-      </w:r>
-      <w:r>
-        <w:rPr>
-          <w:sz w:val="20"/>
-          <w:szCs w:val="20"/>
-        </w:rPr>
-        <w:t>PhD Dissertation</w:t>
-      </w:r>
-      <w:r>
-        <w:rPr>
-          <w:sz w:val="20"/>
-          <w:szCs w:val="20"/>
-        </w:rPr>
-        <w:t xml:space="preserve"> (AI/ML Application in Process Control)</w:t>
-      </w:r>
-      <w:r>
-        <w:rPr>
-          <w:sz w:val="20"/>
-          <w:szCs w:val="20"/>
-        </w:rPr>
-        <w:t xml:space="preserve">: </w:t>
+        <w:t xml:space="preserve">, PhD Dissertation (AI/ML Application in Process Control): </w:t>
       </w:r>
       <w:hyperlink r:id="rId41" w:history="1">
         <w:r>
@@ -7169,15 +6406,7 @@
         <w:sz w:val="32"/>
         <w:szCs w:val="32"/>
       </w:rPr>
-      <w:t>Gaiye</w:t>
-    </w:r>
-    <w:r>
-      <w:rPr>
-        <w:rFonts w:ascii="Cambria" w:eastAsia="Times New Roman" w:hAnsi="Cambria"/>
-        <w:sz w:val="32"/>
-        <w:szCs w:val="32"/>
-      </w:rPr>
-      <w:t xml:space="preserve"> “</w:t>
+      <w:t>Gaiye “</w:t>
     </w:r>
     <w:r>
       <w:rPr>
@@ -9386,6 +8615,7 @@
   <w:style w:type="character" w:default="1" w:styleId="DefaultParagraphFont">
     <w:name w:val="Default Paragraph Font"/>
     <w:uiPriority w:val="1"/>
+    <w:semiHidden/>
     <w:unhideWhenUsed/>
   </w:style>
   <w:style w:type="table" w:default="1" w:styleId="TableNormal">

--- a/bio/resume/DrGailZhouResume.docx
+++ b/bio/resume/DrGailZhouResume.docx
@@ -230,7 +230,21 @@
           <w:sz w:val="20"/>
           <w:szCs w:val="20"/>
         </w:rPr>
-        <w:t>9+ years of Microsoft Azure</w:t>
+        <w:t>9</w:t>
+      </w:r>
+      <w:r>
+        <w:rPr>
+          <w:sz w:val="20"/>
+          <w:szCs w:val="20"/>
+        </w:rPr>
+        <w:t>.5+</w:t>
+      </w:r>
+      <w:r>
+        <w:rPr>
+          <w:sz w:val="20"/>
+          <w:szCs w:val="20"/>
+        </w:rPr>
+        <w:t xml:space="preserve"> years of Microsoft Azure</w:t>
       </w:r>
       <w:r>
         <w:rPr>
@@ -252,6 +266,13 @@
           <w:szCs w:val="20"/>
         </w:rPr>
         <w:t>platforms.</w:t>
+      </w:r>
+      <w:r>
+        <w:rPr>
+          <w:sz w:val="20"/>
+          <w:szCs w:val="20"/>
+        </w:rPr>
+        <w:t xml:space="preserve"> Led 60+ customer engagements that exceeded expectations.</w:t>
       </w:r>
       <w:r>
         <w:rPr>
@@ -314,7 +335,6 @@
       <w:pPr>
         <w:jc w:val="both"/>
         <w:rPr>
-          <w:b/>
           <w:sz w:val="20"/>
           <w:szCs w:val="20"/>
         </w:rPr>
@@ -352,14 +372,101 @@
           <w:sz w:val="20"/>
           <w:szCs w:val="20"/>
         </w:rPr>
-        <w:t xml:space="preserve"> Published author on GitHub</w:t>
-      </w:r>
-      <w:r>
-        <w:rPr>
-          <w:sz w:val="20"/>
-          <w:szCs w:val="20"/>
-        </w:rPr>
-        <w:t xml:space="preserve"> and Microsoft Azure Architecture Center.</w:t>
+        <w:t xml:space="preserve"> Published author </w:t>
+      </w:r>
+      <w:r>
+        <w:rPr>
+          <w:sz w:val="20"/>
+          <w:szCs w:val="20"/>
+        </w:rPr>
+        <w:t xml:space="preserve">(12 Repositories) </w:t>
+      </w:r>
+      <w:r>
+        <w:rPr>
+          <w:sz w:val="20"/>
+          <w:szCs w:val="20"/>
+        </w:rPr>
+        <w:t>on GitHub</w:t>
+      </w:r>
+      <w:r>
+        <w:rPr>
+          <w:sz w:val="20"/>
+          <w:szCs w:val="20"/>
+        </w:rPr>
+        <w:t xml:space="preserve"> and Microsoft Azure Architecture </w:t>
+      </w:r>
+      <w:proofErr w:type="gramStart"/>
+      <w:r>
+        <w:rPr>
+          <w:sz w:val="20"/>
+          <w:szCs w:val="20"/>
+        </w:rPr>
+        <w:t>Center</w:t>
+      </w:r>
+      <w:r>
+        <w:rPr>
+          <w:sz w:val="20"/>
+          <w:szCs w:val="20"/>
+        </w:rPr>
+        <w:t xml:space="preserve">  (</w:t>
+      </w:r>
+      <w:proofErr w:type="gramEnd"/>
+      <w:r>
+        <w:rPr>
+          <w:sz w:val="20"/>
+          <w:szCs w:val="20"/>
+        </w:rPr>
+        <w:t xml:space="preserve">1 Article). </w:t>
+      </w:r>
+    </w:p>
+    <w:p>
+      <w:pPr>
+        <w:jc w:val="both"/>
+        <w:rPr>
+          <w:b/>
+          <w:sz w:val="20"/>
+          <w:szCs w:val="20"/>
+        </w:rPr>
+      </w:pPr>
+      <w:r>
+        <w:rPr>
+          <w:sz w:val="20"/>
+          <w:szCs w:val="20"/>
+        </w:rPr>
+        <w:t xml:space="preserve">You can find my introduction and links to my full bio and resume by clicking this link: </w:t>
+      </w:r>
+      <w:hyperlink r:id="rId8" w:history="1">
+        <w:r>
+          <w:rPr>
+            <w:rStyle w:val="Hyperlink"/>
+            <w:sz w:val="20"/>
+            <w:szCs w:val="20"/>
+          </w:rPr>
+          <w:t>https:</w:t>
+        </w:r>
+        <w:r>
+          <w:rPr>
+            <w:rStyle w:val="Hyperlink"/>
+            <w:sz w:val="20"/>
+            <w:szCs w:val="20"/>
+          </w:rPr>
+          <w:t>/</w:t>
+        </w:r>
+        <w:r>
+          <w:rPr>
+            <w:rStyle w:val="Hyperlink"/>
+            <w:sz w:val="20"/>
+            <w:szCs w:val="20"/>
+          </w:rPr>
+          <w:t>/github.com/docgailzhou/introduction</w:t>
+        </w:r>
+      </w:hyperlink>
+      <w:r>
+        <w:rPr>
+          <w:sz w:val="20"/>
+          <w:szCs w:val="20"/>
+        </w:rPr>
+        <w:t xml:space="preserve">. </w:t>
       </w:r>
     </w:p>
     <w:p>
@@ -868,7 +975,7 @@
         </w:rPr>
         <w:t>: Microsoft IQ Gold Standard Solution Accelerator (GSA) (</w:t>
       </w:r>
-      <w:hyperlink r:id="rId8" w:history="1">
+      <w:hyperlink r:id="rId9" w:history="1">
         <w:r>
           <w:rPr>
             <w:rStyle w:val="Hyperlink"/>
@@ -885,7 +992,7 @@
         </w:rPr>
         <w:t xml:space="preserve">) or </w:t>
       </w:r>
-      <w:hyperlink r:id="rId9" w:history="1">
+      <w:hyperlink r:id="rId10" w:history="1">
         <w:r>
           <w:rPr>
             <w:rStyle w:val="Hyperlink"/>
@@ -932,7 +1039,7 @@
         </w:rPr>
         <w:t>: Fabric Real Time Intelligence Operations GSA (</w:t>
       </w:r>
-      <w:hyperlink r:id="rId10" w:history="1">
+      <w:hyperlink r:id="rId11" w:history="1">
         <w:r>
           <w:rPr>
             <w:rStyle w:val="Hyperlink"/>
@@ -979,7 +1086,7 @@
         </w:rPr>
         <w:t>: Unified Data Foundation with Fabric GSA (</w:t>
       </w:r>
-      <w:hyperlink r:id="rId11" w:history="1">
+      <w:hyperlink r:id="rId12" w:history="1">
         <w:r>
           <w:rPr>
             <w:rStyle w:val="Hyperlink"/>
@@ -1091,7 +1198,7 @@
         </w:rPr>
         <w:t xml:space="preserve">GitHub: </w:t>
       </w:r>
-      <w:hyperlink r:id="rId12" w:history="1">
+      <w:hyperlink r:id="rId13" w:history="1">
         <w:proofErr w:type="spellStart"/>
         <w:r>
           <w:rPr>
@@ -1176,7 +1283,7 @@
         </w:rPr>
         <w:t xml:space="preserve"> (GitHub: </w:t>
       </w:r>
-      <w:hyperlink r:id="rId13" w:history="1">
+      <w:hyperlink r:id="rId14" w:history="1">
         <w:r>
           <w:rPr>
             <w:rStyle w:val="Hyperlink"/>
@@ -1251,7 +1358,7 @@
         </w:rPr>
         <w:t xml:space="preserve">(GitHub: </w:t>
       </w:r>
-      <w:hyperlink r:id="rId14" w:history="1">
+      <w:hyperlink r:id="rId15" w:history="1">
         <w:r>
           <w:rPr>
             <w:rStyle w:val="Hyperlink"/>
@@ -1331,7 +1438,7 @@
         </w:rPr>
         <w:t xml:space="preserve">(GitHub: </w:t>
       </w:r>
-      <w:hyperlink r:id="rId15" w:history="1">
+      <w:hyperlink r:id="rId16" w:history="1">
         <w:proofErr w:type="spellStart"/>
         <w:r>
           <w:rPr>
@@ -1418,7 +1525,7 @@
         </w:rPr>
         <w:t xml:space="preserve">: </w:t>
       </w:r>
-      <w:hyperlink r:id="rId16" w:history="1">
+      <w:hyperlink r:id="rId17" w:history="1">
         <w:proofErr w:type="spellStart"/>
         <w:r>
           <w:rPr>
@@ -1612,7 +1719,7 @@
         </w:rPr>
         <w:t xml:space="preserve"> </w:t>
       </w:r>
-      <w:hyperlink r:id="rId17" w:history="1">
+      <w:hyperlink r:id="rId18" w:history="1">
         <w:proofErr w:type="spellStart"/>
         <w:r>
           <w:rPr>
@@ -1638,7 +1745,7 @@
         </w:rPr>
         <w:t xml:space="preserve">YouTube: </w:t>
       </w:r>
-      <w:hyperlink r:id="rId18" w:history="1">
+      <w:hyperlink r:id="rId19" w:history="1">
         <w:r>
           <w:rPr>
             <w:rStyle w:val="Hyperlink"/>
@@ -1724,7 +1831,7 @@
         </w:rPr>
         <w:t xml:space="preserve">GitHub: </w:t>
       </w:r>
-      <w:hyperlink r:id="rId19" w:history="1">
+      <w:hyperlink r:id="rId20" w:history="1">
         <w:r>
           <w:rPr>
             <w:rStyle w:val="Hyperlink"/>
@@ -1852,7 +1959,7 @@
         </w:rPr>
         <w:t>Process and Scripts to automate SQL Server to Azure Synapse Migration (</w:t>
       </w:r>
-      <w:hyperlink r:id="rId20" w:history="1">
+      <w:hyperlink r:id="rId21" w:history="1">
         <w:r>
           <w:rPr>
             <w:rStyle w:val="Hyperlink"/>
@@ -1869,7 +1976,7 @@
         </w:rPr>
         <w:t>) with training videos (</w:t>
       </w:r>
-      <w:hyperlink r:id="rId21" w:history="1">
+      <w:hyperlink r:id="rId22" w:history="1">
         <w:r>
           <w:rPr>
             <w:rStyle w:val="Hyperlink"/>
@@ -1923,7 +2030,7 @@
         </w:rPr>
         <w:t>: APS to Azure Synapse Migration (</w:t>
       </w:r>
-      <w:hyperlink r:id="rId22" w:history="1">
+      <w:hyperlink r:id="rId23" w:history="1">
         <w:r>
           <w:rPr>
             <w:rStyle w:val="Hyperlink"/>
@@ -1995,7 +2102,7 @@
         </w:rPr>
         <w:t xml:space="preserve">2025: LinkedIn Article: </w:t>
       </w:r>
-      <w:hyperlink r:id="rId23" w:history="1">
+      <w:hyperlink r:id="rId24" w:history="1">
         <w:r>
           <w:rPr>
             <w:rStyle w:val="Hyperlink"/>
@@ -2066,7 +2173,7 @@
         </w:rPr>
         <w:t xml:space="preserve">2024: LinkedIn Article: </w:t>
       </w:r>
-      <w:hyperlink r:id="rId24" w:history="1">
+      <w:hyperlink r:id="rId25" w:history="1">
         <w:r>
           <w:rPr>
             <w:rStyle w:val="Hyperlink"/>
@@ -2569,7 +2676,7 @@
         </w:rPr>
         <w:t>Solution Lead: Microsoft IQ Gold Standard Solution Accelerator (GSA) (</w:t>
       </w:r>
-      <w:hyperlink r:id="rId25" w:history="1">
+      <w:hyperlink r:id="rId26" w:history="1">
         <w:r>
           <w:rPr>
             <w:rStyle w:val="Hyperlink"/>
@@ -2615,7 +2722,7 @@
         </w:rPr>
         <w:t>Fabric Real Time Intelligence Operations GSA (</w:t>
       </w:r>
-      <w:hyperlink r:id="rId26" w:history="1">
+      <w:hyperlink r:id="rId27" w:history="1">
         <w:r>
           <w:rPr>
             <w:rStyle w:val="Hyperlink"/>
@@ -2660,7 +2767,7 @@
         </w:rPr>
         <w:t xml:space="preserve"> Data Foundation with Fabric GSA (</w:t>
       </w:r>
-      <w:hyperlink r:id="rId27" w:history="1">
+      <w:hyperlink r:id="rId28" w:history="1">
         <w:r>
           <w:rPr>
             <w:rStyle w:val="Hyperlink"/>
@@ -2728,7 +2835,7 @@
         </w:rPr>
         <w:t xml:space="preserve"> sandbox and WAF-aligned solution architectures (GitHub Repo: </w:t>
       </w:r>
-      <w:hyperlink r:id="rId28" w:history="1">
+      <w:hyperlink r:id="rId29" w:history="1">
         <w:r>
           <w:rPr>
             <w:rStyle w:val="Hyperlink"/>
@@ -2768,7 +2875,7 @@
         </w:rPr>
         <w:t xml:space="preserve">Solution Lead: Led engineering delivery for sustainability and Copilot patterns, promoting engineering best practices, repeatable processes, quality solutions, and clear documentation. GitHub repositories include </w:t>
       </w:r>
-      <w:hyperlink r:id="rId29" w:history="1">
+      <w:hyperlink r:id="rId30" w:history="1">
         <w:r>
           <w:rPr>
             <w:rStyle w:val="Hyperlink"/>
@@ -2785,7 +2892,7 @@
         </w:rPr>
         <w:t xml:space="preserve">, </w:t>
       </w:r>
-      <w:hyperlink r:id="rId30" w:history="1">
+      <w:hyperlink r:id="rId31" w:history="1">
         <w:r>
           <w:rPr>
             <w:rStyle w:val="Hyperlink"/>
@@ -2802,7 +2909,7 @@
         </w:rPr>
         <w:t xml:space="preserve">, and </w:t>
       </w:r>
-      <w:hyperlink r:id="rId31" w:history="1">
+      <w:hyperlink r:id="rId32" w:history="1">
         <w:r>
           <w:rPr>
             <w:rStyle w:val="Hyperlink"/>
@@ -3050,7 +3157,7 @@
         </w:rPr>
         <w:t xml:space="preserve">: </w:t>
       </w:r>
-      <w:hyperlink r:id="rId32" w:history="1">
+      <w:hyperlink r:id="rId33" w:history="1">
         <w:proofErr w:type="spellStart"/>
         <w:r>
           <w:rPr>
@@ -3130,7 +3237,7 @@
         </w:rPr>
         <w:t xml:space="preserve">: </w:t>
       </w:r>
-      <w:hyperlink r:id="rId33" w:history="1">
+      <w:hyperlink r:id="rId34" w:history="1">
         <w:proofErr w:type="spellStart"/>
         <w:r>
           <w:rPr>
@@ -3186,7 +3293,7 @@
         </w:rPr>
         <w:t xml:space="preserve">GitHub: </w:t>
       </w:r>
-      <w:hyperlink r:id="rId34" w:history="1">
+      <w:hyperlink r:id="rId35" w:history="1">
         <w:proofErr w:type="spellStart"/>
         <w:r>
           <w:rPr>
@@ -3212,7 +3319,7 @@
         </w:rPr>
         <w:t xml:space="preserve">YouTube: </w:t>
       </w:r>
-      <w:hyperlink r:id="rId35" w:history="1">
+      <w:hyperlink r:id="rId36" w:history="1">
         <w:r>
           <w:rPr>
             <w:rStyle w:val="Hyperlink"/>
@@ -3259,7 +3366,7 @@
         </w:rPr>
         <w:t xml:space="preserve">(GitHub: </w:t>
       </w:r>
-      <w:hyperlink r:id="rId36" w:history="1">
+      <w:hyperlink r:id="rId37" w:history="1">
         <w:r>
           <w:rPr>
             <w:rStyle w:val="Hyperlink"/>
@@ -3464,7 +3571,7 @@
         </w:rPr>
         <w:t>Led the development and publication of SQL Server to Azure Synapse Migration Accelerators (</w:t>
       </w:r>
-      <w:hyperlink r:id="rId37" w:history="1">
+      <w:hyperlink r:id="rId38" w:history="1">
         <w:r>
           <w:rPr>
             <w:rStyle w:val="Hyperlink"/>
@@ -3494,7 +3601,7 @@
         </w:rPr>
         <w:t xml:space="preserve"> and YouTube </w:t>
       </w:r>
-      <w:hyperlink r:id="rId38" w:history="1">
+      <w:hyperlink r:id="rId39" w:history="1">
         <w:r>
           <w:rPr>
             <w:rStyle w:val="Hyperlink"/>
@@ -3602,7 +3709,7 @@
         </w:rPr>
         <w:t>2 customers became public references: Walgreens (</w:t>
       </w:r>
-      <w:hyperlink r:id="rId39" w:history="1">
+      <w:hyperlink r:id="rId40" w:history="1">
         <w:r>
           <w:rPr>
             <w:rStyle w:val="Hyperlink"/>
@@ -3693,7 +3800,7 @@
         </w:rPr>
         <w:t>Led the development and publication of the APS to Azure Synapse Migration Accelerators (</w:t>
       </w:r>
-      <w:hyperlink r:id="rId40" w:history="1">
+      <w:hyperlink r:id="rId41" w:history="1">
         <w:r>
           <w:rPr>
             <w:rStyle w:val="Hyperlink"/>
@@ -6191,7 +6298,7 @@
         </w:rPr>
         <w:t xml:space="preserve">, PhD Dissertation (AI/ML Application in Process Control): </w:t>
       </w:r>
-      <w:hyperlink r:id="rId41" w:history="1">
+      <w:hyperlink r:id="rId42" w:history="1">
         <w:r>
           <w:rPr>
             <w:rStyle w:val="Hyperlink"/>
@@ -6239,12 +6346,8 @@
       </w:pPr>
     </w:p>
     <w:sectPr>
-      <w:headerReference w:type="even" r:id="rId42"/>
       <w:headerReference w:type="default" r:id="rId43"/>
-      <w:footerReference w:type="even" r:id="rId44"/>
-      <w:footerReference w:type="default" r:id="rId45"/>
-      <w:headerReference w:type="first" r:id="rId46"/>
-      <w:footerReference w:type="first" r:id="rId47"/>
+      <w:footerReference w:type="default" r:id="rId44"/>
       <w:pgSz w:w="12240" w:h="15840"/>
       <w:pgMar w:top="1440" w:right="1440" w:bottom="1440" w:left="1440" w:header="720" w:footer="720" w:gutter="0"/>
       <w:cols w:space="720"/>
@@ -6287,16 +6390,6 @@
 </file>
 
 <file path=word/footer1.xml><?xml version="1.0" encoding="utf-8"?>
-<w:ftr xmlns:wpc="http://schemas.microsoft.com/office/word/2010/wordprocessingCanvas" xmlns:cx="http://schemas.microsoft.com/office/drawing/2014/chartex" xmlns:cx1="http://schemas.microsoft.com/office/drawing/2015/9/8/chartex" xmlns:cx2="http://schemas.microsoft.com/office/drawing/2015/10/21/chartex" xmlns:cx3="http://schemas.microsoft.com/office/drawing/2016/5/9/chartex" xmlns:cx4="http://schemas.microsoft.com/office/drawing/2016/5/10/chartex" xmlns:cx5="http://schemas.microsoft.com/office/drawing/2016/5/11/chartex" xmlns:cx6="http://schemas.microsoft.com/office/drawing/2016/5/12/chartex" xmlns:cx7="http://schemas.microsoft.com/office/drawing/2016/5/13/chartex" xmlns:cx8="http://schemas.microsoft.com/office/drawing/2016/5/14/chartex" xmlns:mc="http://schemas.openxmlformats.org/markup-compatibility/2006" xmlns:aink="http://schemas.microsoft.com/office/drawing/2016/ink" xmlns:am3d="http://schemas.microsoft.com/office/drawing/2017/model3d" xmlns:o="urn:schemas-microsoft-com:office:office" xmlns:oel="http://schemas.microsoft.com/office/2019/extlst" xmlns:r="http://schemas.openxmlformats.org/officeDocument/2006/relationships" xmlns:m="http://schemas.openxmlformats.org/officeDocument/2006/math" xmlns:v="urn:schemas-microsoft-com:vml" xmlns:wp14="http://schemas.microsoft.com/office/word/2010/wordprocessingDrawing" xmlns:wp="http://schemas.openxmlformats.org/drawingml/2006/wordprocessingDrawing" xmlns:w10="urn:schemas-microsoft-com:office:word" xmlns:w="http://schemas.openxmlformats.org/wordprocessingml/2006/main" xmlns:w14="http://schemas.microsoft.com/office/word/2010/wordml" xmlns:w15="http://schemas.microsoft.com/office/word/2012/wordml" xmlns:w16cex="http://schemas.microsoft.com/office/word/2018/wordml/cex" xmlns:w16cid="http://schemas.microsoft.com/office/word/2016/wordml/cid" xmlns:w16="http://schemas.microsoft.com/office/word/2018/wordml" xmlns:w16du="http://schemas.microsoft.com/office/word/2023/wordml/word16du" xmlns:w16sdtdh="http://schemas.microsoft.com/office/word/2020/wordml/sdtdatahash" xmlns:w16sdtfl="http://schemas.microsoft.com/office/word/2024/wordml/sdtformatlock" xmlns:w16se="http://schemas.microsoft.com/office/word/2015/wordml/symex" xmlns:wpg="http://schemas.microsoft.com/office/word/2010/wordprocessingGroup" xmlns:wpi="http://schemas.microsoft.com/office/word/2010/wordprocessingInk" xmlns:wne="http://schemas.microsoft.com/office/word/2006/wordml" xmlns:wps="http://schemas.microsoft.com/office/word/2010/wordprocessingShape" mc:Ignorable="w14 w15 w16se w16cid w16 w16cex w16sdtdh w16sdtfl w16du wp14">
-  <w:p>
-    <w:pPr>
-      <w:pStyle w:val="Footer"/>
-    </w:pPr>
-  </w:p>
-</w:ftr>
-</file>
-
-<file path=word/footer2.xml><?xml version="1.0" encoding="utf-8"?>
 <w:ftr xmlns:wpc="http://schemas.microsoft.com/office/word/2010/wordprocessingCanvas" xmlns:cx="http://schemas.microsoft.com/office/drawing/2014/chartex" xmlns:cx1="http://schemas.microsoft.com/office/drawing/2015/9/8/chartex" xmlns:cx2="http://schemas.microsoft.com/office/drawing/2015/10/21/chartex" xmlns:cx3="http://schemas.microsoft.com/office/drawing/2016/5/9/chartex" xmlns:cx4="http://schemas.microsoft.com/office/drawing/2016/5/10/chartex" xmlns:cx5="http://schemas.microsoft.com/office/drawing/2016/5/11/chartex" xmlns:cx6="http://schemas.microsoft.com/office/drawing/2016/5/12/chartex" xmlns:cx7="http://schemas.microsoft.com/office/drawing/2016/5/13/chartex" xmlns:cx8="http://schemas.microsoft.com/office/drawing/2016/5/14/chartex" xmlns:mc="http://schemas.openxmlformats.org/markup-compatibility/2006" xmlns:aink="http://schemas.microsoft.com/office/drawing/2016/ink" xmlns:am3d="http://schemas.microsoft.com/office/drawing/2017/model3d" xmlns:o="urn:schemas-microsoft-com:office:office" xmlns:oel="http://schemas.microsoft.com/office/2019/extlst" xmlns:r="http://schemas.openxmlformats.org/officeDocument/2006/relationships" xmlns:m="http://schemas.openxmlformats.org/officeDocument/2006/math" xmlns:v="urn:schemas-microsoft-com:vml" xmlns:wp14="http://schemas.microsoft.com/office/word/2010/wordprocessingDrawing" xmlns:wp="http://schemas.openxmlformats.org/drawingml/2006/wordprocessingDrawing" xmlns:w10="urn:schemas-microsoft-com:office:word" xmlns:w="http://schemas.openxmlformats.org/wordprocessingml/2006/main" xmlns:w14="http://schemas.microsoft.com/office/word/2010/wordml" xmlns:w15="http://schemas.microsoft.com/office/word/2012/wordml" xmlns:w16cex="http://schemas.microsoft.com/office/word/2018/wordml/cex" xmlns:w16cid="http://schemas.microsoft.com/office/word/2016/wordml/cid" xmlns:w16="http://schemas.microsoft.com/office/word/2018/wordml" xmlns:w16du="http://schemas.microsoft.com/office/word/2023/wordml/word16du" xmlns:w16sdtdh="http://schemas.microsoft.com/office/word/2020/wordml/sdtdatahash" xmlns:w16sdtfl="http://schemas.microsoft.com/office/word/2024/wordml/sdtformatlock" xmlns:w16se="http://schemas.microsoft.com/office/word/2015/wordml/symex" xmlns:wpg="http://schemas.microsoft.com/office/word/2010/wordprocessingGroup" xmlns:wpi="http://schemas.microsoft.com/office/word/2010/wordprocessingInk" xmlns:wne="http://schemas.microsoft.com/office/word/2006/wordml" xmlns:wps="http://schemas.microsoft.com/office/word/2010/wordprocessingShape" mc:Ignorable="w14 w15 w16se w16cid w16 w16cex w16sdtdh w16sdtfl w16du wp14">
   <w:p>
     <w:pPr>
@@ -6333,16 +6426,6 @@
 </w:ftr>
 </file>
 
-<file path=word/footer3.xml><?xml version="1.0" encoding="utf-8"?>
-<w:ftr xmlns:wpc="http://schemas.microsoft.com/office/word/2010/wordprocessingCanvas" xmlns:cx="http://schemas.microsoft.com/office/drawing/2014/chartex" xmlns:cx1="http://schemas.microsoft.com/office/drawing/2015/9/8/chartex" xmlns:cx2="http://schemas.microsoft.com/office/drawing/2015/10/21/chartex" xmlns:cx3="http://schemas.microsoft.com/office/drawing/2016/5/9/chartex" xmlns:cx4="http://schemas.microsoft.com/office/drawing/2016/5/10/chartex" xmlns:cx5="http://schemas.microsoft.com/office/drawing/2016/5/11/chartex" xmlns:cx6="http://schemas.microsoft.com/office/drawing/2016/5/12/chartex" xmlns:cx7="http://schemas.microsoft.com/office/drawing/2016/5/13/chartex" xmlns:cx8="http://schemas.microsoft.com/office/drawing/2016/5/14/chartex" xmlns:mc="http://schemas.openxmlformats.org/markup-compatibility/2006" xmlns:aink="http://schemas.microsoft.com/office/drawing/2016/ink" xmlns:am3d="http://schemas.microsoft.com/office/drawing/2017/model3d" xmlns:o="urn:schemas-microsoft-com:office:office" xmlns:oel="http://schemas.microsoft.com/office/2019/extlst" xmlns:r="http://schemas.openxmlformats.org/officeDocument/2006/relationships" xmlns:m="http://schemas.openxmlformats.org/officeDocument/2006/math" xmlns:v="urn:schemas-microsoft-com:vml" xmlns:wp14="http://schemas.microsoft.com/office/word/2010/wordprocessingDrawing" xmlns:wp="http://schemas.openxmlformats.org/drawingml/2006/wordprocessingDrawing" xmlns:w10="urn:schemas-microsoft-com:office:word" xmlns:w="http://schemas.openxmlformats.org/wordprocessingml/2006/main" xmlns:w14="http://schemas.microsoft.com/office/word/2010/wordml" xmlns:w15="http://schemas.microsoft.com/office/word/2012/wordml" xmlns:w16cex="http://schemas.microsoft.com/office/word/2018/wordml/cex" xmlns:w16cid="http://schemas.microsoft.com/office/word/2016/wordml/cid" xmlns:w16="http://schemas.microsoft.com/office/word/2018/wordml" xmlns:w16du="http://schemas.microsoft.com/office/word/2023/wordml/word16du" xmlns:w16sdtdh="http://schemas.microsoft.com/office/word/2020/wordml/sdtdatahash" xmlns:w16sdtfl="http://schemas.microsoft.com/office/word/2024/wordml/sdtformatlock" xmlns:w16se="http://schemas.microsoft.com/office/word/2015/wordml/symex" xmlns:wpg="http://schemas.microsoft.com/office/word/2010/wordprocessingGroup" xmlns:wpi="http://schemas.microsoft.com/office/word/2010/wordprocessingInk" xmlns:wne="http://schemas.microsoft.com/office/word/2006/wordml" xmlns:wps="http://schemas.microsoft.com/office/word/2010/wordprocessingShape" mc:Ignorable="w14 w15 w16se w16cid w16 w16cex w16sdtdh w16sdtfl w16du wp14">
-  <w:p>
-    <w:pPr>
-      <w:pStyle w:val="Footer"/>
-    </w:pPr>
-  </w:p>
-</w:ftr>
-</file>
-
 <file path=word/footnotes.xml><?xml version="1.0" encoding="utf-8"?>
 <w:footnotes xmlns:wpc="http://schemas.microsoft.com/office/word/2010/wordprocessingCanvas" xmlns:cx="http://schemas.microsoft.com/office/drawing/2014/chartex" xmlns:cx1="http://schemas.microsoft.com/office/drawing/2015/9/8/chartex" xmlns:cx2="http://schemas.microsoft.com/office/drawing/2015/10/21/chartex" xmlns:cx3="http://schemas.microsoft.com/office/drawing/2016/5/9/chartex" xmlns:cx4="http://schemas.microsoft.com/office/drawing/2016/5/10/chartex" xmlns:cx5="http://schemas.microsoft.com/office/drawing/2016/5/11/chartex" xmlns:cx6="http://schemas.microsoft.com/office/drawing/2016/5/12/chartex" xmlns:cx7="http://schemas.microsoft.com/office/drawing/2016/5/13/chartex" xmlns:cx8="http://schemas.microsoft.com/office/drawing/2016/5/14/chartex" xmlns:mc="http://schemas.openxmlformats.org/markup-compatibility/2006" xmlns:aink="http://schemas.microsoft.com/office/drawing/2016/ink" xmlns:am3d="http://schemas.microsoft.com/office/drawing/2017/model3d" xmlns:o="urn:schemas-microsoft-com:office:office" xmlns:oel="http://schemas.microsoft.com/office/2019/extlst" xmlns:r="http://schemas.openxmlformats.org/officeDocument/2006/relationships" xmlns:m="http://schemas.openxmlformats.org/officeDocument/2006/math" xmlns:v="urn:schemas-microsoft-com:vml" xmlns:wp14="http://schemas.microsoft.com/office/word/2010/wordprocessingDrawing" xmlns:wp="http://schemas.openxmlformats.org/drawingml/2006/wordprocessingDrawing" xmlns:w10="urn:schemas-microsoft-com:office:word" xmlns:w="http://schemas.openxmlformats.org/wordprocessingml/2006/main" xmlns:w14="http://schemas.microsoft.com/office/word/2010/wordml" xmlns:w15="http://schemas.microsoft.com/office/word/2012/wordml" xmlns:w16cex="http://schemas.microsoft.com/office/word/2018/wordml/cex" xmlns:w16cid="http://schemas.microsoft.com/office/word/2016/wordml/cid" xmlns:w16="http://schemas.microsoft.com/office/word/2018/wordml" xmlns:w16du="http://schemas.microsoft.com/office/word/2023/wordml/word16du" xmlns:w16sdtdh="http://schemas.microsoft.com/office/word/2020/wordml/sdtdatahash" xmlns:w16sdtfl="http://schemas.microsoft.com/office/word/2024/wordml/sdtformatlock" xmlns:w16se="http://schemas.microsoft.com/office/word/2015/wordml/symex" xmlns:wpg="http://schemas.microsoft.com/office/word/2010/wordprocessingGroup" xmlns:wpi="http://schemas.microsoft.com/office/word/2010/wordprocessingInk" xmlns:wne="http://schemas.microsoft.com/office/word/2006/wordml" xmlns:wps="http://schemas.microsoft.com/office/word/2010/wordprocessingShape" mc:Ignorable="w14 w15 w16se w16cid w16 w16cex w16sdtdh w16sdtfl w16du wp14">
   <w:footnote w:type="separator" w:id="-1">
@@ -6380,16 +6463,6 @@
   <w:p>
     <w:pPr>
       <w:pStyle w:val="Header"/>
-    </w:pPr>
-  </w:p>
-</w:hdr>
-</file>
-
-<file path=word/header2.xml><?xml version="1.0" encoding="utf-8"?>
-<w:hdr xmlns:wpc="http://schemas.microsoft.com/office/word/2010/wordprocessingCanvas" xmlns:cx="http://schemas.microsoft.com/office/drawing/2014/chartex" xmlns:cx1="http://schemas.microsoft.com/office/drawing/2015/9/8/chartex" xmlns:cx2="http://schemas.microsoft.com/office/drawing/2015/10/21/chartex" xmlns:cx3="http://schemas.microsoft.com/office/drawing/2016/5/9/chartex" xmlns:cx4="http://schemas.microsoft.com/office/drawing/2016/5/10/chartex" xmlns:cx5="http://schemas.microsoft.com/office/drawing/2016/5/11/chartex" xmlns:cx6="http://schemas.microsoft.com/office/drawing/2016/5/12/chartex" xmlns:cx7="http://schemas.microsoft.com/office/drawing/2016/5/13/chartex" xmlns:cx8="http://schemas.microsoft.com/office/drawing/2016/5/14/chartex" xmlns:mc="http://schemas.openxmlformats.org/markup-compatibility/2006" xmlns:aink="http://schemas.microsoft.com/office/drawing/2016/ink" xmlns:am3d="http://schemas.microsoft.com/office/drawing/2017/model3d" xmlns:o="urn:schemas-microsoft-com:office:office" xmlns:oel="http://schemas.microsoft.com/office/2019/extlst" xmlns:r="http://schemas.openxmlformats.org/officeDocument/2006/relationships" xmlns:m="http://schemas.openxmlformats.org/officeDocument/2006/math" xmlns:v="urn:schemas-microsoft-com:vml" xmlns:wp14="http://schemas.microsoft.com/office/word/2010/wordprocessingDrawing" xmlns:wp="http://schemas.openxmlformats.org/drawingml/2006/wordprocessingDrawing" xmlns:w10="urn:schemas-microsoft-com:office:word" xmlns:w="http://schemas.openxmlformats.org/wordprocessingml/2006/main" xmlns:w14="http://schemas.microsoft.com/office/word/2010/wordml" xmlns:w15="http://schemas.microsoft.com/office/word/2012/wordml" xmlns:w16cex="http://schemas.microsoft.com/office/word/2018/wordml/cex" xmlns:w16cid="http://schemas.microsoft.com/office/word/2016/wordml/cid" xmlns:w16="http://schemas.microsoft.com/office/word/2018/wordml" xmlns:w16du="http://schemas.microsoft.com/office/word/2023/wordml/word16du" xmlns:w16sdtdh="http://schemas.microsoft.com/office/word/2020/wordml/sdtdatahash" xmlns:w16sdtfl="http://schemas.microsoft.com/office/word/2024/wordml/sdtformatlock" xmlns:w16se="http://schemas.microsoft.com/office/word/2015/wordml/symex" xmlns:wpg="http://schemas.microsoft.com/office/word/2010/wordprocessingGroup" xmlns:wpi="http://schemas.microsoft.com/office/word/2010/wordprocessingInk" xmlns:wne="http://schemas.microsoft.com/office/word/2006/wordml" xmlns:wps="http://schemas.microsoft.com/office/word/2010/wordprocessingShape" mc:Ignorable="w14 w15 w16se w16cid w16 w16cex w16sdtdh w16sdtfl w16du wp14">
-  <w:p>
-    <w:pPr>
-      <w:pStyle w:val="Header"/>
       <w:pBdr>
         <w:bottom w:val="thickThinSmallGap" w:sz="24" w:space="0" w:color="622423"/>
       </w:pBdr>
@@ -6523,16 +6596,6 @@
       </w:rPr>
       <w:t xml:space="preserve"> </w:t>
     </w:r>
-  </w:p>
-</w:hdr>
-</file>
-
-<file path=word/header3.xml><?xml version="1.0" encoding="utf-8"?>
-<w:hdr xmlns:wpc="http://schemas.microsoft.com/office/word/2010/wordprocessingCanvas" xmlns:cx="http://schemas.microsoft.com/office/drawing/2014/chartex" xmlns:cx1="http://schemas.microsoft.com/office/drawing/2015/9/8/chartex" xmlns:cx2="http://schemas.microsoft.com/office/drawing/2015/10/21/chartex" xmlns:cx3="http://schemas.microsoft.com/office/drawing/2016/5/9/chartex" xmlns:cx4="http://schemas.microsoft.com/office/drawing/2016/5/10/chartex" xmlns:cx5="http://schemas.microsoft.com/office/drawing/2016/5/11/chartex" xmlns:cx6="http://schemas.microsoft.com/office/drawing/2016/5/12/chartex" xmlns:cx7="http://schemas.microsoft.com/office/drawing/2016/5/13/chartex" xmlns:cx8="http://schemas.microsoft.com/office/drawing/2016/5/14/chartex" xmlns:mc="http://schemas.openxmlformats.org/markup-compatibility/2006" xmlns:aink="http://schemas.microsoft.com/office/drawing/2016/ink" xmlns:am3d="http://schemas.microsoft.com/office/drawing/2017/model3d" xmlns:o="urn:schemas-microsoft-com:office:office" xmlns:oel="http://schemas.microsoft.com/office/2019/extlst" xmlns:r="http://schemas.openxmlformats.org/officeDocument/2006/relationships" xmlns:m="http://schemas.openxmlformats.org/officeDocument/2006/math" xmlns:v="urn:schemas-microsoft-com:vml" xmlns:wp14="http://schemas.microsoft.com/office/word/2010/wordprocessingDrawing" xmlns:wp="http://schemas.openxmlformats.org/drawingml/2006/wordprocessingDrawing" xmlns:w10="urn:schemas-microsoft-com:office:word" xmlns:w="http://schemas.openxmlformats.org/wordprocessingml/2006/main" xmlns:w14="http://schemas.microsoft.com/office/word/2010/wordml" xmlns:w15="http://schemas.microsoft.com/office/word/2012/wordml" xmlns:w16cex="http://schemas.microsoft.com/office/word/2018/wordml/cex" xmlns:w16cid="http://schemas.microsoft.com/office/word/2016/wordml/cid" xmlns:w16="http://schemas.microsoft.com/office/word/2018/wordml" xmlns:w16du="http://schemas.microsoft.com/office/word/2023/wordml/word16du" xmlns:w16sdtdh="http://schemas.microsoft.com/office/word/2020/wordml/sdtdatahash" xmlns:w16sdtfl="http://schemas.microsoft.com/office/word/2024/wordml/sdtformatlock" xmlns:w16se="http://schemas.microsoft.com/office/word/2015/wordml/symex" xmlns:wpg="http://schemas.microsoft.com/office/word/2010/wordprocessingGroup" xmlns:wpi="http://schemas.microsoft.com/office/word/2010/wordprocessingInk" xmlns:wne="http://schemas.microsoft.com/office/word/2006/wordml" xmlns:wps="http://schemas.microsoft.com/office/word/2010/wordprocessingShape" mc:Ignorable="w14 w15 w16se w16cid w16 w16cex w16sdtdh w16sdtfl w16du wp14">
-  <w:p>
-    <w:pPr>
-      <w:pStyle w:val="Header"/>
-    </w:pPr>
   </w:p>
 </w:hdr>
 </file>

--- a/bio/resume/DrGailZhouResume.docx
+++ b/bio/resume/DrGailZhouResume.docx
@@ -393,47 +393,30 @@
           <w:sz w:val="20"/>
           <w:szCs w:val="20"/>
         </w:rPr>
-        <w:t xml:space="preserve"> and Microsoft Azure Architecture </w:t>
-      </w:r>
-      <w:proofErr w:type="gramStart"/>
-      <w:r>
-        <w:rPr>
-          <w:sz w:val="20"/>
-          <w:szCs w:val="20"/>
-        </w:rPr>
-        <w:t>Center</w:t>
-      </w:r>
-      <w:r>
-        <w:rPr>
-          <w:sz w:val="20"/>
-          <w:szCs w:val="20"/>
-        </w:rPr>
-        <w:t xml:space="preserve">  (</w:t>
-      </w:r>
-      <w:proofErr w:type="gramEnd"/>
-      <w:r>
-        <w:rPr>
-          <w:sz w:val="20"/>
-          <w:szCs w:val="20"/>
-        </w:rPr>
-        <w:t xml:space="preserve">1 Article). </w:t>
+        <w:t xml:space="preserve"> and Microsoft Azure Architecture Center</w:t>
+      </w:r>
+      <w:r>
+        <w:rPr>
+          <w:sz w:val="20"/>
+          <w:szCs w:val="20"/>
+        </w:rPr>
+        <w:t xml:space="preserve">  (1 Article). </w:t>
       </w:r>
     </w:p>
     <w:p>
       <w:pPr>
         <w:jc w:val="both"/>
         <w:rPr>
-          <w:b/>
-          <w:sz w:val="20"/>
-          <w:szCs w:val="20"/>
-        </w:rPr>
-      </w:pPr>
-      <w:r>
-        <w:rPr>
-          <w:sz w:val="20"/>
-          <w:szCs w:val="20"/>
-        </w:rPr>
-        <w:t xml:space="preserve">You can find my introduction and links to my full bio and resume by clicking this link: </w:t>
+          <w:sz w:val="20"/>
+          <w:szCs w:val="20"/>
+        </w:rPr>
+      </w:pPr>
+      <w:r>
+        <w:rPr>
+          <w:sz w:val="20"/>
+          <w:szCs w:val="20"/>
+        </w:rPr>
+        <w:t xml:space="preserve">You can find my updated resume at </w:t>
       </w:r>
       <w:hyperlink r:id="rId8" w:history="1">
         <w:r>
@@ -442,7 +425,7 @@
             <w:sz w:val="20"/>
             <w:szCs w:val="20"/>
           </w:rPr>
-          <w:t>https:</w:t>
+          <w:t>https://github.com</w:t>
         </w:r>
         <w:r>
           <w:rPr>
@@ -458,7 +441,69 @@
             <w:sz w:val="20"/>
             <w:szCs w:val="20"/>
           </w:rPr>
-          <w:t>/github.com/docgailzhou/introduction</w:t>
+          <w:t>introduction/bio/resume/DrGailZhouResume.pdf</w:t>
+        </w:r>
+      </w:hyperlink>
+      <w:r>
+        <w:rPr>
+          <w:sz w:val="20"/>
+          <w:szCs w:val="20"/>
+        </w:rPr>
+        <w:t xml:space="preserve">, and </w:t>
+      </w:r>
+      <w:r>
+        <w:rPr>
+          <w:sz w:val="20"/>
+          <w:szCs w:val="20"/>
+        </w:rPr>
+        <w:t xml:space="preserve">my bio at </w:t>
+      </w:r>
+      <w:hyperlink r:id="rId9" w:history="1">
+        <w:r>
+          <w:rPr>
+            <w:rStyle w:val="Hyperlink"/>
+            <w:sz w:val="20"/>
+            <w:szCs w:val="20"/>
+          </w:rPr>
+          <w:t>https://github.com/docgailzhou/introduction/bio/DocGailZhouIntro.pdf</w:t>
+        </w:r>
+      </w:hyperlink>
+      <w:r>
+        <w:rPr>
+          <w:sz w:val="20"/>
+          <w:szCs w:val="20"/>
+        </w:rPr>
+        <w:t xml:space="preserve">, and </w:t>
+      </w:r>
+      <w:r>
+        <w:rPr>
+          <w:sz w:val="20"/>
+          <w:szCs w:val="20"/>
+        </w:rPr>
+        <w:t>my</w:t>
+      </w:r>
+      <w:r>
+        <w:rPr>
+          <w:sz w:val="20"/>
+          <w:szCs w:val="20"/>
+        </w:rPr>
+        <w:t xml:space="preserve"> </w:t>
+      </w:r>
+      <w:r>
+        <w:rPr>
+          <w:sz w:val="20"/>
+          <w:szCs w:val="20"/>
+        </w:rPr>
+        <w:t xml:space="preserve">introduction at </w:t>
+      </w:r>
+      <w:hyperlink r:id="rId10" w:history="1">
+        <w:r>
+          <w:rPr>
+            <w:rStyle w:val="Hyperlink"/>
+            <w:sz w:val="20"/>
+            <w:szCs w:val="20"/>
+          </w:rPr>
+          <w:t>https://github.com/docgailzhou/introduction</w:t>
         </w:r>
       </w:hyperlink>
       <w:r>
@@ -975,7 +1020,7 @@
         </w:rPr>
         <w:t>: Microsoft IQ Gold Standard Solution Accelerator (GSA) (</w:t>
       </w:r>
-      <w:hyperlink r:id="rId9" w:history="1">
+      <w:hyperlink r:id="rId11" w:history="1">
         <w:r>
           <w:rPr>
             <w:rStyle w:val="Hyperlink"/>
@@ -992,7 +1037,7 @@
         </w:rPr>
         <w:t xml:space="preserve">) or </w:t>
       </w:r>
-      <w:hyperlink r:id="rId10" w:history="1">
+      <w:hyperlink r:id="rId12" w:history="1">
         <w:r>
           <w:rPr>
             <w:rStyle w:val="Hyperlink"/>
@@ -1039,7 +1084,7 @@
         </w:rPr>
         <w:t>: Fabric Real Time Intelligence Operations GSA (</w:t>
       </w:r>
-      <w:hyperlink r:id="rId11" w:history="1">
+      <w:hyperlink r:id="rId13" w:history="1">
         <w:r>
           <w:rPr>
             <w:rStyle w:val="Hyperlink"/>
@@ -1086,7 +1131,7 @@
         </w:rPr>
         <w:t>: Unified Data Foundation with Fabric GSA (</w:t>
       </w:r>
-      <w:hyperlink r:id="rId12" w:history="1">
+      <w:hyperlink r:id="rId14" w:history="1">
         <w:r>
           <w:rPr>
             <w:rStyle w:val="Hyperlink"/>
@@ -1198,7 +1243,7 @@
         </w:rPr>
         <w:t xml:space="preserve">GitHub: </w:t>
       </w:r>
-      <w:hyperlink r:id="rId13" w:history="1">
+      <w:hyperlink r:id="rId15" w:history="1">
         <w:proofErr w:type="spellStart"/>
         <w:r>
           <w:rPr>
@@ -1283,7 +1328,7 @@
         </w:rPr>
         <w:t xml:space="preserve"> (GitHub: </w:t>
       </w:r>
-      <w:hyperlink r:id="rId14" w:history="1">
+      <w:hyperlink r:id="rId16" w:history="1">
         <w:r>
           <w:rPr>
             <w:rStyle w:val="Hyperlink"/>
@@ -1358,7 +1403,7 @@
         </w:rPr>
         <w:t xml:space="preserve">(GitHub: </w:t>
       </w:r>
-      <w:hyperlink r:id="rId15" w:history="1">
+      <w:hyperlink r:id="rId17" w:history="1">
         <w:r>
           <w:rPr>
             <w:rStyle w:val="Hyperlink"/>
@@ -1438,7 +1483,7 @@
         </w:rPr>
         <w:t xml:space="preserve">(GitHub: </w:t>
       </w:r>
-      <w:hyperlink r:id="rId16" w:history="1">
+      <w:hyperlink r:id="rId18" w:history="1">
         <w:proofErr w:type="spellStart"/>
         <w:r>
           <w:rPr>
@@ -1525,7 +1570,7 @@
         </w:rPr>
         <w:t xml:space="preserve">: </w:t>
       </w:r>
-      <w:hyperlink r:id="rId17" w:history="1">
+      <w:hyperlink r:id="rId19" w:history="1">
         <w:proofErr w:type="spellStart"/>
         <w:r>
           <w:rPr>
@@ -1719,7 +1764,7 @@
         </w:rPr>
         <w:t xml:space="preserve"> </w:t>
       </w:r>
-      <w:hyperlink r:id="rId18" w:history="1">
+      <w:hyperlink r:id="rId20" w:history="1">
         <w:proofErr w:type="spellStart"/>
         <w:r>
           <w:rPr>
@@ -1745,7 +1790,7 @@
         </w:rPr>
         <w:t xml:space="preserve">YouTube: </w:t>
       </w:r>
-      <w:hyperlink r:id="rId19" w:history="1">
+      <w:hyperlink r:id="rId21" w:history="1">
         <w:r>
           <w:rPr>
             <w:rStyle w:val="Hyperlink"/>
@@ -1831,7 +1876,7 @@
         </w:rPr>
         <w:t xml:space="preserve">GitHub: </w:t>
       </w:r>
-      <w:hyperlink r:id="rId20" w:history="1">
+      <w:hyperlink r:id="rId22" w:history="1">
         <w:r>
           <w:rPr>
             <w:rStyle w:val="Hyperlink"/>
@@ -1959,7 +2004,7 @@
         </w:rPr>
         <w:t>Process and Scripts to automate SQL Server to Azure Synapse Migration (</w:t>
       </w:r>
-      <w:hyperlink r:id="rId21" w:history="1">
+      <w:hyperlink r:id="rId23" w:history="1">
         <w:r>
           <w:rPr>
             <w:rStyle w:val="Hyperlink"/>
@@ -1976,7 +2021,7 @@
         </w:rPr>
         <w:t>) with training videos (</w:t>
       </w:r>
-      <w:hyperlink r:id="rId22" w:history="1">
+      <w:hyperlink r:id="rId24" w:history="1">
         <w:r>
           <w:rPr>
             <w:rStyle w:val="Hyperlink"/>
@@ -2030,7 +2075,7 @@
         </w:rPr>
         <w:t>: APS to Azure Synapse Migration (</w:t>
       </w:r>
-      <w:hyperlink r:id="rId23" w:history="1">
+      <w:hyperlink r:id="rId25" w:history="1">
         <w:r>
           <w:rPr>
             <w:rStyle w:val="Hyperlink"/>
@@ -2058,7 +2103,6 @@
           <w:szCs w:val="20"/>
         </w:rPr>
       </w:pPr>
-      <w:proofErr w:type="gramStart"/>
       <w:r>
         <w:rPr>
           <w:b/>
@@ -2066,7 +2110,6 @@
         </w:rPr>
         <w:t>CONFERENCES</w:t>
       </w:r>
-      <w:proofErr w:type="gramEnd"/>
       <w:r>
         <w:rPr>
           <w:b/>
@@ -2090,6 +2133,92 @@
         </w:numPr>
         <w:jc w:val="both"/>
         <w:rPr>
+          <w:bCs/>
+          <w:sz w:val="20"/>
+          <w:szCs w:val="20"/>
+        </w:rPr>
+      </w:pPr>
+      <w:r>
+        <w:rPr>
+          <w:bCs/>
+          <w:sz w:val="20"/>
+          <w:szCs w:val="20"/>
+        </w:rPr>
+        <w:t xml:space="preserve">2026: </w:t>
+      </w:r>
+      <w:r>
+        <w:rPr>
+          <w:bCs/>
+          <w:sz w:val="20"/>
+          <w:szCs w:val="20"/>
+        </w:rPr>
+        <w:t xml:space="preserve">Microsoft Internal Learning Session: </w:t>
+      </w:r>
+      <w:r>
+        <w:rPr>
+          <w:bCs/>
+          <w:sz w:val="20"/>
+          <w:szCs w:val="20"/>
+        </w:rPr>
+        <w:t xml:space="preserve">AI-Aided </w:t>
+      </w:r>
+      <w:r>
+        <w:rPr>
+          <w:bCs/>
+          <w:sz w:val="20"/>
+          <w:szCs w:val="20"/>
+        </w:rPr>
+        <w:t xml:space="preserve">Architecture Design </w:t>
+      </w:r>
+    </w:p>
+    <w:p>
+      <w:pPr>
+        <w:pStyle w:val="ListParagraph"/>
+        <w:numPr>
+          <w:ilvl w:val="0"/>
+          <w:numId w:val="7"/>
+        </w:numPr>
+        <w:jc w:val="both"/>
+        <w:rPr>
+          <w:bCs/>
+          <w:sz w:val="20"/>
+          <w:szCs w:val="20"/>
+        </w:rPr>
+      </w:pPr>
+      <w:r>
+        <w:rPr>
+          <w:bCs/>
+          <w:sz w:val="20"/>
+          <w:szCs w:val="20"/>
+        </w:rPr>
+        <w:t xml:space="preserve">2026: Microsoft Internal Learning Session: </w:t>
+      </w:r>
+      <w:r>
+        <w:rPr>
+          <w:bCs/>
+          <w:sz w:val="20"/>
+          <w:szCs w:val="20"/>
+        </w:rPr>
+        <w:t xml:space="preserve">AI-Aided </w:t>
+      </w:r>
+      <w:r>
+        <w:rPr>
+          <w:bCs/>
+          <w:sz w:val="20"/>
+          <w:szCs w:val="20"/>
+        </w:rPr>
+        <w:t>Reusable and Customizable Sample Data Generation.</w:t>
+      </w:r>
+    </w:p>
+    <w:p>
+      <w:pPr>
+        <w:pStyle w:val="ListParagraph"/>
+        <w:numPr>
+          <w:ilvl w:val="0"/>
+          <w:numId w:val="7"/>
+        </w:numPr>
+        <w:jc w:val="both"/>
+        <w:rPr>
           <w:b/>
           <w:sz w:val="20"/>
           <w:szCs w:val="20"/>
@@ -2102,7 +2231,7 @@
         </w:rPr>
         <w:t xml:space="preserve">2025: LinkedIn Article: </w:t>
       </w:r>
-      <w:hyperlink r:id="rId24" w:history="1">
+      <w:hyperlink r:id="rId26" w:history="1">
         <w:r>
           <w:rPr>
             <w:rStyle w:val="Hyperlink"/>
@@ -2173,7 +2302,7 @@
         </w:rPr>
         <w:t xml:space="preserve">2024: LinkedIn Article: </w:t>
       </w:r>
-      <w:hyperlink r:id="rId25" w:history="1">
+      <w:hyperlink r:id="rId27" w:history="1">
         <w:r>
           <w:rPr>
             <w:rStyle w:val="Hyperlink"/>
@@ -2198,6 +2327,37 @@
           <w:ilvl w:val="0"/>
           <w:numId w:val="7"/>
         </w:numPr>
+        <w:jc w:val="both"/>
+        <w:rPr>
+          <w:bCs/>
+          <w:sz w:val="20"/>
+          <w:szCs w:val="20"/>
+        </w:rPr>
+      </w:pPr>
+      <w:r>
+        <w:rPr>
+          <w:bCs/>
+          <w:sz w:val="20"/>
+          <w:szCs w:val="20"/>
+        </w:rPr>
+        <w:t xml:space="preserve">2024: </w:t>
+      </w:r>
+      <w:r>
+        <w:rPr>
+          <w:bCs/>
+          <w:sz w:val="20"/>
+          <w:szCs w:val="20"/>
+        </w:rPr>
+        <w:t>Microsoft Internal Learning Session: Microsoft Fabric.</w:t>
+      </w:r>
+    </w:p>
+    <w:p>
+      <w:pPr>
+        <w:pStyle w:val="ListParagraph"/>
+        <w:numPr>
+          <w:ilvl w:val="0"/>
+          <w:numId w:val="7"/>
+        </w:numPr>
         <w:spacing w:after="0"/>
         <w:jc w:val="both"/>
         <w:rPr>
@@ -2676,7 +2836,7 @@
         </w:rPr>
         <w:t>Solution Lead: Microsoft IQ Gold Standard Solution Accelerator (GSA) (</w:t>
       </w:r>
-      <w:hyperlink r:id="rId26" w:history="1">
+      <w:hyperlink r:id="rId28" w:history="1">
         <w:r>
           <w:rPr>
             <w:rStyle w:val="Hyperlink"/>
@@ -2722,7 +2882,7 @@
         </w:rPr>
         <w:t>Fabric Real Time Intelligence Operations GSA (</w:t>
       </w:r>
-      <w:hyperlink r:id="rId27" w:history="1">
+      <w:hyperlink r:id="rId29" w:history="1">
         <w:r>
           <w:rPr>
             <w:rStyle w:val="Hyperlink"/>
@@ -2767,7 +2927,7 @@
         </w:rPr>
         <w:t xml:space="preserve"> Data Foundation with Fabric GSA (</w:t>
       </w:r>
-      <w:hyperlink r:id="rId28" w:history="1">
+      <w:hyperlink r:id="rId30" w:history="1">
         <w:r>
           <w:rPr>
             <w:rStyle w:val="Hyperlink"/>
@@ -2835,7 +2995,7 @@
         </w:rPr>
         <w:t xml:space="preserve"> sandbox and WAF-aligned solution architectures (GitHub Repo: </w:t>
       </w:r>
-      <w:hyperlink r:id="rId29" w:history="1">
+      <w:hyperlink r:id="rId31" w:history="1">
         <w:r>
           <w:rPr>
             <w:rStyle w:val="Hyperlink"/>
@@ -2875,7 +3035,7 @@
         </w:rPr>
         <w:t xml:space="preserve">Solution Lead: Led engineering delivery for sustainability and Copilot patterns, promoting engineering best practices, repeatable processes, quality solutions, and clear documentation. GitHub repositories include </w:t>
       </w:r>
-      <w:hyperlink r:id="rId30" w:history="1">
+      <w:hyperlink r:id="rId32" w:history="1">
         <w:r>
           <w:rPr>
             <w:rStyle w:val="Hyperlink"/>
@@ -2892,7 +3052,7 @@
         </w:rPr>
         <w:t xml:space="preserve">, </w:t>
       </w:r>
-      <w:hyperlink r:id="rId31" w:history="1">
+      <w:hyperlink r:id="rId33" w:history="1">
         <w:r>
           <w:rPr>
             <w:rStyle w:val="Hyperlink"/>
@@ -2909,7 +3069,7 @@
         </w:rPr>
         <w:t xml:space="preserve">, and </w:t>
       </w:r>
-      <w:hyperlink r:id="rId32" w:history="1">
+      <w:hyperlink r:id="rId34" w:history="1">
         <w:r>
           <w:rPr>
             <w:rStyle w:val="Hyperlink"/>
@@ -3157,7 +3317,7 @@
         </w:rPr>
         <w:t xml:space="preserve">: </w:t>
       </w:r>
-      <w:hyperlink r:id="rId33" w:history="1">
+      <w:hyperlink r:id="rId35" w:history="1">
         <w:proofErr w:type="spellStart"/>
         <w:r>
           <w:rPr>
@@ -3237,7 +3397,7 @@
         </w:rPr>
         <w:t xml:space="preserve">: </w:t>
       </w:r>
-      <w:hyperlink r:id="rId34" w:history="1">
+      <w:hyperlink r:id="rId36" w:history="1">
         <w:proofErr w:type="spellStart"/>
         <w:r>
           <w:rPr>
@@ -3293,7 +3453,7 @@
         </w:rPr>
         <w:t xml:space="preserve">GitHub: </w:t>
       </w:r>
-      <w:hyperlink r:id="rId35" w:history="1">
+      <w:hyperlink r:id="rId37" w:history="1">
         <w:proofErr w:type="spellStart"/>
         <w:r>
           <w:rPr>
@@ -3319,7 +3479,7 @@
         </w:rPr>
         <w:t xml:space="preserve">YouTube: </w:t>
       </w:r>
-      <w:hyperlink r:id="rId36" w:history="1">
+      <w:hyperlink r:id="rId38" w:history="1">
         <w:r>
           <w:rPr>
             <w:rStyle w:val="Hyperlink"/>
@@ -3366,7 +3526,7 @@
         </w:rPr>
         <w:t xml:space="preserve">(GitHub: </w:t>
       </w:r>
-      <w:hyperlink r:id="rId37" w:history="1">
+      <w:hyperlink r:id="rId39" w:history="1">
         <w:r>
           <w:rPr>
             <w:rStyle w:val="Hyperlink"/>
@@ -3415,7 +3575,6 @@
         </w:rPr>
         <w:t xml:space="preserve"> and </w:t>
       </w:r>
-      <w:proofErr w:type="gramStart"/>
       <w:r>
         <w:rPr>
           <w:rFonts w:asciiTheme="minorHAnsi" w:hAnsiTheme="minorHAnsi" w:cstheme="minorHAnsi"/>
@@ -3423,17 +3582,7 @@
           <w:szCs w:val="20"/>
           <w:shd w:val="clear" w:color="auto" w:fill="FFFFFF"/>
         </w:rPr>
-        <w:t>services, and</w:t>
-      </w:r>
-      <w:proofErr w:type="gramEnd"/>
-      <w:r>
-        <w:rPr>
-          <w:rFonts w:asciiTheme="minorHAnsi" w:hAnsiTheme="minorHAnsi" w:cstheme="minorHAnsi"/>
-          <w:sz w:val="20"/>
-          <w:szCs w:val="20"/>
-          <w:shd w:val="clear" w:color="auto" w:fill="FFFFFF"/>
-        </w:rPr>
-        <w:t xml:space="preserve"> created various </w:t>
+        <w:t xml:space="preserve">services, and created various </w:t>
       </w:r>
       <w:r>
         <w:rPr>
@@ -3571,7 +3720,7 @@
         </w:rPr>
         <w:t>Led the development and publication of SQL Server to Azure Synapse Migration Accelerators (</w:t>
       </w:r>
-      <w:hyperlink r:id="rId38" w:history="1">
+      <w:hyperlink r:id="rId40" w:history="1">
         <w:r>
           <w:rPr>
             <w:rStyle w:val="Hyperlink"/>
@@ -3601,7 +3750,7 @@
         </w:rPr>
         <w:t xml:space="preserve"> and YouTube </w:t>
       </w:r>
-      <w:hyperlink r:id="rId39" w:history="1">
+      <w:hyperlink r:id="rId41" w:history="1">
         <w:r>
           <w:rPr>
             <w:rStyle w:val="Hyperlink"/>
@@ -3709,7 +3858,7 @@
         </w:rPr>
         <w:t>2 customers became public references: Walgreens (</w:t>
       </w:r>
-      <w:hyperlink r:id="rId40" w:history="1">
+      <w:hyperlink r:id="rId42" w:history="1">
         <w:r>
           <w:rPr>
             <w:rStyle w:val="Hyperlink"/>
@@ -3800,7 +3949,7 @@
         </w:rPr>
         <w:t>Led the development and publication of the APS to Azure Synapse Migration Accelerators (</w:t>
       </w:r>
-      <w:hyperlink r:id="rId41" w:history="1">
+      <w:hyperlink r:id="rId43" w:history="1">
         <w:r>
           <w:rPr>
             <w:rStyle w:val="Hyperlink"/>
@@ -4214,7 +4363,6 @@
         </w:rPr>
         <w:t>(</w:t>
       </w:r>
-      <w:proofErr w:type="gramStart"/>
       <w:r>
         <w:rPr>
           <w:bCs/>
@@ -4225,14 +4373,7 @@
         <w:rPr>
           <w:bCs/>
         </w:rPr>
-        <w:t xml:space="preserve">   </w:t>
-      </w:r>
-      <w:proofErr w:type="gramEnd"/>
-      <w:r>
-        <w:rPr>
-          <w:bCs/>
-        </w:rPr>
-        <w:t xml:space="preserve">                                                                                        </w:t>
+        <w:t xml:space="preserve">                                                                                           </w:t>
       </w:r>
       <w:r>
         <w:rPr>
@@ -5586,23 +5727,7 @@
           <w:sz w:val="20"/>
           <w:szCs w:val="20"/>
         </w:rPr>
-        <w:t xml:space="preserve">omotion to corporate </w:t>
-      </w:r>
-      <w:proofErr w:type="gramStart"/>
-      <w:r>
-        <w:rPr>
-          <w:sz w:val="20"/>
-          <w:szCs w:val="20"/>
-        </w:rPr>
-        <w:t>architect</w:t>
-      </w:r>
-      <w:proofErr w:type="gramEnd"/>
-      <w:r>
-        <w:rPr>
-          <w:sz w:val="20"/>
-          <w:szCs w:val="20"/>
-        </w:rPr>
-        <w:t xml:space="preserve"> and </w:t>
+        <w:t xml:space="preserve">omotion to corporate architect and </w:t>
       </w:r>
       <w:r>
         <w:rPr>
@@ -6298,7 +6423,7 @@
         </w:rPr>
         <w:t xml:space="preserve">, PhD Dissertation (AI/ML Application in Process Control): </w:t>
       </w:r>
-      <w:hyperlink r:id="rId42" w:history="1">
+      <w:hyperlink r:id="rId44" w:history="1">
         <w:r>
           <w:rPr>
             <w:rStyle w:val="Hyperlink"/>
@@ -6346,8 +6471,8 @@
       </w:pPr>
     </w:p>
     <w:sectPr>
-      <w:headerReference w:type="default" r:id="rId43"/>
-      <w:footerReference w:type="default" r:id="rId44"/>
+      <w:headerReference w:type="default" r:id="rId45"/>
+      <w:footerReference w:type="default" r:id="rId46"/>
       <w:pgSz w:w="12240" w:h="15840"/>
       <w:pgMar w:top="1440" w:right="1440" w:bottom="1440" w:left="1440" w:header="720" w:footer="720" w:gutter="0"/>
       <w:cols w:space="720"/>
@@ -8678,7 +8803,6 @@
   <w:style w:type="character" w:default="1" w:styleId="DefaultParagraphFont">
     <w:name w:val="Default Paragraph Font"/>
     <w:uiPriority w:val="1"/>
-    <w:semiHidden/>
     <w:unhideWhenUsed/>
   </w:style>
   <w:style w:type="table" w:default="1" w:styleId="TableNormal">

--- a/bio/resume/DrGailZhouResume.docx
+++ b/bio/resume/DrGailZhouResume.docx
@@ -393,14 +393,30 @@
           <w:sz w:val="20"/>
           <w:szCs w:val="20"/>
         </w:rPr>
-        <w:t xml:space="preserve"> and Microsoft Azure Architecture Center</w:t>
-      </w:r>
-      <w:r>
-        <w:rPr>
-          <w:sz w:val="20"/>
-          <w:szCs w:val="20"/>
-        </w:rPr>
-        <w:t xml:space="preserve">  (1 Article). </w:t>
+        <w:t xml:space="preserve"> and Microsoft Azure Architecture </w:t>
+      </w:r>
+      <w:proofErr w:type="gramStart"/>
+      <w:r>
+        <w:rPr>
+          <w:sz w:val="20"/>
+          <w:szCs w:val="20"/>
+        </w:rPr>
+        <w:t>Center</w:t>
+      </w:r>
+      <w:r>
+        <w:rPr>
+          <w:sz w:val="20"/>
+          <w:szCs w:val="20"/>
+        </w:rPr>
+        <w:t xml:space="preserve">  (</w:t>
+      </w:r>
+      <w:proofErr w:type="gramEnd"/>
+      <w:r>
+        <w:rPr>
+          <w:sz w:val="20"/>
+          <w:szCs w:val="20"/>
+        </w:rPr>
+        <w:t xml:space="preserve">1 Article). </w:t>
       </w:r>
     </w:p>
     <w:p>
@@ -417,6 +433,27 @@
           <w:szCs w:val="20"/>
         </w:rPr>
         <w:t xml:space="preserve">You can find my updated resume at </w:t>
+      </w:r>
+    </w:p>
+    <w:p>
+      <w:pPr>
+        <w:pStyle w:val="ListParagraph"/>
+        <w:numPr>
+          <w:ilvl w:val="0"/>
+          <w:numId w:val="13"/>
+        </w:numPr>
+        <w:jc w:val="both"/>
+        <w:rPr>
+          <w:sz w:val="20"/>
+          <w:szCs w:val="20"/>
+        </w:rPr>
+      </w:pPr>
+      <w:r>
+        <w:rPr>
+          <w:sz w:val="20"/>
+          <w:szCs w:val="20"/>
+        </w:rPr>
+        <w:t xml:space="preserve">Intro: </w:t>
       </w:r>
       <w:hyperlink r:id="rId8" w:history="1">
         <w:r>
@@ -425,23 +462,41 @@
             <w:sz w:val="20"/>
             <w:szCs w:val="20"/>
           </w:rPr>
-          <w:t>https://github.com</w:t>
+          <w:t>https://github.com/docgailzhou/introduction</w:t>
         </w:r>
+      </w:hyperlink>
+      <w:r>
+        <w:rPr>
+          <w:sz w:val="20"/>
+          <w:szCs w:val="20"/>
+        </w:rPr>
+        <w:t xml:space="preserve">. </w:t>
+      </w:r>
+    </w:p>
+    <w:p>
+      <w:pPr>
+        <w:pStyle w:val="ListParagraph"/>
+        <w:numPr>
+          <w:ilvl w:val="0"/>
+          <w:numId w:val="13"/>
+        </w:numPr>
+        <w:jc w:val="both"/>
+        <w:rPr>
+          <w:sz w:val="20"/>
+          <w:szCs w:val="20"/>
+        </w:rPr>
+      </w:pPr>
+      <w:r>
+        <w:t>Resume:</w:t>
+      </w:r>
+      <w:hyperlink r:id="rId9" w:history="1">
         <w:r>
           <w:rPr>
             <w:rStyle w:val="Hyperlink"/>
             <w:sz w:val="20"/>
             <w:szCs w:val="20"/>
           </w:rPr>
-          <w:t>/</w:t>
-        </w:r>
-        <w:r>
-          <w:rPr>
-            <w:rStyle w:val="Hyperlink"/>
-            <w:sz w:val="20"/>
-            <w:szCs w:val="20"/>
-          </w:rPr>
-          <w:t>introduction/bio/resume/DrGailZhouResume.pdf</w:t>
+          <w:t>https://github.com/introduction/bio/resume/DrGailZhouResume.pdf</w:t>
         </w:r>
       </w:hyperlink>
       <w:r>
@@ -449,16 +504,30 @@
           <w:sz w:val="20"/>
           <w:szCs w:val="20"/>
         </w:rPr>
-        <w:t xml:space="preserve">, and </w:t>
-      </w:r>
-      <w:r>
-        <w:rPr>
-          <w:sz w:val="20"/>
-          <w:szCs w:val="20"/>
-        </w:rPr>
-        <w:t xml:space="preserve">my bio at </w:t>
-      </w:r>
-      <w:hyperlink r:id="rId9" w:history="1">
+        <w:t>,</w:t>
+      </w:r>
+    </w:p>
+    <w:p>
+      <w:pPr>
+        <w:pStyle w:val="ListParagraph"/>
+        <w:numPr>
+          <w:ilvl w:val="0"/>
+          <w:numId w:val="13"/>
+        </w:numPr>
+        <w:jc w:val="both"/>
+        <w:rPr>
+          <w:sz w:val="20"/>
+          <w:szCs w:val="20"/>
+        </w:rPr>
+      </w:pPr>
+      <w:r>
+        <w:rPr>
+          <w:sz w:val="20"/>
+          <w:szCs w:val="20"/>
+        </w:rPr>
+        <w:t>Bio:</w:t>
+      </w:r>
+      <w:hyperlink r:id="rId10" w:history="1">
         <w:r>
           <w:rPr>
             <w:rStyle w:val="Hyperlink"/>
@@ -473,46 +542,39 @@
           <w:sz w:val="20"/>
           <w:szCs w:val="20"/>
         </w:rPr>
-        <w:t xml:space="preserve">, and </w:t>
-      </w:r>
-      <w:r>
-        <w:rPr>
-          <w:sz w:val="20"/>
-          <w:szCs w:val="20"/>
-        </w:rPr>
-        <w:t>my</w:t>
-      </w:r>
-      <w:r>
-        <w:rPr>
-          <w:sz w:val="20"/>
-          <w:szCs w:val="20"/>
-        </w:rPr>
-        <w:t xml:space="preserve"> </w:t>
-      </w:r>
-      <w:r>
-        <w:rPr>
-          <w:sz w:val="20"/>
-          <w:szCs w:val="20"/>
-        </w:rPr>
-        <w:t xml:space="preserve">introduction at </w:t>
-      </w:r>
-      <w:hyperlink r:id="rId10" w:history="1">
+        <w:t>,</w:t>
+      </w:r>
+    </w:p>
+    <w:p>
+      <w:pPr>
+        <w:pStyle w:val="ListParagraph"/>
+        <w:numPr>
+          <w:ilvl w:val="0"/>
+          <w:numId w:val="13"/>
+        </w:numPr>
+        <w:jc w:val="both"/>
+        <w:rPr>
+          <w:sz w:val="20"/>
+          <w:szCs w:val="20"/>
+        </w:rPr>
+      </w:pPr>
+      <w:r>
+        <w:rPr>
+          <w:sz w:val="20"/>
+          <w:szCs w:val="20"/>
+        </w:rPr>
+        <w:t xml:space="preserve">GitHub Repo List and Speaking Event List: </w:t>
+      </w:r>
+      <w:hyperlink r:id="rId11" w:history="1">
         <w:r>
           <w:rPr>
             <w:rStyle w:val="Hyperlink"/>
             <w:sz w:val="20"/>
             <w:szCs w:val="20"/>
           </w:rPr>
-          <w:t>https://github.com/docgailzhou/introduction</w:t>
+          <w:t>https://github.com/docgailzhou/introduction/publications</w:t>
         </w:r>
       </w:hyperlink>
-      <w:r>
-        <w:rPr>
-          <w:sz w:val="20"/>
-          <w:szCs w:val="20"/>
-        </w:rPr>
-        <w:t xml:space="preserve">. </w:t>
-      </w:r>
     </w:p>
     <w:p>
       <w:pPr>
@@ -1020,7 +1082,7 @@
         </w:rPr>
         <w:t>: Microsoft IQ Gold Standard Solution Accelerator (GSA) (</w:t>
       </w:r>
-      <w:hyperlink r:id="rId11" w:history="1">
+      <w:hyperlink r:id="rId12" w:history="1">
         <w:r>
           <w:rPr>
             <w:rStyle w:val="Hyperlink"/>
@@ -1037,7 +1099,7 @@
         </w:rPr>
         <w:t xml:space="preserve">) or </w:t>
       </w:r>
-      <w:hyperlink r:id="rId12" w:history="1">
+      <w:hyperlink r:id="rId13" w:history="1">
         <w:r>
           <w:rPr>
             <w:rStyle w:val="Hyperlink"/>
@@ -1084,7 +1146,7 @@
         </w:rPr>
         <w:t>: Fabric Real Time Intelligence Operations GSA (</w:t>
       </w:r>
-      <w:hyperlink r:id="rId13" w:history="1">
+      <w:hyperlink r:id="rId14" w:history="1">
         <w:r>
           <w:rPr>
             <w:rStyle w:val="Hyperlink"/>
@@ -1131,7 +1193,7 @@
         </w:rPr>
         <w:t>: Unified Data Foundation with Fabric GSA (</w:t>
       </w:r>
-      <w:hyperlink r:id="rId14" w:history="1">
+      <w:hyperlink r:id="rId15" w:history="1">
         <w:r>
           <w:rPr>
             <w:rStyle w:val="Hyperlink"/>
@@ -1243,7 +1305,7 @@
         </w:rPr>
         <w:t xml:space="preserve">GitHub: </w:t>
       </w:r>
-      <w:hyperlink r:id="rId15" w:history="1">
+      <w:hyperlink r:id="rId16" w:history="1">
         <w:proofErr w:type="spellStart"/>
         <w:r>
           <w:rPr>
@@ -1328,7 +1390,7 @@
         </w:rPr>
         <w:t xml:space="preserve"> (GitHub: </w:t>
       </w:r>
-      <w:hyperlink r:id="rId16" w:history="1">
+      <w:hyperlink r:id="rId17" w:history="1">
         <w:r>
           <w:rPr>
             <w:rStyle w:val="Hyperlink"/>
@@ -1403,7 +1465,7 @@
         </w:rPr>
         <w:t xml:space="preserve">(GitHub: </w:t>
       </w:r>
-      <w:hyperlink r:id="rId17" w:history="1">
+      <w:hyperlink r:id="rId18" w:history="1">
         <w:r>
           <w:rPr>
             <w:rStyle w:val="Hyperlink"/>
@@ -1483,7 +1545,7 @@
         </w:rPr>
         <w:t xml:space="preserve">(GitHub: </w:t>
       </w:r>
-      <w:hyperlink r:id="rId18" w:history="1">
+      <w:hyperlink r:id="rId19" w:history="1">
         <w:proofErr w:type="spellStart"/>
         <w:r>
           <w:rPr>
@@ -1570,7 +1632,7 @@
         </w:rPr>
         <w:t xml:space="preserve">: </w:t>
       </w:r>
-      <w:hyperlink r:id="rId19" w:history="1">
+      <w:hyperlink r:id="rId20" w:history="1">
         <w:proofErr w:type="spellStart"/>
         <w:r>
           <w:rPr>
@@ -1764,7 +1826,7 @@
         </w:rPr>
         <w:t xml:space="preserve"> </w:t>
       </w:r>
-      <w:hyperlink r:id="rId20" w:history="1">
+      <w:hyperlink r:id="rId21" w:history="1">
         <w:proofErr w:type="spellStart"/>
         <w:r>
           <w:rPr>
@@ -1790,7 +1852,7 @@
         </w:rPr>
         <w:t xml:space="preserve">YouTube: </w:t>
       </w:r>
-      <w:hyperlink r:id="rId21" w:history="1">
+      <w:hyperlink r:id="rId22" w:history="1">
         <w:r>
           <w:rPr>
             <w:rStyle w:val="Hyperlink"/>
@@ -1876,7 +1938,7 @@
         </w:rPr>
         <w:t xml:space="preserve">GitHub: </w:t>
       </w:r>
-      <w:hyperlink r:id="rId22" w:history="1">
+      <w:hyperlink r:id="rId23" w:history="1">
         <w:r>
           <w:rPr>
             <w:rStyle w:val="Hyperlink"/>
@@ -2004,7 +2066,7 @@
         </w:rPr>
         <w:t>Process and Scripts to automate SQL Server to Azure Synapse Migration (</w:t>
       </w:r>
-      <w:hyperlink r:id="rId23" w:history="1">
+      <w:hyperlink r:id="rId24" w:history="1">
         <w:r>
           <w:rPr>
             <w:rStyle w:val="Hyperlink"/>
@@ -2021,7 +2083,7 @@
         </w:rPr>
         <w:t>) with training videos (</w:t>
       </w:r>
-      <w:hyperlink r:id="rId24" w:history="1">
+      <w:hyperlink r:id="rId25" w:history="1">
         <w:r>
           <w:rPr>
             <w:rStyle w:val="Hyperlink"/>
@@ -2075,7 +2137,7 @@
         </w:rPr>
         <w:t>: APS to Azure Synapse Migration (</w:t>
       </w:r>
-      <w:hyperlink r:id="rId25" w:history="1">
+      <w:hyperlink r:id="rId26" w:history="1">
         <w:r>
           <w:rPr>
             <w:rStyle w:val="Hyperlink"/>
@@ -2103,6 +2165,7 @@
           <w:szCs w:val="20"/>
         </w:rPr>
       </w:pPr>
+      <w:proofErr w:type="gramStart"/>
       <w:r>
         <w:rPr>
           <w:b/>
@@ -2110,6 +2173,7 @@
         </w:rPr>
         <w:t>CONFERENCES</w:t>
       </w:r>
+      <w:proofErr w:type="gramEnd"/>
       <w:r>
         <w:rPr>
           <w:b/>
@@ -2144,15 +2208,7 @@
           <w:sz w:val="20"/>
           <w:szCs w:val="20"/>
         </w:rPr>
-        <w:t xml:space="preserve">2026: </w:t>
-      </w:r>
-      <w:r>
-        <w:rPr>
-          <w:bCs/>
-          <w:sz w:val="20"/>
-          <w:szCs w:val="20"/>
-        </w:rPr>
-        <w:t xml:space="preserve">Microsoft Internal Learning Session: </w:t>
+        <w:t xml:space="preserve">2026: Microsoft Internal Learning Session: </w:t>
       </w:r>
       <w:r>
         <w:rPr>
@@ -2231,7 +2287,7 @@
         </w:rPr>
         <w:t xml:space="preserve">2025: LinkedIn Article: </w:t>
       </w:r>
-      <w:hyperlink r:id="rId26" w:history="1">
+      <w:hyperlink r:id="rId27" w:history="1">
         <w:r>
           <w:rPr>
             <w:rStyle w:val="Hyperlink"/>
@@ -2302,7 +2358,7 @@
         </w:rPr>
         <w:t xml:space="preserve">2024: LinkedIn Article: </w:t>
       </w:r>
-      <w:hyperlink r:id="rId27" w:history="1">
+      <w:hyperlink r:id="rId28" w:history="1">
         <w:r>
           <w:rPr>
             <w:rStyle w:val="Hyperlink"/>
@@ -2340,15 +2396,7 @@
           <w:sz w:val="20"/>
           <w:szCs w:val="20"/>
         </w:rPr>
-        <w:t xml:space="preserve">2024: </w:t>
-      </w:r>
-      <w:r>
-        <w:rPr>
-          <w:bCs/>
-          <w:sz w:val="20"/>
-          <w:szCs w:val="20"/>
-        </w:rPr>
-        <w:t>Microsoft Internal Learning Session: Microsoft Fabric.</w:t>
+        <w:t>2024: Microsoft Internal Learning Session: Microsoft Fabric.</w:t>
       </w:r>
     </w:p>
     <w:p>
@@ -2836,7 +2884,7 @@
         </w:rPr>
         <w:t>Solution Lead: Microsoft IQ Gold Standard Solution Accelerator (GSA) (</w:t>
       </w:r>
-      <w:hyperlink r:id="rId28" w:history="1">
+      <w:hyperlink r:id="rId29" w:history="1">
         <w:r>
           <w:rPr>
             <w:rStyle w:val="Hyperlink"/>
@@ -2882,7 +2930,7 @@
         </w:rPr>
         <w:t>Fabric Real Time Intelligence Operations GSA (</w:t>
       </w:r>
-      <w:hyperlink r:id="rId29" w:history="1">
+      <w:hyperlink r:id="rId30" w:history="1">
         <w:r>
           <w:rPr>
             <w:rStyle w:val="Hyperlink"/>
@@ -2927,7 +2975,7 @@
         </w:rPr>
         <w:t xml:space="preserve"> Data Foundation with Fabric GSA (</w:t>
       </w:r>
-      <w:hyperlink r:id="rId30" w:history="1">
+      <w:hyperlink r:id="rId31" w:history="1">
         <w:r>
           <w:rPr>
             <w:rStyle w:val="Hyperlink"/>
@@ -2995,7 +3043,7 @@
         </w:rPr>
         <w:t xml:space="preserve"> sandbox and WAF-aligned solution architectures (GitHub Repo: </w:t>
       </w:r>
-      <w:hyperlink r:id="rId31" w:history="1">
+      <w:hyperlink r:id="rId32" w:history="1">
         <w:r>
           <w:rPr>
             <w:rStyle w:val="Hyperlink"/>
@@ -3035,7 +3083,7 @@
         </w:rPr>
         <w:t xml:space="preserve">Solution Lead: Led engineering delivery for sustainability and Copilot patterns, promoting engineering best practices, repeatable processes, quality solutions, and clear documentation. GitHub repositories include </w:t>
       </w:r>
-      <w:hyperlink r:id="rId32" w:history="1">
+      <w:hyperlink r:id="rId33" w:history="1">
         <w:r>
           <w:rPr>
             <w:rStyle w:val="Hyperlink"/>
@@ -3052,7 +3100,7 @@
         </w:rPr>
         <w:t xml:space="preserve">, </w:t>
       </w:r>
-      <w:hyperlink r:id="rId33" w:history="1">
+      <w:hyperlink r:id="rId34" w:history="1">
         <w:r>
           <w:rPr>
             <w:rStyle w:val="Hyperlink"/>
@@ -3069,7 +3117,7 @@
         </w:rPr>
         <w:t xml:space="preserve">, and </w:t>
       </w:r>
-      <w:hyperlink r:id="rId34" w:history="1">
+      <w:hyperlink r:id="rId35" w:history="1">
         <w:r>
           <w:rPr>
             <w:rStyle w:val="Hyperlink"/>
@@ -3317,7 +3365,7 @@
         </w:rPr>
         <w:t xml:space="preserve">: </w:t>
       </w:r>
-      <w:hyperlink r:id="rId35" w:history="1">
+      <w:hyperlink r:id="rId36" w:history="1">
         <w:proofErr w:type="spellStart"/>
         <w:r>
           <w:rPr>
@@ -3397,7 +3445,7 @@
         </w:rPr>
         <w:t xml:space="preserve">: </w:t>
       </w:r>
-      <w:hyperlink r:id="rId36" w:history="1">
+      <w:hyperlink r:id="rId37" w:history="1">
         <w:proofErr w:type="spellStart"/>
         <w:r>
           <w:rPr>
@@ -3453,7 +3501,7 @@
         </w:rPr>
         <w:t xml:space="preserve">GitHub: </w:t>
       </w:r>
-      <w:hyperlink r:id="rId37" w:history="1">
+      <w:hyperlink r:id="rId38" w:history="1">
         <w:proofErr w:type="spellStart"/>
         <w:r>
           <w:rPr>
@@ -3479,7 +3527,7 @@
         </w:rPr>
         <w:t xml:space="preserve">YouTube: </w:t>
       </w:r>
-      <w:hyperlink r:id="rId38" w:history="1">
+      <w:hyperlink r:id="rId39" w:history="1">
         <w:r>
           <w:rPr>
             <w:rStyle w:val="Hyperlink"/>
@@ -3526,7 +3574,7 @@
         </w:rPr>
         <w:t xml:space="preserve">(GitHub: </w:t>
       </w:r>
-      <w:hyperlink r:id="rId39" w:history="1">
+      <w:hyperlink r:id="rId40" w:history="1">
         <w:r>
           <w:rPr>
             <w:rStyle w:val="Hyperlink"/>
@@ -3575,6 +3623,7 @@
         </w:rPr>
         <w:t xml:space="preserve"> and </w:t>
       </w:r>
+      <w:proofErr w:type="gramStart"/>
       <w:r>
         <w:rPr>
           <w:rFonts w:asciiTheme="minorHAnsi" w:hAnsiTheme="minorHAnsi" w:cstheme="minorHAnsi"/>
@@ -3582,7 +3631,17 @@
           <w:szCs w:val="20"/>
           <w:shd w:val="clear" w:color="auto" w:fill="FFFFFF"/>
         </w:rPr>
-        <w:t xml:space="preserve">services, and created various </w:t>
+        <w:t>services, and</w:t>
+      </w:r>
+      <w:proofErr w:type="gramEnd"/>
+      <w:r>
+        <w:rPr>
+          <w:rFonts w:asciiTheme="minorHAnsi" w:hAnsiTheme="minorHAnsi" w:cstheme="minorHAnsi"/>
+          <w:sz w:val="20"/>
+          <w:szCs w:val="20"/>
+          <w:shd w:val="clear" w:color="auto" w:fill="FFFFFF"/>
+        </w:rPr>
+        <w:t xml:space="preserve"> created various </w:t>
       </w:r>
       <w:r>
         <w:rPr>
@@ -3720,7 +3779,7 @@
         </w:rPr>
         <w:t>Led the development and publication of SQL Server to Azure Synapse Migration Accelerators (</w:t>
       </w:r>
-      <w:hyperlink r:id="rId40" w:history="1">
+      <w:hyperlink r:id="rId41" w:history="1">
         <w:r>
           <w:rPr>
             <w:rStyle w:val="Hyperlink"/>
@@ -3750,7 +3809,7 @@
         </w:rPr>
         <w:t xml:space="preserve"> and YouTube </w:t>
       </w:r>
-      <w:hyperlink r:id="rId41" w:history="1">
+      <w:hyperlink r:id="rId42" w:history="1">
         <w:r>
           <w:rPr>
             <w:rStyle w:val="Hyperlink"/>
@@ -3858,7 +3917,7 @@
         </w:rPr>
         <w:t>2 customers became public references: Walgreens (</w:t>
       </w:r>
-      <w:hyperlink r:id="rId42" w:history="1">
+      <w:hyperlink r:id="rId43" w:history="1">
         <w:r>
           <w:rPr>
             <w:rStyle w:val="Hyperlink"/>
@@ -3949,7 +4008,7 @@
         </w:rPr>
         <w:t>Led the development and publication of the APS to Azure Synapse Migration Accelerators (</w:t>
       </w:r>
-      <w:hyperlink r:id="rId43" w:history="1">
+      <w:hyperlink r:id="rId44" w:history="1">
         <w:r>
           <w:rPr>
             <w:rStyle w:val="Hyperlink"/>
@@ -4363,6 +4422,7 @@
         </w:rPr>
         <w:t>(</w:t>
       </w:r>
+      <w:proofErr w:type="gramStart"/>
       <w:r>
         <w:rPr>
           <w:bCs/>
@@ -4373,7 +4433,14 @@
         <w:rPr>
           <w:bCs/>
         </w:rPr>
-        <w:t xml:space="preserve">                                                                                           </w:t>
+        <w:t xml:space="preserve">   </w:t>
+      </w:r>
+      <w:proofErr w:type="gramEnd"/>
+      <w:r>
+        <w:rPr>
+          <w:bCs/>
+        </w:rPr>
+        <w:t xml:space="preserve">                                                                                        </w:t>
       </w:r>
       <w:r>
         <w:rPr>
@@ -5727,7 +5794,23 @@
           <w:sz w:val="20"/>
           <w:szCs w:val="20"/>
         </w:rPr>
-        <w:t xml:space="preserve">omotion to corporate architect and </w:t>
+        <w:t xml:space="preserve">omotion to corporate </w:t>
+      </w:r>
+      <w:proofErr w:type="gramStart"/>
+      <w:r>
+        <w:rPr>
+          <w:sz w:val="20"/>
+          <w:szCs w:val="20"/>
+        </w:rPr>
+        <w:t>architect</w:t>
+      </w:r>
+      <w:proofErr w:type="gramEnd"/>
+      <w:r>
+        <w:rPr>
+          <w:sz w:val="20"/>
+          <w:szCs w:val="20"/>
+        </w:rPr>
+        <w:t xml:space="preserve"> and </w:t>
       </w:r>
       <w:r>
         <w:rPr>
@@ -6423,7 +6506,7 @@
         </w:rPr>
         <w:t xml:space="preserve">, PhD Dissertation (AI/ML Application in Process Control): </w:t>
       </w:r>
-      <w:hyperlink r:id="rId44" w:history="1">
+      <w:hyperlink r:id="rId45" w:history="1">
         <w:r>
           <w:rPr>
             <w:rStyle w:val="Hyperlink"/>
@@ -6471,8 +6554,8 @@
       </w:pPr>
     </w:p>
     <w:sectPr>
-      <w:headerReference w:type="default" r:id="rId45"/>
-      <w:footerReference w:type="default" r:id="rId46"/>
+      <w:headerReference w:type="default" r:id="rId46"/>
+      <w:footerReference w:type="default" r:id="rId47"/>
       <w:pgSz w:w="12240" w:h="15840"/>
       <w:pgMar w:top="1440" w:right="1440" w:bottom="1440" w:left="1440" w:header="720" w:footer="720" w:gutter="0"/>
       <w:cols w:space="720"/>
@@ -7668,6 +7751,119 @@
     </w:lvl>
   </w:abstractNum>
   <w:abstractNum w:abstractNumId="8" w15:restartNumberingAfterBreak="0">
+    <w:nsid w:val="69BD53C0"/>
+    <w:multiLevelType w:val="hybridMultilevel"/>
+    <w:tmpl w:val="8868A2FA"/>
+    <w:lvl w:ilvl="0" w:tplc="04090001">
+      <w:start w:val="1"/>
+      <w:numFmt w:val="bullet"/>
+      <w:lvlText w:val=""/>
+      <w:lvlJc w:val="left"/>
+      <w:pPr>
+        <w:ind w:left="720" w:hanging="360"/>
+      </w:pPr>
+      <w:rPr>
+        <w:rFonts w:ascii="Symbol" w:hAnsi="Symbol" w:hint="default"/>
+      </w:rPr>
+    </w:lvl>
+    <w:lvl w:ilvl="1" w:tplc="04090003" w:tentative="1">
+      <w:start w:val="1"/>
+      <w:numFmt w:val="bullet"/>
+      <w:lvlText w:val="o"/>
+      <w:lvlJc w:val="left"/>
+      <w:pPr>
+        <w:ind w:left="1440" w:hanging="360"/>
+      </w:pPr>
+      <w:rPr>
+        <w:rFonts w:ascii="Courier New" w:hAnsi="Courier New" w:cs="Courier New" w:hint="default"/>
+      </w:rPr>
+    </w:lvl>
+    <w:lvl w:ilvl="2" w:tplc="04090005" w:tentative="1">
+      <w:start w:val="1"/>
+      <w:numFmt w:val="bullet"/>
+      <w:lvlText w:val=""/>
+      <w:lvlJc w:val="left"/>
+      <w:pPr>
+        <w:ind w:left="2160" w:hanging="360"/>
+      </w:pPr>
+      <w:rPr>
+        <w:rFonts w:ascii="Wingdings" w:hAnsi="Wingdings" w:hint="default"/>
+      </w:rPr>
+    </w:lvl>
+    <w:lvl w:ilvl="3" w:tplc="04090001" w:tentative="1">
+      <w:start w:val="1"/>
+      <w:numFmt w:val="bullet"/>
+      <w:lvlText w:val=""/>
+      <w:lvlJc w:val="left"/>
+      <w:pPr>
+        <w:ind w:left="2880" w:hanging="360"/>
+      </w:pPr>
+      <w:rPr>
+        <w:rFonts w:ascii="Symbol" w:hAnsi="Symbol" w:hint="default"/>
+      </w:rPr>
+    </w:lvl>
+    <w:lvl w:ilvl="4" w:tplc="04090003" w:tentative="1">
+      <w:start w:val="1"/>
+      <w:numFmt w:val="bullet"/>
+      <w:lvlText w:val="o"/>
+      <w:lvlJc w:val="left"/>
+      <w:pPr>
+        <w:ind w:left="3600" w:hanging="360"/>
+      </w:pPr>
+      <w:rPr>
+        <w:rFonts w:ascii="Courier New" w:hAnsi="Courier New" w:cs="Courier New" w:hint="default"/>
+      </w:rPr>
+    </w:lvl>
+    <w:lvl w:ilvl="5" w:tplc="04090005" w:tentative="1">
+      <w:start w:val="1"/>
+      <w:numFmt w:val="bullet"/>
+      <w:lvlText w:val=""/>
+      <w:lvlJc w:val="left"/>
+      <w:pPr>
+        <w:ind w:left="4320" w:hanging="360"/>
+      </w:pPr>
+      <w:rPr>
+        <w:rFonts w:ascii="Wingdings" w:hAnsi="Wingdings" w:hint="default"/>
+      </w:rPr>
+    </w:lvl>
+    <w:lvl w:ilvl="6" w:tplc="04090001" w:tentative="1">
+      <w:start w:val="1"/>
+      <w:numFmt w:val="bullet"/>
+      <w:lvlText w:val=""/>
+      <w:lvlJc w:val="left"/>
+      <w:pPr>
+        <w:ind w:left="5040" w:hanging="360"/>
+      </w:pPr>
+      <w:rPr>
+        <w:rFonts w:ascii="Symbol" w:hAnsi="Symbol" w:hint="default"/>
+      </w:rPr>
+    </w:lvl>
+    <w:lvl w:ilvl="7" w:tplc="04090003" w:tentative="1">
+      <w:start w:val="1"/>
+      <w:numFmt w:val="bullet"/>
+      <w:lvlText w:val="o"/>
+      <w:lvlJc w:val="left"/>
+      <w:pPr>
+        <w:ind w:left="5760" w:hanging="360"/>
+      </w:pPr>
+      <w:rPr>
+        <w:rFonts w:ascii="Courier New" w:hAnsi="Courier New" w:cs="Courier New" w:hint="default"/>
+      </w:rPr>
+    </w:lvl>
+    <w:lvl w:ilvl="8" w:tplc="04090005" w:tentative="1">
+      <w:start w:val="1"/>
+      <w:numFmt w:val="bullet"/>
+      <w:lvlText w:val=""/>
+      <w:lvlJc w:val="left"/>
+      <w:pPr>
+        <w:ind w:left="6480" w:hanging="360"/>
+      </w:pPr>
+      <w:rPr>
+        <w:rFonts w:ascii="Wingdings" w:hAnsi="Wingdings" w:hint="default"/>
+      </w:rPr>
+    </w:lvl>
+  </w:abstractNum>
+  <w:abstractNum w:abstractNumId="9" w15:restartNumberingAfterBreak="0">
     <w:nsid w:val="6D506A1B"/>
     <w:multiLevelType w:val="hybridMultilevel"/>
     <w:tmpl w:val="BF2ECADC"/>
@@ -7780,7 +7976,7 @@
       </w:rPr>
     </w:lvl>
   </w:abstractNum>
-  <w:abstractNum w:abstractNumId="9" w15:restartNumberingAfterBreak="0">
+  <w:abstractNum w:abstractNumId="10" w15:restartNumberingAfterBreak="0">
     <w:nsid w:val="76CA7F49"/>
     <w:multiLevelType w:val="multilevel"/>
     <w:tmpl w:val="DB1C4838"/>
@@ -7929,7 +8125,7 @@
       </w:rPr>
     </w:lvl>
   </w:abstractNum>
-  <w:abstractNum w:abstractNumId="10" w15:restartNumberingAfterBreak="0">
+  <w:abstractNum w:abstractNumId="11" w15:restartNumberingAfterBreak="0">
     <w:nsid w:val="78B33F86"/>
     <w:multiLevelType w:val="hybridMultilevel"/>
     <w:tmpl w:val="F16C5B80"/>
@@ -8042,7 +8238,7 @@
       </w:rPr>
     </w:lvl>
   </w:abstractNum>
-  <w:abstractNum w:abstractNumId="11" w15:restartNumberingAfterBreak="0">
+  <w:abstractNum w:abstractNumId="12" w15:restartNumberingAfterBreak="0">
     <w:nsid w:val="79737610"/>
     <w:multiLevelType w:val="hybridMultilevel"/>
     <w:tmpl w:val="602A953E"/>
@@ -8159,7 +8355,7 @@
     <w:abstractNumId w:val="1"/>
   </w:num>
   <w:num w:numId="2" w16cid:durableId="1098020702">
-    <w:abstractNumId w:val="9"/>
+    <w:abstractNumId w:val="10"/>
   </w:num>
   <w:num w:numId="3" w16cid:durableId="1218203470">
     <w:abstractNumId w:val="5"/>
@@ -8180,16 +8376,19 @@
     <w:abstractNumId w:val="2"/>
   </w:num>
   <w:num w:numId="9" w16cid:durableId="1615476135">
-    <w:abstractNumId w:val="10"/>
+    <w:abstractNumId w:val="11"/>
   </w:num>
   <w:num w:numId="10" w16cid:durableId="1394042725">
-    <w:abstractNumId w:val="8"/>
+    <w:abstractNumId w:val="9"/>
   </w:num>
   <w:num w:numId="11" w16cid:durableId="369914034">
-    <w:abstractNumId w:val="11"/>
+    <w:abstractNumId w:val="12"/>
   </w:num>
   <w:num w:numId="12" w16cid:durableId="751044613">
     <w:abstractNumId w:val="7"/>
+  </w:num>
+  <w:num w:numId="13" w16cid:durableId="368258967">
+    <w:abstractNumId w:val="8"/>
   </w:num>
   <w:numIdMacAtCleanup w:val="12"/>
 </w:numbering>

--- a/bio/resume/DrGailZhouResume.docx
+++ b/bio/resume/DrGailZhouResume.docx
@@ -52,7 +52,14 @@
           <w:sz w:val="20"/>
           <w:szCs w:val="20"/>
         </w:rPr>
-        <w:t xml:space="preserve">Hands-on technology leader with </w:t>
+        <w:t>Dr. Gail Zhou is a h</w:t>
+      </w:r>
+      <w:r>
+        <w:rPr>
+          <w:sz w:val="20"/>
+          <w:szCs w:val="20"/>
+        </w:rPr>
+        <w:t xml:space="preserve">ands-on technology leader with </w:t>
       </w:r>
       <w:r>
         <w:rPr>
@@ -395,22 +402,13 @@
         </w:rPr>
         <w:t xml:space="preserve"> and Microsoft Azure Architecture </w:t>
       </w:r>
-      <w:proofErr w:type="gramStart"/>
-      <w:r>
-        <w:rPr>
-          <w:sz w:val="20"/>
-          <w:szCs w:val="20"/>
-        </w:rPr>
-        <w:t>Center</w:t>
-      </w:r>
-      <w:r>
-        <w:rPr>
-          <w:sz w:val="20"/>
-          <w:szCs w:val="20"/>
-        </w:rPr>
-        <w:t xml:space="preserve">  (</w:t>
-      </w:r>
-      <w:proofErr w:type="gramEnd"/>
+      <w:r>
+        <w:rPr>
+          <w:sz w:val="20"/>
+          <w:szCs w:val="20"/>
+        </w:rPr>
+        <w:t>Center (</w:t>
+      </w:r>
       <w:r>
         <w:rPr>
           <w:sz w:val="20"/>
@@ -423,16 +421,463 @@
       <w:pPr>
         <w:jc w:val="both"/>
         <w:rPr>
-          <w:sz w:val="20"/>
-          <w:szCs w:val="20"/>
-        </w:rPr>
-      </w:pPr>
-      <w:r>
-        <w:rPr>
-          <w:sz w:val="20"/>
-          <w:szCs w:val="20"/>
-        </w:rPr>
-        <w:t xml:space="preserve">You can find my updated resume at </w:t>
+          <w:b/>
+          <w:bCs/>
+          <w:sz w:val="20"/>
+          <w:szCs w:val="20"/>
+        </w:rPr>
+      </w:pPr>
+      <w:r>
+        <w:rPr>
+          <w:b/>
+          <w:bCs/>
+          <w:sz w:val="20"/>
+          <w:szCs w:val="20"/>
+        </w:rPr>
+        <w:t xml:space="preserve">Experience Summary: </w:t>
+      </w:r>
+    </w:p>
+    <w:p>
+      <w:pPr>
+        <w:pStyle w:val="ListParagraph"/>
+        <w:numPr>
+          <w:ilvl w:val="0"/>
+          <w:numId w:val="10"/>
+        </w:numPr>
+        <w:jc w:val="both"/>
+      </w:pPr>
+      <w:r>
+        <w:rPr>
+          <w:sz w:val="20"/>
+          <w:szCs w:val="20"/>
+        </w:rPr>
+        <w:t>9.5 years at Microsoft, leading customer engagements and open-source solution accelerator delivery:</w:t>
+      </w:r>
+    </w:p>
+    <w:p>
+      <w:pPr>
+        <w:pStyle w:val="ListParagraph"/>
+        <w:numPr>
+          <w:ilvl w:val="1"/>
+          <w:numId w:val="14"/>
+        </w:numPr>
+        <w:jc w:val="both"/>
+        <w:rPr>
+          <w:b/>
+          <w:sz w:val="20"/>
+          <w:szCs w:val="20"/>
+        </w:rPr>
+      </w:pPr>
+      <w:r>
+        <w:rPr>
+          <w:sz w:val="20"/>
+          <w:szCs w:val="20"/>
+        </w:rPr>
+        <w:t>L</w:t>
+      </w:r>
+      <w:r>
+        <w:rPr>
+          <w:sz w:val="20"/>
+          <w:szCs w:val="20"/>
+        </w:rPr>
+        <w:t xml:space="preserve">ed delivery and publication of </w:t>
+      </w:r>
+      <w:r>
+        <w:rPr>
+          <w:sz w:val="20"/>
+          <w:szCs w:val="20"/>
+        </w:rPr>
+        <w:t>13</w:t>
+      </w:r>
+      <w:r>
+        <w:rPr>
+          <w:sz w:val="20"/>
+          <w:szCs w:val="20"/>
+        </w:rPr>
+        <w:t xml:space="preserve"> open-source projects, </w:t>
+      </w:r>
+      <w:r>
+        <w:rPr>
+          <w:sz w:val="20"/>
+          <w:szCs w:val="20"/>
+        </w:rPr>
+        <w:t>including</w:t>
+      </w:r>
+      <w:r>
+        <w:rPr>
+          <w:sz w:val="20"/>
+          <w:szCs w:val="20"/>
+        </w:rPr>
+        <w:t xml:space="preserve"> high</w:t>
+      </w:r>
+      <w:r>
+        <w:rPr>
+          <w:sz w:val="20"/>
+          <w:szCs w:val="20"/>
+        </w:rPr>
+        <w:t>-</w:t>
+      </w:r>
+      <w:r>
+        <w:rPr>
+          <w:sz w:val="20"/>
+          <w:szCs w:val="20"/>
+        </w:rPr>
+        <w:t>utilization GitHub repositories</w:t>
+      </w:r>
+      <w:r>
+        <w:rPr>
+          <w:sz w:val="20"/>
+          <w:szCs w:val="20"/>
+        </w:rPr>
+        <w:t xml:space="preserve"> used by Microsoft field teams, partners, and customers.</w:t>
+      </w:r>
+    </w:p>
+    <w:p>
+      <w:pPr>
+        <w:pStyle w:val="ListParagraph"/>
+        <w:numPr>
+          <w:ilvl w:val="1"/>
+          <w:numId w:val="14"/>
+        </w:numPr>
+        <w:jc w:val="both"/>
+        <w:rPr>
+          <w:b/>
+          <w:sz w:val="20"/>
+          <w:szCs w:val="20"/>
+        </w:rPr>
+      </w:pPr>
+      <w:r>
+        <w:rPr>
+          <w:sz w:val="20"/>
+          <w:szCs w:val="20"/>
+        </w:rPr>
+        <w:t xml:space="preserve">Led 60+ customer engagements across industries, guiding cloud </w:t>
+      </w:r>
+      <w:r>
+        <w:rPr>
+          <w:sz w:val="20"/>
+          <w:szCs w:val="20"/>
+        </w:rPr>
+        <w:t>migration</w:t>
+      </w:r>
+      <w:r>
+        <w:rPr>
+          <w:sz w:val="20"/>
+          <w:szCs w:val="20"/>
+        </w:rPr>
+        <w:t xml:space="preserve">, expansion, and optimization with a focus on simplicity, automation, and repeatable success. </w:t>
+      </w:r>
+      <w:r>
+        <w:rPr>
+          <w:sz w:val="20"/>
+          <w:szCs w:val="20"/>
+        </w:rPr>
+        <w:t>Representative</w:t>
+      </w:r>
+      <w:r>
+        <w:rPr>
+          <w:sz w:val="20"/>
+          <w:szCs w:val="20"/>
+        </w:rPr>
+        <w:t xml:space="preserve"> customers</w:t>
+      </w:r>
+      <w:r>
+        <w:rPr>
+          <w:sz w:val="20"/>
+          <w:szCs w:val="20"/>
+        </w:rPr>
+        <w:t xml:space="preserve"> include</w:t>
+      </w:r>
+      <w:r>
+        <w:rPr>
+          <w:sz w:val="20"/>
+          <w:szCs w:val="20"/>
+        </w:rPr>
+        <w:t xml:space="preserve"> </w:t>
+      </w:r>
+      <w:r>
+        <w:rPr>
+          <w:sz w:val="20"/>
+          <w:szCs w:val="20"/>
+        </w:rPr>
+        <w:t xml:space="preserve">Bank of America, Sony Pictures, Anthem, PepsiCo, Walgreens, Eli Lilly, </w:t>
+      </w:r>
+      <w:proofErr w:type="spellStart"/>
+      <w:r>
+        <w:rPr>
+          <w:sz w:val="20"/>
+          <w:szCs w:val="20"/>
+        </w:rPr>
+        <w:t>Neogrid</w:t>
+      </w:r>
+      <w:proofErr w:type="spellEnd"/>
+      <w:r>
+        <w:rPr>
+          <w:sz w:val="20"/>
+          <w:szCs w:val="20"/>
+        </w:rPr>
+        <w:t>, Coca</w:t>
+      </w:r>
+      <w:r>
+        <w:rPr>
+          <w:sz w:val="20"/>
+          <w:szCs w:val="20"/>
+        </w:rPr>
+        <w:t>-</w:t>
+      </w:r>
+      <w:r>
+        <w:rPr>
+          <w:sz w:val="20"/>
+          <w:szCs w:val="20"/>
+        </w:rPr>
+        <w:t xml:space="preserve">Cola, Heineken, EY, Chubb, MasterCard, </w:t>
+      </w:r>
+      <w:r>
+        <w:rPr>
+          <w:sz w:val="20"/>
+          <w:szCs w:val="20"/>
+        </w:rPr>
+        <w:t>the U.S.</w:t>
+      </w:r>
+      <w:r>
+        <w:rPr>
+          <w:sz w:val="20"/>
+          <w:szCs w:val="20"/>
+        </w:rPr>
+        <w:t xml:space="preserve"> Army, </w:t>
+      </w:r>
+      <w:r>
+        <w:rPr>
+          <w:sz w:val="20"/>
+          <w:szCs w:val="20"/>
+        </w:rPr>
+        <w:t xml:space="preserve">and the Government of </w:t>
+      </w:r>
+      <w:r>
+        <w:rPr>
+          <w:sz w:val="20"/>
+          <w:szCs w:val="20"/>
+        </w:rPr>
+        <w:t>Canada</w:t>
+      </w:r>
+      <w:r>
+        <w:rPr>
+          <w:sz w:val="20"/>
+          <w:szCs w:val="20"/>
+        </w:rPr>
+        <w:t>.</w:t>
+      </w:r>
+    </w:p>
+    <w:p>
+      <w:pPr>
+        <w:pStyle w:val="ListParagraph"/>
+        <w:numPr>
+          <w:ilvl w:val="0"/>
+          <w:numId w:val="10"/>
+        </w:numPr>
+        <w:jc w:val="both"/>
+      </w:pPr>
+      <w:r>
+        <w:rPr>
+          <w:sz w:val="20"/>
+          <w:szCs w:val="20"/>
+        </w:rPr>
+        <w:t xml:space="preserve">5 years of </w:t>
+      </w:r>
+      <w:r>
+        <w:rPr>
+          <w:sz w:val="20"/>
+          <w:szCs w:val="20"/>
+        </w:rPr>
+        <w:t>consulting</w:t>
+      </w:r>
+      <w:r>
+        <w:rPr>
+          <w:sz w:val="20"/>
+          <w:szCs w:val="20"/>
+        </w:rPr>
+        <w:t xml:space="preserve"> experience</w:t>
+      </w:r>
+      <w:r>
+        <w:rPr>
+          <w:sz w:val="20"/>
+          <w:szCs w:val="20"/>
+        </w:rPr>
+        <w:t xml:space="preserve"> with</w:t>
+      </w:r>
+      <w:r>
+        <w:rPr>
+          <w:sz w:val="20"/>
+          <w:szCs w:val="20"/>
+        </w:rPr>
+        <w:t xml:space="preserve"> TCS and NTT Data</w:t>
+      </w:r>
+      <w:r>
+        <w:rPr>
+          <w:sz w:val="20"/>
+          <w:szCs w:val="20"/>
+        </w:rPr>
+        <w:t>, serving representative</w:t>
+      </w:r>
+      <w:r>
+        <w:rPr>
+          <w:sz w:val="20"/>
+          <w:szCs w:val="20"/>
+        </w:rPr>
+        <w:t xml:space="preserve"> customers</w:t>
+      </w:r>
+      <w:r>
+        <w:rPr>
+          <w:sz w:val="20"/>
+          <w:szCs w:val="20"/>
+        </w:rPr>
+        <w:t xml:space="preserve"> </w:t>
+      </w:r>
+      <w:r>
+        <w:rPr>
+          <w:sz w:val="20"/>
+          <w:szCs w:val="20"/>
+        </w:rPr>
+        <w:t>including</w:t>
+      </w:r>
+      <w:r>
+        <w:rPr>
+          <w:sz w:val="20"/>
+          <w:szCs w:val="20"/>
+        </w:rPr>
+        <w:t xml:space="preserve"> the U.S. Air Force</w:t>
+      </w:r>
+      <w:r>
+        <w:rPr>
+          <w:sz w:val="20"/>
+          <w:szCs w:val="20"/>
+        </w:rPr>
+        <w:t xml:space="preserve">, World Bank Group, New York Life, </w:t>
+      </w:r>
+      <w:r>
+        <w:rPr>
+          <w:sz w:val="20"/>
+          <w:szCs w:val="20"/>
+        </w:rPr>
+        <w:t xml:space="preserve">and </w:t>
+      </w:r>
+      <w:r>
+        <w:rPr>
+          <w:sz w:val="20"/>
+          <w:szCs w:val="20"/>
+        </w:rPr>
+        <w:t>Citibank.</w:t>
+      </w:r>
+    </w:p>
+    <w:p>
+      <w:pPr>
+        <w:pStyle w:val="ListParagraph"/>
+        <w:numPr>
+          <w:ilvl w:val="0"/>
+          <w:numId w:val="10"/>
+        </w:numPr>
+        <w:jc w:val="both"/>
+        <w:rPr>
+          <w:b/>
+          <w:sz w:val="20"/>
+          <w:szCs w:val="20"/>
+        </w:rPr>
+      </w:pPr>
+      <w:r>
+        <w:rPr>
+          <w:sz w:val="20"/>
+          <w:szCs w:val="20"/>
+        </w:rPr>
+        <w:t xml:space="preserve">5 </w:t>
+      </w:r>
+      <w:r>
+        <w:rPr>
+          <w:sz w:val="20"/>
+          <w:szCs w:val="20"/>
+        </w:rPr>
+        <w:t>years</w:t>
+      </w:r>
+      <w:r>
+        <w:rPr>
+          <w:sz w:val="20"/>
+          <w:szCs w:val="20"/>
+        </w:rPr>
+        <w:t xml:space="preserve"> in </w:t>
+      </w:r>
+      <w:r>
+        <w:rPr>
+          <w:sz w:val="20"/>
+          <w:szCs w:val="20"/>
+        </w:rPr>
+        <w:t>enterprise architecture leadership roles at</w:t>
+      </w:r>
+      <w:r>
+        <w:rPr>
+          <w:sz w:val="20"/>
+          <w:szCs w:val="20"/>
+        </w:rPr>
+        <w:t xml:space="preserve"> Truist, Bank of America</w:t>
+      </w:r>
+      <w:r>
+        <w:rPr>
+          <w:sz w:val="20"/>
+          <w:szCs w:val="20"/>
+        </w:rPr>
+        <w:t>,</w:t>
+      </w:r>
+      <w:r>
+        <w:rPr>
+          <w:sz w:val="20"/>
+          <w:szCs w:val="20"/>
+        </w:rPr>
+        <w:t xml:space="preserve"> and Fiserv.</w:t>
+      </w:r>
+    </w:p>
+    <w:p>
+      <w:pPr>
+        <w:pStyle w:val="ListParagraph"/>
+        <w:numPr>
+          <w:ilvl w:val="0"/>
+          <w:numId w:val="10"/>
+        </w:numPr>
+        <w:jc w:val="both"/>
+        <w:rPr>
+          <w:b/>
+          <w:sz w:val="20"/>
+          <w:szCs w:val="20"/>
+        </w:rPr>
+      </w:pPr>
+      <w:r>
+        <w:rPr>
+          <w:sz w:val="20"/>
+          <w:szCs w:val="20"/>
+        </w:rPr>
+        <w:t>7</w:t>
+      </w:r>
+      <w:r>
+        <w:rPr>
+          <w:sz w:val="20"/>
+          <w:szCs w:val="20"/>
+        </w:rPr>
+        <w:t xml:space="preserve"> years of software engineering and architecture design at AT&amp;T.</w:t>
+      </w:r>
+    </w:p>
+    <w:p>
+      <w:pPr>
+        <w:jc w:val="both"/>
+        <w:rPr>
+          <w:b/>
+          <w:bCs/>
+        </w:rPr>
+      </w:pPr>
+      <w:r>
+        <w:rPr>
+          <w:b/>
+          <w:bCs/>
+          <w:sz w:val="20"/>
+          <w:szCs w:val="20"/>
+        </w:rPr>
+        <w:t>Additional information is available through my public GitHub pages:</w:t>
       </w:r>
     </w:p>
     <w:p>
@@ -443,10 +888,6 @@
           <w:numId w:val="13"/>
         </w:numPr>
         <w:jc w:val="both"/>
-        <w:rPr>
-          <w:sz w:val="20"/>
-          <w:szCs w:val="20"/>
-        </w:rPr>
       </w:pPr>
       <w:r>
         <w:rPr>
@@ -470,7 +911,7 @@
           <w:sz w:val="20"/>
           <w:szCs w:val="20"/>
         </w:rPr>
-        <w:t xml:space="preserve">. </w:t>
+        <w:t>.</w:t>
       </w:r>
     </w:p>
     <w:p>
@@ -487,7 +928,11 @@
         </w:rPr>
       </w:pPr>
       <w:r>
-        <w:t>Resume:</w:t>
+        <w:rPr>
+          <w:sz w:val="20"/>
+          <w:szCs w:val="20"/>
+        </w:rPr>
+        <w:t xml:space="preserve">Resume: </w:t>
       </w:r>
       <w:hyperlink r:id="rId9" w:history="1">
         <w:r>
@@ -504,7 +949,7 @@
           <w:sz w:val="20"/>
           <w:szCs w:val="20"/>
         </w:rPr>
-        <w:t>,</w:t>
+        <w:t>.</w:t>
       </w:r>
     </w:p>
     <w:p>
@@ -525,7 +970,14 @@
           <w:sz w:val="20"/>
           <w:szCs w:val="20"/>
         </w:rPr>
-        <w:t>Bio:</w:t>
+        <w:t>Bio</w:t>
+      </w:r>
+      <w:r>
+        <w:rPr>
+          <w:sz w:val="20"/>
+          <w:szCs w:val="20"/>
+        </w:rPr>
+        <w:t xml:space="preserve">: </w:t>
       </w:r>
       <w:hyperlink r:id="rId10" w:history="1">
         <w:r>
@@ -542,7 +994,7 @@
           <w:sz w:val="20"/>
           <w:szCs w:val="20"/>
         </w:rPr>
-        <w:t>,</w:t>
+        <w:t>.</w:t>
       </w:r>
     </w:p>
     <w:p>
@@ -563,7 +1015,35 @@
           <w:sz w:val="20"/>
           <w:szCs w:val="20"/>
         </w:rPr>
-        <w:t xml:space="preserve">GitHub Repo List and Speaking Event List: </w:t>
+        <w:t xml:space="preserve">GitHub </w:t>
+      </w:r>
+      <w:r>
+        <w:rPr>
+          <w:sz w:val="20"/>
+          <w:szCs w:val="20"/>
+        </w:rPr>
+        <w:t>repository list</w:t>
+      </w:r>
+      <w:r>
+        <w:rPr>
+          <w:sz w:val="20"/>
+          <w:szCs w:val="20"/>
+        </w:rPr>
+        <w:t xml:space="preserve"> and </w:t>
+      </w:r>
+      <w:r>
+        <w:rPr>
+          <w:sz w:val="20"/>
+          <w:szCs w:val="20"/>
+        </w:rPr>
+        <w:t>speaking-event list</w:t>
+      </w:r>
+      <w:r>
+        <w:rPr>
+          <w:sz w:val="20"/>
+          <w:szCs w:val="20"/>
+        </w:rPr>
+        <w:t xml:space="preserve">: </w:t>
       </w:r>
       <w:hyperlink r:id="rId11" w:history="1">
         <w:r>
@@ -575,465 +1055,12 @@
           <w:t>https://github.com/docgailzhou/introduction/publications</w:t>
         </w:r>
       </w:hyperlink>
-    </w:p>
-    <w:p>
-      <w:pPr>
-        <w:jc w:val="both"/>
-        <w:rPr>
-          <w:b/>
-          <w:bCs/>
-          <w:sz w:val="20"/>
-          <w:szCs w:val="20"/>
-        </w:rPr>
-      </w:pPr>
-      <w:r>
-        <w:rPr>
-          <w:b/>
-          <w:bCs/>
-          <w:sz w:val="20"/>
-          <w:szCs w:val="20"/>
-        </w:rPr>
-        <w:t xml:space="preserve">Experience Summary: </w:t>
-      </w:r>
-    </w:p>
-    <w:p>
-      <w:pPr>
-        <w:pStyle w:val="ListParagraph"/>
-        <w:numPr>
-          <w:ilvl w:val="0"/>
-          <w:numId w:val="10"/>
-        </w:numPr>
-        <w:jc w:val="both"/>
-        <w:rPr>
-          <w:sz w:val="20"/>
-          <w:szCs w:val="20"/>
-        </w:rPr>
-      </w:pPr>
-      <w:r>
-        <w:rPr>
-          <w:sz w:val="20"/>
-          <w:szCs w:val="20"/>
-        </w:rPr>
-        <w:t>9.5 years a</w:t>
-      </w:r>
-      <w:r>
-        <w:rPr>
-          <w:sz w:val="20"/>
-          <w:szCs w:val="20"/>
-        </w:rPr>
-        <w:t xml:space="preserve">t Microsoft: </w:t>
-      </w:r>
-    </w:p>
-    <w:p>
-      <w:pPr>
-        <w:pStyle w:val="ListParagraph"/>
-        <w:numPr>
-          <w:ilvl w:val="1"/>
-          <w:numId w:val="10"/>
-        </w:numPr>
-        <w:jc w:val="both"/>
-        <w:rPr>
-          <w:b/>
-          <w:sz w:val="20"/>
-          <w:szCs w:val="20"/>
-        </w:rPr>
-      </w:pPr>
-      <w:r>
-        <w:rPr>
-          <w:sz w:val="20"/>
-          <w:szCs w:val="20"/>
-        </w:rPr>
-        <w:t>L</w:t>
-      </w:r>
-      <w:r>
-        <w:rPr>
-          <w:sz w:val="20"/>
-          <w:szCs w:val="20"/>
-        </w:rPr>
-        <w:t xml:space="preserve">ed delivery and publication of </w:t>
-      </w:r>
-      <w:r>
-        <w:rPr>
-          <w:sz w:val="20"/>
-          <w:szCs w:val="20"/>
-        </w:rPr>
-        <w:t>13</w:t>
-      </w:r>
-      <w:r>
-        <w:rPr>
-          <w:sz w:val="20"/>
-          <w:szCs w:val="20"/>
-        </w:rPr>
-        <w:t xml:space="preserve"> open-source projects, </w:t>
-      </w:r>
-      <w:r>
-        <w:rPr>
-          <w:sz w:val="20"/>
-          <w:szCs w:val="20"/>
-        </w:rPr>
-        <w:t>including</w:t>
-      </w:r>
-      <w:r>
-        <w:rPr>
-          <w:sz w:val="20"/>
-          <w:szCs w:val="20"/>
-        </w:rPr>
-        <w:t xml:space="preserve"> high</w:t>
-      </w:r>
-      <w:r>
-        <w:rPr>
-          <w:sz w:val="20"/>
-          <w:szCs w:val="20"/>
-        </w:rPr>
-        <w:t>-</w:t>
-      </w:r>
-      <w:r>
-        <w:rPr>
-          <w:sz w:val="20"/>
-          <w:szCs w:val="20"/>
-        </w:rPr>
-        <w:t>utilization GitHub repositories</w:t>
-      </w:r>
-      <w:r>
-        <w:rPr>
-          <w:sz w:val="20"/>
-          <w:szCs w:val="20"/>
-        </w:rPr>
-        <w:t xml:space="preserve"> used by Microsoft field teams, partners, and customers.</w:t>
-      </w:r>
-    </w:p>
-    <w:p>
-      <w:pPr>
-        <w:pStyle w:val="ListParagraph"/>
-        <w:numPr>
-          <w:ilvl w:val="1"/>
-          <w:numId w:val="10"/>
-        </w:numPr>
-        <w:jc w:val="both"/>
-        <w:rPr>
-          <w:b/>
-          <w:sz w:val="20"/>
-          <w:szCs w:val="20"/>
-        </w:rPr>
-      </w:pPr>
-      <w:r>
-        <w:rPr>
-          <w:sz w:val="20"/>
-          <w:szCs w:val="20"/>
-        </w:rPr>
-        <w:t xml:space="preserve">Led 60+ customer engagements across industries, guiding cloud </w:t>
-      </w:r>
-      <w:r>
-        <w:rPr>
-          <w:sz w:val="20"/>
-          <w:szCs w:val="20"/>
-        </w:rPr>
-        <w:t>migration</w:t>
-      </w:r>
-      <w:r>
-        <w:rPr>
-          <w:sz w:val="20"/>
-          <w:szCs w:val="20"/>
-        </w:rPr>
-        <w:t xml:space="preserve">, expansion, and optimization with a focus on simplicity, automation, and repeatable success. </w:t>
-      </w:r>
-      <w:r>
-        <w:rPr>
-          <w:sz w:val="20"/>
-          <w:szCs w:val="20"/>
-        </w:rPr>
-        <w:t>Representative</w:t>
-      </w:r>
-      <w:r>
-        <w:rPr>
-          <w:sz w:val="20"/>
-          <w:szCs w:val="20"/>
-        </w:rPr>
-        <w:t xml:space="preserve"> customers</w:t>
-      </w:r>
-      <w:r>
-        <w:rPr>
-          <w:sz w:val="20"/>
-          <w:szCs w:val="20"/>
-        </w:rPr>
-        <w:t xml:space="preserve"> include</w:t>
-      </w:r>
-      <w:r>
-        <w:rPr>
-          <w:sz w:val="20"/>
-          <w:szCs w:val="20"/>
-        </w:rPr>
-        <w:t xml:space="preserve"> </w:t>
-      </w:r>
-      <w:r>
-        <w:rPr>
-          <w:sz w:val="20"/>
-          <w:szCs w:val="20"/>
-        </w:rPr>
-        <w:t xml:space="preserve">Bank of America, Sony Pictures, Anthem, PepsiCo, Walgreens, Eli Lilly, </w:t>
-      </w:r>
-      <w:proofErr w:type="spellStart"/>
-      <w:r>
-        <w:rPr>
-          <w:sz w:val="20"/>
-          <w:szCs w:val="20"/>
-        </w:rPr>
-        <w:t>Neogrid</w:t>
-      </w:r>
-      <w:proofErr w:type="spellEnd"/>
-      <w:r>
-        <w:rPr>
-          <w:sz w:val="20"/>
-          <w:szCs w:val="20"/>
-        </w:rPr>
-        <w:t>, Coca</w:t>
-      </w:r>
-      <w:r>
-        <w:rPr>
-          <w:sz w:val="20"/>
-          <w:szCs w:val="20"/>
-        </w:rPr>
-        <w:t>-</w:t>
-      </w:r>
-      <w:r>
-        <w:rPr>
-          <w:sz w:val="20"/>
-          <w:szCs w:val="20"/>
-        </w:rPr>
-        <w:t xml:space="preserve">Cola, Heineken, EY, Chubb, MasterCard, </w:t>
-      </w:r>
-      <w:r>
-        <w:rPr>
-          <w:sz w:val="20"/>
-          <w:szCs w:val="20"/>
-        </w:rPr>
-        <w:t>the U.S.</w:t>
-      </w:r>
-      <w:r>
-        <w:rPr>
-          <w:sz w:val="20"/>
-          <w:szCs w:val="20"/>
-        </w:rPr>
-        <w:t xml:space="preserve"> Army, </w:t>
-      </w:r>
-      <w:r>
-        <w:rPr>
-          <w:sz w:val="20"/>
-          <w:szCs w:val="20"/>
-        </w:rPr>
-        <w:t xml:space="preserve">and the Government of </w:t>
-      </w:r>
-      <w:r>
-        <w:rPr>
-          <w:sz w:val="20"/>
-          <w:szCs w:val="20"/>
-        </w:rPr>
-        <w:t>Canada</w:t>
-      </w:r>
       <w:r>
         <w:rPr>
           <w:sz w:val="20"/>
           <w:szCs w:val="20"/>
         </w:rPr>
         <w:t>.</w:t>
-      </w:r>
-    </w:p>
-    <w:p>
-      <w:pPr>
-        <w:pStyle w:val="ListParagraph"/>
-        <w:numPr>
-          <w:ilvl w:val="0"/>
-          <w:numId w:val="10"/>
-        </w:numPr>
-        <w:jc w:val="both"/>
-        <w:rPr>
-          <w:b/>
-          <w:sz w:val="20"/>
-          <w:szCs w:val="20"/>
-        </w:rPr>
-      </w:pPr>
-      <w:r>
-        <w:rPr>
-          <w:sz w:val="20"/>
-          <w:szCs w:val="20"/>
-        </w:rPr>
-        <w:t xml:space="preserve">5 years of </w:t>
-      </w:r>
-      <w:r>
-        <w:rPr>
-          <w:sz w:val="20"/>
-          <w:szCs w:val="20"/>
-        </w:rPr>
-        <w:t>consulting</w:t>
-      </w:r>
-      <w:r>
-        <w:rPr>
-          <w:sz w:val="20"/>
-          <w:szCs w:val="20"/>
-        </w:rPr>
-        <w:t xml:space="preserve"> experience</w:t>
-      </w:r>
-      <w:r>
-        <w:rPr>
-          <w:sz w:val="20"/>
-          <w:szCs w:val="20"/>
-        </w:rPr>
-        <w:t xml:space="preserve"> with</w:t>
-      </w:r>
-      <w:r>
-        <w:rPr>
-          <w:sz w:val="20"/>
-          <w:szCs w:val="20"/>
-        </w:rPr>
-        <w:t xml:space="preserve"> TCS and NTT Data. </w:t>
-      </w:r>
-      <w:r>
-        <w:rPr>
-          <w:sz w:val="20"/>
-          <w:szCs w:val="20"/>
-        </w:rPr>
-        <w:t>Representative</w:t>
-      </w:r>
-      <w:r>
-        <w:rPr>
-          <w:sz w:val="20"/>
-          <w:szCs w:val="20"/>
-        </w:rPr>
-        <w:t xml:space="preserve"> customers</w:t>
-      </w:r>
-      <w:r>
-        <w:rPr>
-          <w:sz w:val="20"/>
-          <w:szCs w:val="20"/>
-        </w:rPr>
-        <w:t xml:space="preserve"> include the U.S. Air Force</w:t>
-      </w:r>
-      <w:r>
-        <w:rPr>
-          <w:sz w:val="20"/>
-          <w:szCs w:val="20"/>
-        </w:rPr>
-        <w:t xml:space="preserve">, World Bank Group, New York Life, </w:t>
-      </w:r>
-      <w:r>
-        <w:rPr>
-          <w:sz w:val="20"/>
-          <w:szCs w:val="20"/>
-        </w:rPr>
-        <w:t xml:space="preserve">and </w:t>
-      </w:r>
-      <w:r>
-        <w:rPr>
-          <w:sz w:val="20"/>
-          <w:szCs w:val="20"/>
-        </w:rPr>
-        <w:t>Citibank.</w:t>
-      </w:r>
-    </w:p>
-    <w:p>
-      <w:pPr>
-        <w:pStyle w:val="ListParagraph"/>
-        <w:numPr>
-          <w:ilvl w:val="0"/>
-          <w:numId w:val="10"/>
-        </w:numPr>
-        <w:jc w:val="both"/>
-        <w:rPr>
-          <w:b/>
-          <w:sz w:val="20"/>
-          <w:szCs w:val="20"/>
-        </w:rPr>
-      </w:pPr>
-      <w:r>
-        <w:rPr>
-          <w:sz w:val="20"/>
-          <w:szCs w:val="20"/>
-        </w:rPr>
-        <w:t xml:space="preserve">5 </w:t>
-      </w:r>
-      <w:r>
-        <w:rPr>
-          <w:sz w:val="20"/>
-          <w:szCs w:val="20"/>
-        </w:rPr>
-        <w:t>years</w:t>
-      </w:r>
-      <w:r>
-        <w:rPr>
-          <w:sz w:val="20"/>
-          <w:szCs w:val="20"/>
-        </w:rPr>
-        <w:t xml:space="preserve"> in </w:t>
-      </w:r>
-      <w:r>
-        <w:rPr>
-          <w:sz w:val="20"/>
-          <w:szCs w:val="20"/>
-        </w:rPr>
-        <w:t>enterprise architecture leadership roles at</w:t>
-      </w:r>
-      <w:r>
-        <w:rPr>
-          <w:sz w:val="20"/>
-          <w:szCs w:val="20"/>
-        </w:rPr>
-        <w:t xml:space="preserve"> Truist, Bank of America</w:t>
-      </w:r>
-      <w:r>
-        <w:rPr>
-          <w:sz w:val="20"/>
-          <w:szCs w:val="20"/>
-        </w:rPr>
-        <w:t>,</w:t>
-      </w:r>
-      <w:r>
-        <w:rPr>
-          <w:sz w:val="20"/>
-          <w:szCs w:val="20"/>
-        </w:rPr>
-        <w:t xml:space="preserve"> and Fiserv.</w:t>
-      </w:r>
-    </w:p>
-    <w:p>
-      <w:pPr>
-        <w:pStyle w:val="ListParagraph"/>
-        <w:numPr>
-          <w:ilvl w:val="0"/>
-          <w:numId w:val="10"/>
-        </w:numPr>
-        <w:jc w:val="both"/>
-        <w:rPr>
-          <w:sz w:val="20"/>
-          <w:szCs w:val="20"/>
-        </w:rPr>
-      </w:pPr>
-      <w:r>
-        <w:rPr>
-          <w:sz w:val="20"/>
-          <w:szCs w:val="20"/>
-        </w:rPr>
-        <w:t>7</w:t>
-      </w:r>
-      <w:r>
-        <w:rPr>
-          <w:sz w:val="20"/>
-          <w:szCs w:val="20"/>
-        </w:rPr>
-        <w:t xml:space="preserve"> years of software engineering and architecture design </w:t>
-      </w:r>
-      <w:r>
-        <w:rPr>
-          <w:sz w:val="20"/>
-          <w:szCs w:val="20"/>
-        </w:rPr>
-        <w:t>at</w:t>
-      </w:r>
-      <w:r>
-        <w:rPr>
-          <w:sz w:val="20"/>
-          <w:szCs w:val="20"/>
-        </w:rPr>
-        <w:t xml:space="preserve"> AT&amp;T. </w:t>
       </w:r>
     </w:p>
     <w:p>
@@ -7751,6 +7778,119 @@
     </w:lvl>
   </w:abstractNum>
   <w:abstractNum w:abstractNumId="8" w15:restartNumberingAfterBreak="0">
+    <w:nsid w:val="5D9C73BA"/>
+    <w:multiLevelType w:val="hybridMultilevel"/>
+    <w:tmpl w:val="E17029E4"/>
+    <w:lvl w:ilvl="0" w:tplc="FFFFFFFF">
+      <w:start w:val="1"/>
+      <w:numFmt w:val="bullet"/>
+      <w:lvlText w:val=""/>
+      <w:lvlJc w:val="left"/>
+      <w:pPr>
+        <w:ind w:left="720" w:hanging="360"/>
+      </w:pPr>
+      <w:rPr>
+        <w:rFonts w:ascii="Symbol" w:hAnsi="Symbol" w:hint="default"/>
+      </w:rPr>
+    </w:lvl>
+    <w:lvl w:ilvl="1" w:tplc="0409000D">
+      <w:start w:val="1"/>
+      <w:numFmt w:val="bullet"/>
+      <w:lvlText w:val=""/>
+      <w:lvlJc w:val="left"/>
+      <w:pPr>
+        <w:ind w:left="1440" w:hanging="360"/>
+      </w:pPr>
+      <w:rPr>
+        <w:rFonts w:ascii="Wingdings" w:hAnsi="Wingdings" w:hint="default"/>
+      </w:rPr>
+    </w:lvl>
+    <w:lvl w:ilvl="2" w:tplc="FFFFFFFF" w:tentative="1">
+      <w:start w:val="1"/>
+      <w:numFmt w:val="bullet"/>
+      <w:lvlText w:val=""/>
+      <w:lvlJc w:val="left"/>
+      <w:pPr>
+        <w:ind w:left="2160" w:hanging="360"/>
+      </w:pPr>
+      <w:rPr>
+        <w:rFonts w:ascii="Wingdings" w:hAnsi="Wingdings" w:hint="default"/>
+      </w:rPr>
+    </w:lvl>
+    <w:lvl w:ilvl="3" w:tplc="FFFFFFFF" w:tentative="1">
+      <w:start w:val="1"/>
+      <w:numFmt w:val="bullet"/>
+      <w:lvlText w:val=""/>
+      <w:lvlJc w:val="left"/>
+      <w:pPr>
+        <w:ind w:left="2880" w:hanging="360"/>
+      </w:pPr>
+      <w:rPr>
+        <w:rFonts w:ascii="Symbol" w:hAnsi="Symbol" w:hint="default"/>
+      </w:rPr>
+    </w:lvl>
+    <w:lvl w:ilvl="4" w:tplc="FFFFFFFF" w:tentative="1">
+      <w:start w:val="1"/>
+      <w:numFmt w:val="bullet"/>
+      <w:lvlText w:val="o"/>
+      <w:lvlJc w:val="left"/>
+      <w:pPr>
+        <w:ind w:left="3600" w:hanging="360"/>
+      </w:pPr>
+      <w:rPr>
+        <w:rFonts w:ascii="Courier New" w:hAnsi="Courier New" w:cs="Courier New" w:hint="default"/>
+      </w:rPr>
+    </w:lvl>
+    <w:lvl w:ilvl="5" w:tplc="FFFFFFFF" w:tentative="1">
+      <w:start w:val="1"/>
+      <w:numFmt w:val="bullet"/>
+      <w:lvlText w:val=""/>
+      <w:lvlJc w:val="left"/>
+      <w:pPr>
+        <w:ind w:left="4320" w:hanging="360"/>
+      </w:pPr>
+      <w:rPr>
+        <w:rFonts w:ascii="Wingdings" w:hAnsi="Wingdings" w:hint="default"/>
+      </w:rPr>
+    </w:lvl>
+    <w:lvl w:ilvl="6" w:tplc="FFFFFFFF" w:tentative="1">
+      <w:start w:val="1"/>
+      <w:numFmt w:val="bullet"/>
+      <w:lvlText w:val=""/>
+      <w:lvlJc w:val="left"/>
+      <w:pPr>
+        <w:ind w:left="5040" w:hanging="360"/>
+      </w:pPr>
+      <w:rPr>
+        <w:rFonts w:ascii="Symbol" w:hAnsi="Symbol" w:hint="default"/>
+      </w:rPr>
+    </w:lvl>
+    <w:lvl w:ilvl="7" w:tplc="FFFFFFFF" w:tentative="1">
+      <w:start w:val="1"/>
+      <w:numFmt w:val="bullet"/>
+      <w:lvlText w:val="o"/>
+      <w:lvlJc w:val="left"/>
+      <w:pPr>
+        <w:ind w:left="5760" w:hanging="360"/>
+      </w:pPr>
+      <w:rPr>
+        <w:rFonts w:ascii="Courier New" w:hAnsi="Courier New" w:cs="Courier New" w:hint="default"/>
+      </w:rPr>
+    </w:lvl>
+    <w:lvl w:ilvl="8" w:tplc="FFFFFFFF" w:tentative="1">
+      <w:start w:val="1"/>
+      <w:numFmt w:val="bullet"/>
+      <w:lvlText w:val=""/>
+      <w:lvlJc w:val="left"/>
+      <w:pPr>
+        <w:ind w:left="6480" w:hanging="360"/>
+      </w:pPr>
+      <w:rPr>
+        <w:rFonts w:ascii="Wingdings" w:hAnsi="Wingdings" w:hint="default"/>
+      </w:rPr>
+    </w:lvl>
+  </w:abstractNum>
+  <w:abstractNum w:abstractNumId="9" w15:restartNumberingAfterBreak="0">
     <w:nsid w:val="69BD53C0"/>
     <w:multiLevelType w:val="hybridMultilevel"/>
     <w:tmpl w:val="8868A2FA"/>
@@ -7863,7 +8003,7 @@
       </w:rPr>
     </w:lvl>
   </w:abstractNum>
-  <w:abstractNum w:abstractNumId="9" w15:restartNumberingAfterBreak="0">
+  <w:abstractNum w:abstractNumId="10" w15:restartNumberingAfterBreak="0">
     <w:nsid w:val="6D506A1B"/>
     <w:multiLevelType w:val="hybridMultilevel"/>
     <w:tmpl w:val="BF2ECADC"/>
@@ -7976,7 +8116,7 @@
       </w:rPr>
     </w:lvl>
   </w:abstractNum>
-  <w:abstractNum w:abstractNumId="10" w15:restartNumberingAfterBreak="0">
+  <w:abstractNum w:abstractNumId="11" w15:restartNumberingAfterBreak="0">
     <w:nsid w:val="76CA7F49"/>
     <w:multiLevelType w:val="multilevel"/>
     <w:tmpl w:val="DB1C4838"/>
@@ -8125,7 +8265,7 @@
       </w:rPr>
     </w:lvl>
   </w:abstractNum>
-  <w:abstractNum w:abstractNumId="11" w15:restartNumberingAfterBreak="0">
+  <w:abstractNum w:abstractNumId="12" w15:restartNumberingAfterBreak="0">
     <w:nsid w:val="78B33F86"/>
     <w:multiLevelType w:val="hybridMultilevel"/>
     <w:tmpl w:val="F16C5B80"/>
@@ -8238,7 +8378,7 @@
       </w:rPr>
     </w:lvl>
   </w:abstractNum>
-  <w:abstractNum w:abstractNumId="12" w15:restartNumberingAfterBreak="0">
+  <w:abstractNum w:abstractNumId="13" w15:restartNumberingAfterBreak="0">
     <w:nsid w:val="79737610"/>
     <w:multiLevelType w:val="hybridMultilevel"/>
     <w:tmpl w:val="602A953E"/>
@@ -8355,7 +8495,7 @@
     <w:abstractNumId w:val="1"/>
   </w:num>
   <w:num w:numId="2" w16cid:durableId="1098020702">
-    <w:abstractNumId w:val="10"/>
+    <w:abstractNumId w:val="11"/>
   </w:num>
   <w:num w:numId="3" w16cid:durableId="1218203470">
     <w:abstractNumId w:val="5"/>
@@ -8376,18 +8516,21 @@
     <w:abstractNumId w:val="2"/>
   </w:num>
   <w:num w:numId="9" w16cid:durableId="1615476135">
-    <w:abstractNumId w:val="11"/>
+    <w:abstractNumId w:val="12"/>
   </w:num>
   <w:num w:numId="10" w16cid:durableId="1394042725">
-    <w:abstractNumId w:val="9"/>
+    <w:abstractNumId w:val="10"/>
   </w:num>
   <w:num w:numId="11" w16cid:durableId="369914034">
-    <w:abstractNumId w:val="12"/>
+    <w:abstractNumId w:val="13"/>
   </w:num>
   <w:num w:numId="12" w16cid:durableId="751044613">
     <w:abstractNumId w:val="7"/>
   </w:num>
   <w:num w:numId="13" w16cid:durableId="368258967">
+    <w:abstractNumId w:val="9"/>
+  </w:num>
+  <w:num w:numId="14" w16cid:durableId="1747531525">
     <w:abstractNumId w:val="8"/>
   </w:num>
   <w:numIdMacAtCleanup w:val="12"/>
@@ -9002,6 +9145,7 @@
   <w:style w:type="character" w:default="1" w:styleId="DefaultParagraphFont">
     <w:name w:val="Default Paragraph Font"/>
     <w:uiPriority w:val="1"/>
+    <w:semiHidden/>
     <w:unhideWhenUsed/>
   </w:style>
   <w:style w:type="table" w:default="1" w:styleId="TableNormal">

--- a/bio/resume/DrGailZhouResume.docx
+++ b/bio/resume/DrGailZhouResume.docx
@@ -1805,6 +1805,7 @@
           <w:sz w:val="20"/>
           <w:szCs w:val="20"/>
         </w:rPr>
+        <w:lastRenderedPageBreak/>
         <w:t>Solution Lead</w:t>
       </w:r>
       <w:r>
@@ -2192,7 +2193,6 @@
           <w:szCs w:val="20"/>
         </w:rPr>
       </w:pPr>
-      <w:proofErr w:type="gramStart"/>
       <w:r>
         <w:rPr>
           <w:b/>
@@ -2200,7 +2200,6 @@
         </w:rPr>
         <w:t>CONFERENCES</w:t>
       </w:r>
-      <w:proofErr w:type="gramEnd"/>
       <w:r>
         <w:rPr>
           <w:b/>
@@ -2706,6 +2705,105 @@
           <w:b/>
           <w:bCs/>
         </w:rPr>
+        <w:t>Independent</w:t>
+      </w:r>
+      <w:r>
+        <w:rPr>
+          <w:bCs/>
+        </w:rPr>
+        <w:t xml:space="preserve">, </w:t>
+      </w:r>
+      <w:r>
+        <w:rPr>
+          <w:bCs/>
+        </w:rPr>
+        <w:t xml:space="preserve">Advisor and Leadership Roles Only                                                        August 2026 – Present                                                                                    </w:t>
+      </w:r>
+    </w:p>
+    <w:p>
+      <w:pPr>
+        <w:spacing w:after="0"/>
+        <w:rPr>
+          <w:b/>
+          <w:sz w:val="20"/>
+          <w:szCs w:val="20"/>
+        </w:rPr>
+      </w:pPr>
+      <w:r>
+        <w:rPr>
+          <w:b/>
+          <w:sz w:val="20"/>
+          <w:szCs w:val="20"/>
+          <w:u w:val="single"/>
+        </w:rPr>
+        <w:t>Career Highlights</w:t>
+      </w:r>
+      <w:r>
+        <w:rPr>
+          <w:sz w:val="20"/>
+          <w:szCs w:val="20"/>
+        </w:rPr>
+        <w:t xml:space="preserve">: </w:t>
+      </w:r>
+      <w:r>
+        <w:rPr>
+          <w:sz w:val="20"/>
+          <w:szCs w:val="20"/>
+        </w:rPr>
+        <w:t>Semi retired. Will consider only the right roles. Prefer part-time roles (less than 50</w:t>
+      </w:r>
+      <w:r>
+        <w:rPr>
+          <w:sz w:val="20"/>
+          <w:szCs w:val="20"/>
+        </w:rPr>
+        <w:t xml:space="preserve">%). </w:t>
+      </w:r>
+      <w:r>
+        <w:rPr>
+          <w:sz w:val="20"/>
+          <w:szCs w:val="20"/>
+        </w:rPr>
+        <w:t>I am a highly productive person and do like to waste time. I can help with the best and simplest approach / design / architecture and mentor team to achieve the desirable results</w:t>
+      </w:r>
+      <w:r>
+        <w:rPr>
+          <w:sz w:val="20"/>
+          <w:szCs w:val="20"/>
+        </w:rPr>
+        <w:t>.</w:t>
+      </w:r>
+      <w:r>
+        <w:rPr>
+          <w:sz w:val="20"/>
+          <w:szCs w:val="20"/>
+        </w:rPr>
+        <w:t xml:space="preserve"> </w:t>
+      </w:r>
+    </w:p>
+    <w:p>
+      <w:pPr>
+        <w:spacing w:after="0"/>
+        <w:rPr>
+          <w:b/>
+          <w:bCs/>
+        </w:rPr>
+      </w:pPr>
+    </w:p>
+    <w:p>
+      <w:pPr>
+        <w:spacing w:after="0"/>
+        <w:rPr>
+          <w:b/>
+          <w:sz w:val="20"/>
+          <w:szCs w:val="20"/>
+        </w:rPr>
+      </w:pPr>
+      <w:r>
+        <w:rPr>
+          <w:b/>
+          <w:bCs/>
+        </w:rPr>
         <w:t>Microsoft</w:t>
       </w:r>
       <w:r>
@@ -2769,7 +2867,7 @@
         <w:rPr>
           <w:bCs/>
         </w:rPr>
-        <w:t>Present</w:t>
+        <w:t>July 2026</w:t>
       </w:r>
     </w:p>
     <w:p>
@@ -2888,7 +2986,10 @@
         <w:t>Areas</w:t>
       </w:r>
       <w:r>
-        <w:t xml:space="preserve"> CTO Engineering, March 2024 – Present</w:t>
+        <w:t xml:space="preserve"> CTO Engineering, March 2024 – </w:t>
+      </w:r>
+      <w:r>
+        <w:t>July 2026</w:t>
       </w:r>
     </w:p>
     <w:p>
@@ -3181,6 +3282,7 @@
           <w:sz w:val="20"/>
           <w:szCs w:val="20"/>
         </w:rPr>
+        <w:lastRenderedPageBreak/>
         <w:t xml:space="preserve">Principal Architect, </w:t>
       </w:r>
       <w:r>
@@ -3650,7 +3752,6 @@
         </w:rPr>
         <w:t xml:space="preserve"> and </w:t>
       </w:r>
-      <w:proofErr w:type="gramStart"/>
       <w:r>
         <w:rPr>
           <w:rFonts w:asciiTheme="minorHAnsi" w:hAnsiTheme="minorHAnsi" w:cstheme="minorHAnsi"/>
@@ -3658,17 +3759,7 @@
           <w:szCs w:val="20"/>
           <w:shd w:val="clear" w:color="auto" w:fill="FFFFFF"/>
         </w:rPr>
-        <w:t>services, and</w:t>
-      </w:r>
-      <w:proofErr w:type="gramEnd"/>
-      <w:r>
-        <w:rPr>
-          <w:rFonts w:asciiTheme="minorHAnsi" w:hAnsiTheme="minorHAnsi" w:cstheme="minorHAnsi"/>
-          <w:sz w:val="20"/>
-          <w:szCs w:val="20"/>
-          <w:shd w:val="clear" w:color="auto" w:fill="FFFFFF"/>
-        </w:rPr>
-        <w:t xml:space="preserve"> created various </w:t>
+        <w:t xml:space="preserve">services, and created various </w:t>
       </w:r>
       <w:r>
         <w:rPr>
@@ -4578,6 +4669,7 @@
           <w:szCs w:val="20"/>
           <w:shd w:val="clear" w:color="auto" w:fill="FFFFFF"/>
         </w:rPr>
+        <w:lastRenderedPageBreak/>
         <w:t xml:space="preserve">Developed transformational enterprise reference architectures and defined technology standards for information management. Founded and </w:t>
       </w:r>
       <w:r>
@@ -5821,23 +5913,7 @@
           <w:sz w:val="20"/>
           <w:szCs w:val="20"/>
         </w:rPr>
-        <w:t xml:space="preserve">omotion to corporate </w:t>
-      </w:r>
-      <w:proofErr w:type="gramStart"/>
-      <w:r>
-        <w:rPr>
-          <w:sz w:val="20"/>
-          <w:szCs w:val="20"/>
-        </w:rPr>
-        <w:t>architect</w:t>
-      </w:r>
-      <w:proofErr w:type="gramEnd"/>
-      <w:r>
-        <w:rPr>
-          <w:sz w:val="20"/>
-          <w:szCs w:val="20"/>
-        </w:rPr>
-        <w:t xml:space="preserve"> and </w:t>
+        <w:t xml:space="preserve">omotion to corporate architect and </w:t>
       </w:r>
       <w:r>
         <w:rPr>

--- a/bio/resume/DrGailZhouResume.docx
+++ b/bio/resume/DrGailZhouResume.docx
@@ -2717,7 +2717,19 @@
         <w:rPr>
           <w:bCs/>
         </w:rPr>
-        <w:t xml:space="preserve">Advisor and Leadership Roles Only                                                        August 2026 – Present                                                                                    </w:t>
+        <w:t xml:space="preserve">Advisor and Leadership Roles </w:t>
+      </w:r>
+      <w:r>
+        <w:rPr>
+          <w:bCs/>
+        </w:rPr>
+        <w:t xml:space="preserve">        </w:t>
+      </w:r>
+      <w:r>
+        <w:rPr>
+          <w:bCs/>
+        </w:rPr>
+        <w:t xml:space="preserve">                                                        August 2026 – Present                                                                                    </w:t>
       </w:r>
     </w:p>
     <w:p>
@@ -2736,7 +2748,7 @@
           <w:szCs w:val="20"/>
           <w:u w:val="single"/>
         </w:rPr>
-        <w:t>Career Highlights</w:t>
+        <w:t>Preferences</w:t>
       </w:r>
       <w:r>
         <w:rPr>
@@ -2750,35 +2762,21 @@
           <w:sz w:val="20"/>
           <w:szCs w:val="20"/>
         </w:rPr>
-        <w:t>Semi retired. Will consider only the right roles. Prefer part-time roles (less than 50</w:t>
-      </w:r>
-      <w:r>
-        <w:rPr>
-          <w:sz w:val="20"/>
-          <w:szCs w:val="20"/>
-        </w:rPr>
-        <w:t xml:space="preserve">%). </w:t>
-      </w:r>
-      <w:r>
-        <w:rPr>
-          <w:sz w:val="20"/>
-          <w:szCs w:val="20"/>
-        </w:rPr>
-        <w:t>I am a highly productive person and do like to waste time. I can help with the best and simplest approach / design / architecture and mentor team to achieve the desirable results</w:t>
-      </w:r>
-      <w:r>
-        <w:rPr>
-          <w:sz w:val="20"/>
-          <w:szCs w:val="20"/>
-        </w:rPr>
-        <w:t>.</w:t>
-      </w:r>
-      <w:r>
-        <w:rPr>
-          <w:sz w:val="20"/>
-          <w:szCs w:val="20"/>
-        </w:rPr>
-        <w:t xml:space="preserve"> </w:t>
+        <w:t xml:space="preserve">Prefer </w:t>
+      </w:r>
+      <w:r>
+        <w:rPr>
+          <w:sz w:val="20"/>
+          <w:szCs w:val="20"/>
+        </w:rPr>
+        <w:t>c</w:t>
+      </w:r>
+      <w:r>
+        <w:rPr>
+          <w:sz w:val="20"/>
+          <w:szCs w:val="20"/>
+        </w:rPr>
+        <w:t xml:space="preserve">ontracting roles. Remote Only. </w:t>
       </w:r>
     </w:p>
     <w:p>
@@ -3282,7 +3280,6 @@
           <w:sz w:val="20"/>
           <w:szCs w:val="20"/>
         </w:rPr>
-        <w:lastRenderedPageBreak/>
         <w:t xml:space="preserve">Principal Architect, </w:t>
       </w:r>
       <w:r>
@@ -3409,6 +3406,7 @@
           <w:sz w:val="20"/>
           <w:szCs w:val="20"/>
         </w:rPr>
+        <w:lastRenderedPageBreak/>
         <w:t xml:space="preserve">Led the development and publication of </w:t>
       </w:r>
       <w:r>
@@ -4669,7 +4667,6 @@
           <w:szCs w:val="20"/>
           <w:shd w:val="clear" w:color="auto" w:fill="FFFFFF"/>
         </w:rPr>
-        <w:lastRenderedPageBreak/>
         <w:t xml:space="preserve">Developed transformational enterprise reference architectures and defined technology standards for information management. Founded and </w:t>
       </w:r>
       <w:r>
@@ -4739,6 +4736,7 @@
           <w:szCs w:val="20"/>
           <w:shd w:val="clear" w:color="auto" w:fill="FFFFFF"/>
         </w:rPr>
+        <w:lastRenderedPageBreak/>
         <w:t>Designed logical, physical, and hot–hot high availability architectures for large-scale, real-time payment processing—used in production for fraud detection and prevention.</w:t>
       </w:r>
     </w:p>
